--- a/f7_build_apks_of_flutter_project_self_study.docx
+++ b/f7_build_apks_of_flutter_project_self_study.docx
@@ -664,13 +664,223 @@
         <w:lastRenderedPageBreak/>
         <w:t xml:space="preserve">Release </w:t>
       </w:r>
+      <w:r>
+        <w:rPr>
+          <w:sz w:val="36"/>
+          <w:szCs w:val="36"/>
+        </w:rPr>
+        <w:t>APK</w:t>
+      </w:r>
+      <w:r>
+        <w:rPr>
+          <w:sz w:val="36"/>
+          <w:szCs w:val="36"/>
+        </w:rPr>
+        <w:t xml:space="preserve"> is the </w:t>
+      </w:r>
+      <w:r>
+        <w:rPr>
+          <w:sz w:val="36"/>
+          <w:szCs w:val="36"/>
+        </w:rPr>
+        <w:t>APK</w:t>
+      </w:r>
+      <w:r>
+        <w:rPr>
+          <w:sz w:val="36"/>
+          <w:szCs w:val="36"/>
+        </w:rPr>
+        <w:t xml:space="preserve"> we use for third party installation</w:t>
+      </w:r>
+      <w:r>
+        <w:rPr>
+          <w:sz w:val="36"/>
+          <w:szCs w:val="36"/>
+        </w:rPr>
+        <w:t>, publishing</w:t>
+      </w:r>
+      <w:r>
+        <w:rPr>
+          <w:sz w:val="36"/>
+          <w:szCs w:val="36"/>
+        </w:rPr>
+        <w:t xml:space="preserve"> and sharing.</w:t>
+      </w:r>
+      <w:r>
+        <w:rPr>
+          <w:sz w:val="36"/>
+          <w:szCs w:val="36"/>
+        </w:rPr>
+        <w:t xml:space="preserve"> Also updating app version, by default release APK is signed by debug keystore (located in </w:t>
+      </w:r>
+      <w:r>
+        <w:rPr>
+          <w:b/>
+          <w:bCs/>
+          <w:sz w:val="36"/>
+          <w:szCs w:val="36"/>
+        </w:rPr>
+        <w:t>C:\Users\&lt;your-username&gt;\.android\debug.keystore</w:t>
+      </w:r>
+      <w:r>
+        <w:rPr>
+          <w:sz w:val="36"/>
+          <w:szCs w:val="36"/>
+        </w:rPr>
+        <w:t>) but we can create our own keystore (recommended).</w:t>
+      </w:r>
+    </w:p>
+    <w:p>
+      <w:pPr>
+        <w:jc w:val="both"/>
+        <w:rPr>
+          <w:sz w:val="36"/>
+          <w:szCs w:val="36"/>
+        </w:rPr>
+      </w:pPr>
+    </w:p>
+    <w:p>
+      <w:pPr>
+        <w:jc w:val="both"/>
+        <w:rPr>
+          <w:b/>
+          <w:bCs/>
+          <w:sz w:val="36"/>
+          <w:szCs w:val="36"/>
+        </w:rPr>
+      </w:pPr>
+      <w:r>
+        <w:rPr>
+          <w:b/>
+          <w:bCs/>
+          <w:sz w:val="36"/>
+          <w:szCs w:val="36"/>
+        </w:rPr>
+        <w:t>Step-1:</w:t>
+      </w:r>
+    </w:p>
+    <w:p>
+      <w:pPr>
+        <w:jc w:val="both"/>
+        <w:rPr>
+          <w:sz w:val="36"/>
+          <w:szCs w:val="36"/>
+        </w:rPr>
+      </w:pPr>
+      <w:r>
+        <w:rPr>
+          <w:sz w:val="36"/>
+          <w:szCs w:val="36"/>
+        </w:rPr>
+        <w:t xml:space="preserve"># </w:t>
+      </w:r>
+      <w:r>
+        <w:rPr>
+          <w:sz w:val="36"/>
+          <w:szCs w:val="36"/>
+        </w:rPr>
+        <w:t>Open the project in Android Studio</w:t>
+      </w:r>
+      <w:r>
+        <w:rPr>
+          <w:sz w:val="36"/>
+          <w:szCs w:val="36"/>
+        </w:rPr>
+        <w:t>.</w:t>
+      </w:r>
+      <w:r>
+        <w:rPr>
+          <w:sz w:val="36"/>
+          <w:szCs w:val="36"/>
+        </w:rPr>
+        <w:t xml:space="preserve"> Open terminal.</w:t>
+      </w:r>
+    </w:p>
+    <w:p>
+      <w:pPr>
+        <w:jc w:val="both"/>
+        <w:rPr>
+          <w:sz w:val="36"/>
+          <w:szCs w:val="36"/>
+        </w:rPr>
+      </w:pPr>
+    </w:p>
+    <w:p>
+      <w:pPr>
+        <w:jc w:val="both"/>
+        <w:rPr>
+          <w:b/>
+          <w:bCs/>
+          <w:sz w:val="36"/>
+          <w:szCs w:val="36"/>
+        </w:rPr>
+      </w:pPr>
+      <w:r>
+        <w:rPr>
+          <w:b/>
+          <w:bCs/>
+          <w:sz w:val="36"/>
+          <w:szCs w:val="36"/>
+        </w:rPr>
+        <w:t>Step-2:</w:t>
+      </w:r>
+    </w:p>
+    <w:p>
+      <w:pPr>
+        <w:jc w:val="both"/>
+        <w:rPr>
+          <w:sz w:val="36"/>
+          <w:szCs w:val="36"/>
+        </w:rPr>
+      </w:pPr>
+      <w:r>
+        <w:rPr>
+          <w:sz w:val="36"/>
+          <w:szCs w:val="36"/>
+        </w:rPr>
+        <w:t># Create a keystore if not have one (we need to do this once). Run t</w:t>
+      </w:r>
+      <w:r>
+        <w:rPr>
+          <w:sz w:val="36"/>
+          <w:szCs w:val="36"/>
+        </w:rPr>
+        <w:t>he below command in the terminal.</w:t>
+      </w:r>
+    </w:p>
+    <w:p>
+      <w:pPr>
+        <w:jc w:val="both"/>
+        <w:rPr>
+          <w:sz w:val="36"/>
+          <w:szCs w:val="36"/>
+        </w:rPr>
+      </w:pPr>
+      <w:r>
+        <w:rPr>
+          <w:sz w:val="36"/>
+          <w:szCs w:val="36"/>
+        </w:rPr>
+        <w:t xml:space="preserve"># </w:t>
+      </w:r>
+      <w:r>
+        <w:rPr>
+          <w:b/>
+          <w:bCs/>
+          <w:sz w:val="36"/>
+          <w:szCs w:val="36"/>
+        </w:rPr>
+        <w:t>-keystore upload-</w:t>
+      </w:r>
       <w:proofErr w:type="spellStart"/>
       <w:r>
         <w:rPr>
-          <w:sz w:val="36"/>
-          <w:szCs w:val="36"/>
-        </w:rPr>
-        <w:t>apk</w:t>
+          <w:b/>
+          <w:bCs/>
+          <w:sz w:val="36"/>
+          <w:szCs w:val="36"/>
+        </w:rPr>
+        <w:t>keystore.jks</w:t>
       </w:r>
       <w:proofErr w:type="spellEnd"/>
       <w:r>
@@ -678,57 +888,110 @@
           <w:sz w:val="36"/>
           <w:szCs w:val="36"/>
         </w:rPr>
-        <w:t xml:space="preserve"> is the </w:t>
+        <w:t xml:space="preserve">: This defines the filename. If </w:t>
+      </w:r>
+      <w:r>
+        <w:rPr>
+          <w:sz w:val="36"/>
+          <w:szCs w:val="36"/>
+        </w:rPr>
+        <w:t>we</w:t>
+      </w:r>
+      <w:r>
+        <w:rPr>
+          <w:sz w:val="36"/>
+          <w:szCs w:val="36"/>
+        </w:rPr>
+        <w:t xml:space="preserve"> don't provide this, it might default to a hidden file in our home directory. Always name it so </w:t>
+      </w:r>
+      <w:r>
+        <w:rPr>
+          <w:sz w:val="36"/>
+          <w:szCs w:val="36"/>
+        </w:rPr>
+        <w:t>we</w:t>
+      </w:r>
+      <w:r>
+        <w:rPr>
+          <w:sz w:val="36"/>
+          <w:szCs w:val="36"/>
+        </w:rPr>
+        <w:t xml:space="preserve"> can find it.</w:t>
+      </w:r>
+    </w:p>
+    <w:p>
+      <w:pPr>
+        <w:jc w:val="both"/>
+        <w:rPr>
+          <w:sz w:val="36"/>
+          <w:szCs w:val="36"/>
+        </w:rPr>
+      </w:pPr>
+      <w:r>
+        <w:rPr>
+          <w:sz w:val="36"/>
+          <w:szCs w:val="36"/>
+        </w:rPr>
+        <w:t>#</w:t>
+      </w:r>
+      <w:r>
+        <w:rPr>
+          <w:b/>
+          <w:bCs/>
+          <w:sz w:val="36"/>
+          <w:szCs w:val="36"/>
+        </w:rPr>
+        <w:t xml:space="preserve"> </w:t>
+      </w:r>
+      <w:r>
+        <w:rPr>
+          <w:b/>
+          <w:bCs/>
+          <w:sz w:val="36"/>
+          <w:szCs w:val="36"/>
+        </w:rPr>
+        <w:t>-</w:t>
       </w:r>
       <w:proofErr w:type="spellStart"/>
       <w:r>
         <w:rPr>
-          <w:sz w:val="36"/>
-          <w:szCs w:val="36"/>
-        </w:rPr>
-        <w:t>apk</w:t>
+          <w:b/>
+          <w:bCs/>
+          <w:sz w:val="36"/>
+          <w:szCs w:val="36"/>
+        </w:rPr>
+        <w:t>keyalg</w:t>
       </w:r>
       <w:proofErr w:type="spellEnd"/>
       <w:r>
         <w:rPr>
-          <w:sz w:val="36"/>
-          <w:szCs w:val="36"/>
-        </w:rPr>
-        <w:t xml:space="preserve"> we use for third party installation</w:t>
-      </w:r>
-      <w:r>
-        <w:rPr>
-          <w:sz w:val="36"/>
-          <w:szCs w:val="36"/>
-        </w:rPr>
-        <w:t>, publishing</w:t>
-      </w:r>
-      <w:r>
-        <w:rPr>
-          <w:sz w:val="36"/>
-          <w:szCs w:val="36"/>
-        </w:rPr>
-        <w:t xml:space="preserve"> and sharing.</w:t>
-      </w:r>
-    </w:p>
-    <w:p>
-      <w:pPr>
-        <w:jc w:val="both"/>
-        <w:rPr>
-          <w:b/>
-          <w:bCs/>
-          <w:sz w:val="36"/>
-          <w:szCs w:val="36"/>
-        </w:rPr>
-      </w:pPr>
-      <w:r>
-        <w:rPr>
-          <w:b/>
-          <w:bCs/>
-          <w:sz w:val="36"/>
-          <w:szCs w:val="36"/>
-        </w:rPr>
-        <w:t>Step-1:</w:t>
+          <w:b/>
+          <w:bCs/>
+          <w:sz w:val="36"/>
+          <w:szCs w:val="36"/>
+        </w:rPr>
+        <w:t xml:space="preserve"> RSA</w:t>
+      </w:r>
+      <w:r>
+        <w:rPr>
+          <w:sz w:val="36"/>
+          <w:szCs w:val="36"/>
+        </w:rPr>
+        <w:t>:</w:t>
+      </w:r>
+      <w:r>
+        <w:rPr>
+          <w:sz w:val="36"/>
+          <w:szCs w:val="36"/>
+        </w:rPr>
+        <w:t xml:space="preserve"> </w:t>
+      </w:r>
+      <w:r>
+        <w:rPr>
+          <w:sz w:val="36"/>
+          <w:szCs w:val="36"/>
+        </w:rPr>
+        <w:t>tells Java to use the RSA algorithm.</w:t>
       </w:r>
     </w:p>
     <w:p>
@@ -748,279 +1011,322 @@
       </w:r>
       <w:r>
         <w:rPr>
-          <w:sz w:val="36"/>
-          <w:szCs w:val="36"/>
-        </w:rPr>
-        <w:t>Open the project in Android Studio</w:t>
-      </w:r>
-      <w:r>
-        <w:rPr>
-          <w:sz w:val="36"/>
-          <w:szCs w:val="36"/>
-        </w:rPr>
-        <w:t>.</w:t>
-      </w:r>
-    </w:p>
-    <w:p>
-      <w:pPr>
-        <w:jc w:val="both"/>
-        <w:rPr>
-          <w:b/>
-          <w:bCs/>
-          <w:sz w:val="36"/>
-          <w:szCs w:val="36"/>
-        </w:rPr>
-      </w:pPr>
-      <w:r>
-        <w:rPr>
-          <w:b/>
-          <w:bCs/>
-          <w:sz w:val="36"/>
-          <w:szCs w:val="36"/>
-        </w:rPr>
-        <w:t>Step-2:</w:t>
-      </w:r>
-    </w:p>
-    <w:p>
-      <w:pPr>
-        <w:jc w:val="both"/>
-        <w:rPr>
-          <w:sz w:val="36"/>
-          <w:szCs w:val="36"/>
-        </w:rPr>
-      </w:pPr>
-      <w:r>
-        <w:rPr>
-          <w:sz w:val="36"/>
-          <w:szCs w:val="36"/>
-        </w:rPr>
+          <w:b/>
+          <w:bCs/>
+          <w:sz w:val="36"/>
+          <w:szCs w:val="36"/>
+        </w:rPr>
+        <w:t>-</w:t>
+      </w:r>
+      <w:proofErr w:type="spellStart"/>
+      <w:r>
+        <w:rPr>
+          <w:b/>
+          <w:bCs/>
+          <w:sz w:val="36"/>
+          <w:szCs w:val="36"/>
+        </w:rPr>
+        <w:t>keysize</w:t>
+      </w:r>
+      <w:proofErr w:type="spellEnd"/>
+      <w:r>
+        <w:rPr>
+          <w:b/>
+          <w:bCs/>
+          <w:sz w:val="36"/>
+          <w:szCs w:val="36"/>
+        </w:rPr>
+        <w:t xml:space="preserve"> 2048</w:t>
+      </w:r>
+      <w:r>
+        <w:rPr>
+          <w:sz w:val="36"/>
+          <w:szCs w:val="36"/>
+        </w:rPr>
+        <w:t>: This sets the strength of the key. 2048-bit is the current standard for security.</w:t>
+      </w:r>
+    </w:p>
+    <w:p>
+      <w:pPr>
+        <w:jc w:val="both"/>
+        <w:rPr>
+          <w:sz w:val="36"/>
+          <w:szCs w:val="36"/>
+        </w:rPr>
+      </w:pPr>
+      <w:r>
+        <w:rPr>
+          <w:sz w:val="36"/>
+          <w:szCs w:val="36"/>
+        </w:rPr>
+        <w:t>#</w:t>
+      </w:r>
+      <w:r>
+        <w:rPr>
+          <w:b/>
+          <w:bCs/>
+          <w:sz w:val="36"/>
+          <w:szCs w:val="36"/>
+        </w:rPr>
+        <w:t xml:space="preserve"> </w:t>
+      </w:r>
+      <w:r>
+        <w:rPr>
+          <w:b/>
+          <w:bCs/>
+          <w:sz w:val="36"/>
+          <w:szCs w:val="36"/>
+        </w:rPr>
+        <w:t>-validity 10000</w:t>
+      </w:r>
+      <w:r>
+        <w:rPr>
+          <w:sz w:val="36"/>
+          <w:szCs w:val="36"/>
+        </w:rPr>
+        <w:t xml:space="preserve">: This is the number of days the key is valid. 10,000 days is roughly 27 years. Google Play requires a long validity period so </w:t>
+      </w:r>
+      <w:r>
+        <w:rPr>
+          <w:sz w:val="36"/>
+          <w:szCs w:val="36"/>
+        </w:rPr>
+        <w:t>we</w:t>
+      </w:r>
+      <w:r>
+        <w:rPr>
+          <w:sz w:val="36"/>
+          <w:szCs w:val="36"/>
+        </w:rPr>
+        <w:t xml:space="preserve"> can update our app throughout its lifetime without the key expiring.</w:t>
+      </w:r>
+    </w:p>
+    <w:p>
+      <w:pPr>
+        <w:jc w:val="both"/>
+        <w:rPr>
+          <w:sz w:val="36"/>
+          <w:szCs w:val="36"/>
+        </w:rPr>
+      </w:pPr>
+      <w:r>
+        <w:rPr>
+          <w:sz w:val="36"/>
+          <w:szCs w:val="36"/>
+        </w:rPr>
+        <w:lastRenderedPageBreak/>
         <w:t xml:space="preserve"># </w:t>
       </w:r>
       <w:r>
         <w:rPr>
-          <w:sz w:val="36"/>
-          <w:szCs w:val="36"/>
-        </w:rPr>
-        <w:t xml:space="preserve">Go to </w:t>
-      </w:r>
-      <w:r>
-        <w:rPr>
-          <w:b/>
-          <w:bCs/>
-          <w:sz w:val="36"/>
-          <w:szCs w:val="36"/>
-        </w:rPr>
-        <w:t>Bui</w:t>
-      </w:r>
-      <w:r>
-        <w:rPr>
-          <w:b/>
-          <w:bCs/>
-          <w:sz w:val="36"/>
-          <w:szCs w:val="36"/>
-        </w:rPr>
-        <w:t>l</w:t>
-      </w:r>
-      <w:r>
-        <w:rPr>
-          <w:b/>
-          <w:bCs/>
-          <w:sz w:val="36"/>
-          <w:szCs w:val="36"/>
-        </w:rPr>
-        <w:t>d</w:t>
-      </w:r>
-      <w:r>
-        <w:rPr>
-          <w:sz w:val="36"/>
-          <w:szCs w:val="36"/>
-        </w:rPr>
-        <w:t xml:space="preserve"> (in the top bar where file, view </w:t>
-      </w:r>
-      <w:r>
-        <w:rPr>
-          <w:sz w:val="36"/>
-          <w:szCs w:val="36"/>
-        </w:rPr>
-        <w:t xml:space="preserve">are) </w:t>
-      </w:r>
-      <w:r>
-        <w:rPr>
-          <w:b/>
-          <w:bCs/>
-          <w:sz w:val="36"/>
-          <w:szCs w:val="36"/>
-        </w:rPr>
-        <w:t xml:space="preserve">&gt; Generate Signed </w:t>
-      </w:r>
-      <w:r>
-        <w:rPr>
-          <w:b/>
-          <w:bCs/>
-          <w:sz w:val="36"/>
-          <w:szCs w:val="36"/>
-        </w:rPr>
-        <w:t>Bundle / APK</w:t>
-      </w:r>
-      <w:r>
-        <w:rPr>
-          <w:sz w:val="36"/>
-          <w:szCs w:val="36"/>
-        </w:rPr>
-        <w:t>.</w:t>
-      </w:r>
-    </w:p>
-    <w:p>
-      <w:pPr>
-        <w:jc w:val="both"/>
-        <w:rPr>
-          <w:b/>
-          <w:bCs/>
-          <w:sz w:val="36"/>
-          <w:szCs w:val="36"/>
-        </w:rPr>
-      </w:pPr>
-      <w:r>
-        <w:rPr>
-          <w:b/>
-          <w:bCs/>
-          <w:sz w:val="36"/>
-          <w:szCs w:val="36"/>
-        </w:rPr>
-        <w:t>Step-3:</w:t>
-      </w:r>
-    </w:p>
-    <w:p>
-      <w:pPr>
-        <w:jc w:val="both"/>
-        <w:rPr>
-          <w:sz w:val="36"/>
-          <w:szCs w:val="36"/>
-        </w:rPr>
-      </w:pPr>
-      <w:r>
-        <w:rPr>
-          <w:sz w:val="36"/>
-          <w:szCs w:val="36"/>
-        </w:rPr>
-        <w:t xml:space="preserve"># </w:t>
-      </w:r>
-      <w:r>
-        <w:rPr>
-          <w:sz w:val="36"/>
-          <w:szCs w:val="36"/>
-        </w:rPr>
-        <w:t xml:space="preserve">In the pop-up select APK (not </w:t>
-      </w:r>
-      <w:r>
-        <w:rPr>
-          <w:sz w:val="36"/>
-          <w:szCs w:val="36"/>
-        </w:rPr>
-        <w:t>A</w:t>
-      </w:r>
-      <w:r>
-        <w:rPr>
-          <w:sz w:val="36"/>
-          <w:szCs w:val="36"/>
-        </w:rPr>
-        <w:t xml:space="preserve">ndroid </w:t>
-      </w:r>
-      <w:r>
-        <w:rPr>
-          <w:sz w:val="36"/>
-          <w:szCs w:val="36"/>
-        </w:rPr>
-        <w:t>App Bundle if we just want APK)</w:t>
-      </w:r>
-      <w:r>
-        <w:rPr>
-          <w:sz w:val="36"/>
-          <w:szCs w:val="36"/>
-        </w:rPr>
-        <w:t>.</w:t>
-      </w:r>
-    </w:p>
-    <w:p>
-      <w:pPr>
-        <w:jc w:val="both"/>
-        <w:rPr>
-          <w:sz w:val="36"/>
-          <w:szCs w:val="36"/>
-        </w:rPr>
-      </w:pPr>
-      <w:r>
-        <w:rPr>
-          <w:sz w:val="36"/>
-          <w:szCs w:val="36"/>
-        </w:rPr>
-        <w:t xml:space="preserve"># </w:t>
-      </w:r>
-      <w:r>
-        <w:rPr>
-          <w:sz w:val="36"/>
-          <w:szCs w:val="36"/>
-        </w:rPr>
-        <w:t>Click next</w:t>
-      </w:r>
-      <w:r>
-        <w:rPr>
-          <w:sz w:val="36"/>
-          <w:szCs w:val="36"/>
-        </w:rPr>
-        <w:t>.</w:t>
-      </w:r>
-    </w:p>
-    <w:p>
-      <w:pPr>
-        <w:jc w:val="both"/>
-        <w:rPr>
-          <w:b/>
-          <w:bCs/>
-          <w:sz w:val="36"/>
-          <w:szCs w:val="36"/>
-        </w:rPr>
-      </w:pPr>
-      <w:r>
-        <w:rPr>
-          <w:b/>
-          <w:bCs/>
-          <w:sz w:val="36"/>
-          <w:szCs w:val="36"/>
-        </w:rPr>
-        <w:t>Step-4</w:t>
-      </w:r>
-      <w:r>
-        <w:rPr>
-          <w:b/>
-          <w:bCs/>
-          <w:sz w:val="36"/>
-          <w:szCs w:val="36"/>
-        </w:rPr>
-        <w:t xml:space="preserve"> (we need to do this once):</w:t>
-      </w:r>
-    </w:p>
-    <w:p>
-      <w:pPr>
-        <w:jc w:val="both"/>
-        <w:rPr>
-          <w:sz w:val="36"/>
-          <w:szCs w:val="36"/>
-        </w:rPr>
-      </w:pPr>
-      <w:r>
-        <w:rPr>
-          <w:sz w:val="36"/>
-          <w:szCs w:val="36"/>
-        </w:rPr>
-        <w:t xml:space="preserve"># </w:t>
-      </w:r>
-      <w:r>
-        <w:rPr>
-          <w:sz w:val="36"/>
-          <w:szCs w:val="36"/>
-        </w:rPr>
-        <w:t>If we don’t have keystore</w:t>
+          <w:b/>
+          <w:bCs/>
+          <w:sz w:val="36"/>
+          <w:szCs w:val="36"/>
+        </w:rPr>
+        <w:t>-alias upload</w:t>
+      </w:r>
+      <w:r>
+        <w:rPr>
+          <w:sz w:val="36"/>
+          <w:szCs w:val="36"/>
+        </w:rPr>
+        <w:t xml:space="preserve">: This is a "nickname" for the key inside the storage file. </w:t>
+      </w:r>
+      <w:r>
+        <w:rPr>
+          <w:sz w:val="36"/>
+          <w:szCs w:val="36"/>
+        </w:rPr>
+        <w:t>we</w:t>
+      </w:r>
+      <w:r>
+        <w:rPr>
+          <w:sz w:val="36"/>
+          <w:szCs w:val="36"/>
+        </w:rPr>
+        <w:t xml:space="preserve">'ll need to reference this alias later in our Flutter </w:t>
+      </w:r>
+      <w:proofErr w:type="spellStart"/>
+      <w:proofErr w:type="gramStart"/>
+      <w:r>
+        <w:rPr>
+          <w:b/>
+          <w:bCs/>
+          <w:sz w:val="36"/>
+          <w:szCs w:val="36"/>
+        </w:rPr>
+        <w:t>key.properties</w:t>
+      </w:r>
+      <w:proofErr w:type="spellEnd"/>
+      <w:proofErr w:type="gramEnd"/>
+      <w:r>
+        <w:rPr>
+          <w:sz w:val="36"/>
+          <w:szCs w:val="36"/>
+        </w:rPr>
+        <w:t xml:space="preserve"> file.</w:t>
+      </w:r>
+    </w:p>
+    <w:p>
+      <w:pPr>
+        <w:jc w:val="both"/>
+        <w:rPr>
+          <w:b/>
+          <w:bCs/>
+          <w:color w:val="60CAF3" w:themeColor="accent4" w:themeTint="99"/>
+          <w:sz w:val="36"/>
+          <w:szCs w:val="36"/>
+        </w:rPr>
+      </w:pPr>
+      <w:proofErr w:type="spellStart"/>
+      <w:r>
+        <w:rPr>
+          <w:b/>
+          <w:bCs/>
+          <w:color w:val="60CAF3" w:themeColor="accent4" w:themeTint="99"/>
+          <w:sz w:val="36"/>
+          <w:szCs w:val="36"/>
+        </w:rPr>
+        <w:t>keytool</w:t>
+      </w:r>
+      <w:proofErr w:type="spellEnd"/>
+      <w:r>
+        <w:rPr>
+          <w:b/>
+          <w:bCs/>
+          <w:color w:val="60CAF3" w:themeColor="accent4" w:themeTint="99"/>
+          <w:sz w:val="36"/>
+          <w:szCs w:val="36"/>
+        </w:rPr>
+        <w:t xml:space="preserve"> -</w:t>
+      </w:r>
+      <w:proofErr w:type="spellStart"/>
+      <w:r>
+        <w:rPr>
+          <w:b/>
+          <w:bCs/>
+          <w:color w:val="60CAF3" w:themeColor="accent4" w:themeTint="99"/>
+          <w:sz w:val="36"/>
+          <w:szCs w:val="36"/>
+        </w:rPr>
+        <w:t>genkeypair</w:t>
+      </w:r>
+      <w:proofErr w:type="spellEnd"/>
+      <w:r>
+        <w:rPr>
+          <w:b/>
+          <w:bCs/>
+          <w:color w:val="60CAF3" w:themeColor="accent4" w:themeTint="99"/>
+          <w:sz w:val="36"/>
+          <w:szCs w:val="36"/>
+        </w:rPr>
+        <w:t xml:space="preserve"> -v -keystore upload-</w:t>
+      </w:r>
+      <w:proofErr w:type="spellStart"/>
+      <w:r>
+        <w:rPr>
+          <w:b/>
+          <w:bCs/>
+          <w:color w:val="60CAF3" w:themeColor="accent4" w:themeTint="99"/>
+          <w:sz w:val="36"/>
+          <w:szCs w:val="36"/>
+        </w:rPr>
+        <w:t>keystore.jks</w:t>
+      </w:r>
+      <w:proofErr w:type="spellEnd"/>
+      <w:r>
+        <w:rPr>
+          <w:b/>
+          <w:bCs/>
+          <w:color w:val="60CAF3" w:themeColor="accent4" w:themeTint="99"/>
+          <w:sz w:val="36"/>
+          <w:szCs w:val="36"/>
+        </w:rPr>
+        <w:t xml:space="preserve"> -</w:t>
+      </w:r>
+      <w:proofErr w:type="spellStart"/>
+      <w:r>
+        <w:rPr>
+          <w:b/>
+          <w:bCs/>
+          <w:color w:val="60CAF3" w:themeColor="accent4" w:themeTint="99"/>
+          <w:sz w:val="36"/>
+          <w:szCs w:val="36"/>
+        </w:rPr>
+        <w:t>keyalg</w:t>
+      </w:r>
+      <w:proofErr w:type="spellEnd"/>
+      <w:r>
+        <w:rPr>
+          <w:b/>
+          <w:bCs/>
+          <w:color w:val="60CAF3" w:themeColor="accent4" w:themeTint="99"/>
+          <w:sz w:val="36"/>
+          <w:szCs w:val="36"/>
+        </w:rPr>
+        <w:t xml:space="preserve"> RSA -</w:t>
+      </w:r>
+      <w:proofErr w:type="spellStart"/>
+      <w:r>
+        <w:rPr>
+          <w:b/>
+          <w:bCs/>
+          <w:color w:val="60CAF3" w:themeColor="accent4" w:themeTint="99"/>
+          <w:sz w:val="36"/>
+          <w:szCs w:val="36"/>
+        </w:rPr>
+        <w:t>keysize</w:t>
+      </w:r>
+      <w:proofErr w:type="spellEnd"/>
+      <w:r>
+        <w:rPr>
+          <w:b/>
+          <w:bCs/>
+          <w:color w:val="60CAF3" w:themeColor="accent4" w:themeTint="99"/>
+          <w:sz w:val="36"/>
+          <w:szCs w:val="36"/>
+        </w:rPr>
+        <w:t xml:space="preserve"> 2048 -validity 10000 -alias upload</w:t>
+      </w:r>
+    </w:p>
+    <w:p>
+      <w:pPr>
+        <w:jc w:val="both"/>
+        <w:rPr>
+          <w:sz w:val="36"/>
+          <w:szCs w:val="36"/>
+        </w:rPr>
+      </w:pPr>
+      <w:r>
+        <w:rPr>
+          <w:sz w:val="36"/>
+          <w:szCs w:val="36"/>
+        </w:rPr>
+        <w:t># Then it will ask to enter keystore password. Enter something like 123456 (my keystore password: 123456), NOTE password won’t show up in terminal.</w:t>
+      </w:r>
+    </w:p>
+    <w:p>
+      <w:pPr>
+        <w:jc w:val="both"/>
+        <w:rPr>
+          <w:sz w:val="36"/>
+          <w:szCs w:val="36"/>
+        </w:rPr>
+      </w:pPr>
+      <w:r>
+        <w:rPr>
+          <w:sz w:val="36"/>
+          <w:szCs w:val="36"/>
+        </w:rPr>
+        <w:t xml:space="preserve"># And then renter password again.  </w:t>
+      </w:r>
+      <w:r>
+        <w:rPr>
+          <w:sz w:val="36"/>
+          <w:szCs w:val="36"/>
+        </w:rPr>
+        <w:t>Then it will ask us to enter</w:t>
       </w:r>
       <w:r>
         <w:rPr>
@@ -1035,20 +1341,21 @@
         <w:pStyle w:val="ListParagraph"/>
         <w:numPr>
           <w:ilvl w:val="0"/>
-          <w:numId w:val="1"/>
+          <w:numId w:val="2"/>
         </w:numPr>
-        <w:jc w:val="both"/>
-        <w:rPr>
-          <w:sz w:val="36"/>
-          <w:szCs w:val="36"/>
-        </w:rPr>
-      </w:pPr>
-      <w:r>
-        <w:rPr>
-          <w:sz w:val="36"/>
-          <w:szCs w:val="36"/>
-        </w:rPr>
-        <w:t>Click Create new…</w:t>
+        <w:ind w:left="360"/>
+        <w:jc w:val="both"/>
+        <w:rPr>
+          <w:sz w:val="36"/>
+          <w:szCs w:val="36"/>
+        </w:rPr>
+      </w:pPr>
+      <w:r>
+        <w:rPr>
+          <w:sz w:val="36"/>
+          <w:szCs w:val="36"/>
+        </w:rPr>
+        <w:t>first and last name</w:t>
       </w:r>
     </w:p>
     <w:p>
@@ -1056,25 +1363,8 @@
         <w:pStyle w:val="ListParagraph"/>
         <w:numPr>
           <w:ilvl w:val="0"/>
-          <w:numId w:val="1"/>
+          <w:numId w:val="2"/>
         </w:numPr>
-        <w:jc w:val="both"/>
-        <w:rPr>
-          <w:sz w:val="36"/>
-          <w:szCs w:val="36"/>
-        </w:rPr>
-      </w:pPr>
-      <w:r>
-        <w:rPr>
-          <w:sz w:val="36"/>
-          <w:szCs w:val="36"/>
-        </w:rPr>
-        <w:t>Fill in:</w:t>
-      </w:r>
-    </w:p>
-    <w:p>
-      <w:pPr>
-        <w:pStyle w:val="ListParagraph"/>
         <w:ind w:left="360"/>
         <w:jc w:val="both"/>
         <w:rPr>
@@ -1087,159 +1377,7 @@
           <w:sz w:val="36"/>
           <w:szCs w:val="36"/>
         </w:rPr>
-        <w:t xml:space="preserve"># Key store path: choose a folder + filename (e.g. </w:t>
-      </w:r>
-      <w:proofErr w:type="spellStart"/>
-      <w:r>
-        <w:rPr>
-          <w:sz w:val="36"/>
-          <w:szCs w:val="36"/>
-        </w:rPr>
-        <w:t>myapp-key.jks</w:t>
-      </w:r>
-      <w:proofErr w:type="spellEnd"/>
-      <w:r>
-        <w:rPr>
-          <w:sz w:val="36"/>
-          <w:szCs w:val="36"/>
-        </w:rPr>
-        <w:t>). Make sure to create the folder in C drive to avoid error and just choose folder file will be generated by android studio.</w:t>
-      </w:r>
-    </w:p>
-    <w:p>
-      <w:pPr>
-        <w:pStyle w:val="ListParagraph"/>
-        <w:ind w:left="360"/>
-        <w:jc w:val="both"/>
-        <w:rPr>
-          <w:sz w:val="36"/>
-          <w:szCs w:val="36"/>
-        </w:rPr>
-      </w:pPr>
-      <w:r>
-        <w:rPr>
-          <w:sz w:val="36"/>
-          <w:szCs w:val="36"/>
-        </w:rPr>
-        <w:t xml:space="preserve"># </w:t>
-      </w:r>
-      <w:r>
-        <w:rPr>
-          <w:sz w:val="36"/>
-          <w:szCs w:val="36"/>
-        </w:rPr>
-        <w:t xml:space="preserve">Passwords: set a secure password. </w:t>
-      </w:r>
-      <w:proofErr w:type="gramStart"/>
-      <w:r>
-        <w:rPr>
-          <w:sz w:val="36"/>
-          <w:szCs w:val="36"/>
-        </w:rPr>
-        <w:t>( my</w:t>
-      </w:r>
-      <w:proofErr w:type="gramEnd"/>
-      <w:r>
-        <w:rPr>
-          <w:sz w:val="36"/>
-          <w:szCs w:val="36"/>
-        </w:rPr>
-        <w:t xml:space="preserve"> pass- 123456).</w:t>
-      </w:r>
-    </w:p>
-    <w:p>
-      <w:pPr>
-        <w:pStyle w:val="ListParagraph"/>
-        <w:ind w:left="360"/>
-        <w:jc w:val="both"/>
-        <w:rPr>
-          <w:sz w:val="36"/>
-          <w:szCs w:val="36"/>
-        </w:rPr>
-      </w:pPr>
-      <w:r>
-        <w:rPr>
-          <w:sz w:val="36"/>
-          <w:szCs w:val="36"/>
-        </w:rPr>
-        <w:t xml:space="preserve"># Alias: something like </w:t>
-      </w:r>
-      <w:proofErr w:type="spellStart"/>
-      <w:r>
-        <w:rPr>
-          <w:sz w:val="36"/>
-          <w:szCs w:val="36"/>
-        </w:rPr>
-        <w:t>mykey</w:t>
-      </w:r>
-      <w:proofErr w:type="spellEnd"/>
-      <w:r>
-        <w:rPr>
-          <w:sz w:val="36"/>
-          <w:szCs w:val="36"/>
-        </w:rPr>
-        <w:t>.</w:t>
-      </w:r>
-    </w:p>
-    <w:p>
-      <w:pPr>
-        <w:pStyle w:val="ListParagraph"/>
-        <w:ind w:left="360"/>
-        <w:jc w:val="both"/>
-        <w:rPr>
-          <w:sz w:val="36"/>
-          <w:szCs w:val="36"/>
-        </w:rPr>
-      </w:pPr>
-      <w:r>
-        <w:rPr>
-          <w:sz w:val="36"/>
-          <w:szCs w:val="36"/>
-        </w:rPr>
-        <w:t># Key password: (can be same as above).</w:t>
-      </w:r>
-    </w:p>
-    <w:p>
-      <w:pPr>
-        <w:pStyle w:val="ListParagraph"/>
-        <w:ind w:left="360"/>
-        <w:jc w:val="both"/>
-        <w:rPr>
-          <w:sz w:val="36"/>
-          <w:szCs w:val="36"/>
-        </w:rPr>
-      </w:pPr>
-      <w:r>
-        <w:rPr>
-          <w:sz w:val="36"/>
-          <w:szCs w:val="36"/>
-        </w:rPr>
-        <w:t># Validity: usually 25+ years.</w:t>
-      </w:r>
-    </w:p>
-    <w:p>
-      <w:pPr>
-        <w:pStyle w:val="ListParagraph"/>
-        <w:ind w:left="360"/>
-        <w:jc w:val="both"/>
-        <w:rPr>
-          <w:sz w:val="36"/>
-          <w:szCs w:val="36"/>
-        </w:rPr>
-      </w:pPr>
-      <w:r>
-        <w:rPr>
-          <w:sz w:val="36"/>
-          <w:szCs w:val="36"/>
-        </w:rPr>
-        <w:t># Fill in your name</w:t>
-      </w:r>
-      <w:r>
-        <w:rPr>
-          <w:sz w:val="36"/>
-          <w:szCs w:val="36"/>
-        </w:rPr>
-        <w:t>, org, country (BD) required fields.</w:t>
+        <w:t>Organization unit and name (can be fake random)</w:t>
       </w:r>
     </w:p>
     <w:p>
@@ -1247,114 +1385,21 @@
         <w:pStyle w:val="ListParagraph"/>
         <w:numPr>
           <w:ilvl w:val="0"/>
-          <w:numId w:val="1"/>
+          <w:numId w:val="2"/>
         </w:numPr>
-        <w:jc w:val="both"/>
-        <w:rPr>
-          <w:sz w:val="36"/>
-          <w:szCs w:val="36"/>
-        </w:rPr>
-      </w:pPr>
-      <w:r>
-        <w:rPr>
-          <w:sz w:val="36"/>
-          <w:szCs w:val="36"/>
-        </w:rPr>
-        <w:lastRenderedPageBreak/>
-        <w:t xml:space="preserve">Click </w:t>
-      </w:r>
-      <w:r>
-        <w:rPr>
-          <w:b/>
-          <w:bCs/>
-          <w:sz w:val="36"/>
-          <w:szCs w:val="36"/>
-        </w:rPr>
-        <w:t>O</w:t>
-      </w:r>
-      <w:r>
-        <w:rPr>
-          <w:b/>
-          <w:bCs/>
-          <w:sz w:val="36"/>
-          <w:szCs w:val="36"/>
-        </w:rPr>
-        <w:t>K</w:t>
-      </w:r>
-      <w:r>
-        <w:rPr>
-          <w:sz w:val="36"/>
-          <w:szCs w:val="36"/>
-        </w:rPr>
-        <w:t>.</w:t>
-      </w:r>
-    </w:p>
-    <w:p>
-      <w:pPr>
-        <w:jc w:val="both"/>
-        <w:rPr>
-          <w:sz w:val="36"/>
-          <w:szCs w:val="36"/>
-        </w:rPr>
-      </w:pPr>
-      <w:r>
-        <w:rPr>
-          <w:sz w:val="36"/>
-          <w:szCs w:val="36"/>
-        </w:rPr>
-        <w:t># But if we already have one just browse and select it.</w:t>
-      </w:r>
-    </w:p>
-    <w:p>
-      <w:pPr>
-        <w:jc w:val="both"/>
-        <w:rPr>
-          <w:b/>
-          <w:bCs/>
-          <w:sz w:val="36"/>
-          <w:szCs w:val="36"/>
-        </w:rPr>
-      </w:pPr>
-      <w:r>
-        <w:rPr>
-          <w:b/>
-          <w:bCs/>
-          <w:sz w:val="36"/>
-          <w:szCs w:val="36"/>
-        </w:rPr>
-        <w:t>Step-5:</w:t>
-      </w:r>
-    </w:p>
-    <w:p>
-      <w:pPr>
-        <w:jc w:val="both"/>
-        <w:rPr>
-          <w:sz w:val="36"/>
-          <w:szCs w:val="36"/>
-        </w:rPr>
-      </w:pPr>
-      <w:r>
-        <w:rPr>
-          <w:sz w:val="36"/>
-          <w:szCs w:val="36"/>
-        </w:rPr>
-        <w:t xml:space="preserve">Back in the </w:t>
-      </w:r>
-      <w:r>
-        <w:rPr>
-          <w:b/>
-          <w:bCs/>
-          <w:sz w:val="36"/>
-          <w:szCs w:val="36"/>
-        </w:rPr>
-        <w:t>Generate Signed APK Wizard</w:t>
-      </w:r>
-      <w:r>
-        <w:rPr>
-          <w:sz w:val="36"/>
-          <w:szCs w:val="36"/>
-        </w:rPr>
-        <w:t>:</w:t>
+        <w:ind w:left="360"/>
+        <w:jc w:val="both"/>
+        <w:rPr>
+          <w:sz w:val="36"/>
+          <w:szCs w:val="36"/>
+        </w:rPr>
+      </w:pPr>
+      <w:r>
+        <w:rPr>
+          <w:sz w:val="36"/>
+          <w:szCs w:val="36"/>
+        </w:rPr>
+        <w:t xml:space="preserve">City, state or province </w:t>
       </w:r>
     </w:p>
     <w:p>
@@ -1362,57 +1407,379 @@
         <w:pStyle w:val="ListParagraph"/>
         <w:numPr>
           <w:ilvl w:val="0"/>
-          <w:numId w:val="1"/>
+          <w:numId w:val="2"/>
         </w:numPr>
-        <w:jc w:val="both"/>
-        <w:rPr>
-          <w:sz w:val="36"/>
-          <w:szCs w:val="36"/>
-        </w:rPr>
-      </w:pPr>
-      <w:r>
-        <w:rPr>
-          <w:sz w:val="36"/>
-          <w:szCs w:val="36"/>
-        </w:rPr>
-        <w:t xml:space="preserve">Choose </w:t>
-      </w:r>
-      <w:r>
-        <w:rPr>
-          <w:b/>
-          <w:bCs/>
-          <w:sz w:val="36"/>
-          <w:szCs w:val="36"/>
-        </w:rPr>
-        <w:t>release</w:t>
-      </w:r>
-      <w:r>
-        <w:rPr>
-          <w:sz w:val="36"/>
-          <w:szCs w:val="36"/>
-        </w:rPr>
-        <w:t xml:space="preserve"> build variant.</w:t>
+        <w:ind w:left="360"/>
+        <w:jc w:val="both"/>
+        <w:rPr>
+          <w:sz w:val="36"/>
+          <w:szCs w:val="36"/>
+        </w:rPr>
+      </w:pPr>
+      <w:r>
+        <w:rPr>
+          <w:sz w:val="36"/>
+          <w:szCs w:val="36"/>
+        </w:rPr>
+        <w:t>Then two-letter county code.</w:t>
+      </w:r>
+    </w:p>
+    <w:p>
+      <w:pPr>
+        <w:jc w:val="both"/>
+        <w:rPr>
+          <w:sz w:val="36"/>
+          <w:szCs w:val="36"/>
+        </w:rPr>
+      </w:pPr>
+      <w:r>
+        <w:rPr>
+          <w:sz w:val="36"/>
+          <w:szCs w:val="36"/>
+        </w:rPr>
+        <w:t># Finally types yes and keystore generation is complete. It will be available in the directory we ran this command.</w:t>
+      </w:r>
+    </w:p>
+    <w:p>
+      <w:pPr>
+        <w:jc w:val="both"/>
+        <w:rPr>
+          <w:sz w:val="36"/>
+          <w:szCs w:val="36"/>
+        </w:rPr>
+      </w:pPr>
+      <w:r>
+        <w:rPr>
+          <w:sz w:val="36"/>
+          <w:szCs w:val="36"/>
+        </w:rPr>
+        <w:t># We can also check our keystore but we need our password using the below command. After, -keystore we just have to specify the path (</w:t>
+      </w:r>
+      <w:r>
+        <w:rPr>
+          <w:b/>
+          <w:bCs/>
+          <w:sz w:val="36"/>
+          <w:szCs w:val="36"/>
+        </w:rPr>
+        <w:t>C:\...</w:t>
+      </w:r>
+      <w:r>
+        <w:rPr>
+          <w:sz w:val="36"/>
+          <w:szCs w:val="36"/>
+        </w:rPr>
+        <w:t>) but if our folder has spaces, it might show error then write the path in double quotation “” or forward slashes instead</w:t>
+      </w:r>
+      <w:r>
+        <w:rPr>
+          <w:b/>
+          <w:bCs/>
+          <w:sz w:val="36"/>
+          <w:szCs w:val="36"/>
+        </w:rPr>
+        <w:t xml:space="preserve"> / </w:t>
+      </w:r>
+      <w:r>
+        <w:rPr>
+          <w:sz w:val="36"/>
+          <w:szCs w:val="36"/>
+        </w:rPr>
+        <w:t>or remove spaces from the folder name</w:t>
+      </w:r>
+    </w:p>
+    <w:p>
+      <w:pPr>
+        <w:jc w:val="both"/>
+        <w:rPr>
+          <w:b/>
+          <w:bCs/>
+          <w:color w:val="60CAF3" w:themeColor="accent4" w:themeTint="99"/>
+          <w:sz w:val="36"/>
+          <w:szCs w:val="36"/>
+        </w:rPr>
+      </w:pPr>
+      <w:proofErr w:type="spellStart"/>
+      <w:r>
+        <w:rPr>
+          <w:b/>
+          <w:bCs/>
+          <w:color w:val="60CAF3" w:themeColor="accent4" w:themeTint="99"/>
+          <w:sz w:val="36"/>
+          <w:szCs w:val="36"/>
+        </w:rPr>
+        <w:t>keytool</w:t>
+      </w:r>
+      <w:proofErr w:type="spellEnd"/>
+      <w:r>
+        <w:rPr>
+          <w:b/>
+          <w:bCs/>
+          <w:color w:val="60CAF3" w:themeColor="accent4" w:themeTint="99"/>
+          <w:sz w:val="36"/>
+          <w:szCs w:val="36"/>
+        </w:rPr>
+        <w:t xml:space="preserve"> -list -v -keystore "C:\my app key\</w:t>
+      </w:r>
+      <w:proofErr w:type="spellStart"/>
+      <w:r>
+        <w:rPr>
+          <w:b/>
+          <w:bCs/>
+          <w:color w:val="60CAF3" w:themeColor="accent4" w:themeTint="99"/>
+          <w:sz w:val="36"/>
+          <w:szCs w:val="36"/>
+        </w:rPr>
+        <w:t>myapp-key.jks</w:t>
+      </w:r>
+      <w:proofErr w:type="spellEnd"/>
+      <w:r>
+        <w:rPr>
+          <w:b/>
+          <w:bCs/>
+          <w:color w:val="60CAF3" w:themeColor="accent4" w:themeTint="99"/>
+          <w:sz w:val="36"/>
+          <w:szCs w:val="36"/>
+        </w:rPr>
+        <w:t>"</w:t>
+      </w:r>
+    </w:p>
+    <w:p>
+      <w:pPr>
+        <w:jc w:val="both"/>
+        <w:rPr>
+          <w:sz w:val="36"/>
+          <w:szCs w:val="36"/>
+        </w:rPr>
+      </w:pPr>
+      <w:r>
+        <w:rPr>
+          <w:sz w:val="36"/>
+          <w:szCs w:val="36"/>
+        </w:rPr>
+        <w:lastRenderedPageBreak/>
+        <w:t xml:space="preserve"># We can also directly give the password with command using </w:t>
+      </w:r>
+      <w:r>
+        <w:rPr>
+          <w:b/>
+          <w:bCs/>
+          <w:sz w:val="36"/>
+          <w:szCs w:val="36"/>
+        </w:rPr>
+        <w:t>-</w:t>
+      </w:r>
+      <w:proofErr w:type="spellStart"/>
+      <w:r>
+        <w:rPr>
+          <w:b/>
+          <w:bCs/>
+          <w:sz w:val="36"/>
+          <w:szCs w:val="36"/>
+        </w:rPr>
+        <w:t>storepass</w:t>
+      </w:r>
+      <w:proofErr w:type="spellEnd"/>
+    </w:p>
+    <w:p>
+      <w:pPr>
+        <w:jc w:val="both"/>
+        <w:rPr>
+          <w:b/>
+          <w:bCs/>
+          <w:color w:val="60CAF3" w:themeColor="accent4" w:themeTint="99"/>
+          <w:sz w:val="36"/>
+          <w:szCs w:val="36"/>
+        </w:rPr>
+      </w:pPr>
+      <w:proofErr w:type="spellStart"/>
+      <w:r>
+        <w:rPr>
+          <w:b/>
+          <w:bCs/>
+          <w:color w:val="60CAF3" w:themeColor="accent4" w:themeTint="99"/>
+          <w:sz w:val="36"/>
+          <w:szCs w:val="36"/>
+        </w:rPr>
+        <w:t>keytool</w:t>
+      </w:r>
+      <w:proofErr w:type="spellEnd"/>
+      <w:r>
+        <w:rPr>
+          <w:b/>
+          <w:bCs/>
+          <w:color w:val="60CAF3" w:themeColor="accent4" w:themeTint="99"/>
+          <w:sz w:val="36"/>
+          <w:szCs w:val="36"/>
+        </w:rPr>
+        <w:t xml:space="preserve"> -list -v -keystore "C:\my app key\</w:t>
+      </w:r>
+      <w:proofErr w:type="spellStart"/>
+      <w:r>
+        <w:rPr>
+          <w:b/>
+          <w:bCs/>
+          <w:color w:val="60CAF3" w:themeColor="accent4" w:themeTint="99"/>
+          <w:sz w:val="36"/>
+          <w:szCs w:val="36"/>
+        </w:rPr>
+        <w:t>myapp-key.jks</w:t>
+      </w:r>
+      <w:proofErr w:type="spellEnd"/>
+      <w:r>
+        <w:rPr>
+          <w:b/>
+          <w:bCs/>
+          <w:color w:val="60CAF3" w:themeColor="accent4" w:themeTint="99"/>
+          <w:sz w:val="36"/>
+          <w:szCs w:val="36"/>
+        </w:rPr>
+        <w:t>" -</w:t>
+      </w:r>
+      <w:proofErr w:type="spellStart"/>
+      <w:r>
+        <w:rPr>
+          <w:b/>
+          <w:bCs/>
+          <w:color w:val="60CAF3" w:themeColor="accent4" w:themeTint="99"/>
+          <w:sz w:val="36"/>
+          <w:szCs w:val="36"/>
+        </w:rPr>
+        <w:t>storepass</w:t>
+      </w:r>
+      <w:proofErr w:type="spellEnd"/>
+      <w:r>
+        <w:rPr>
+          <w:b/>
+          <w:bCs/>
+          <w:color w:val="60CAF3" w:themeColor="accent4" w:themeTint="99"/>
+          <w:sz w:val="36"/>
+          <w:szCs w:val="36"/>
+        </w:rPr>
+        <w:t xml:space="preserve"> </w:t>
+      </w:r>
+      <w:proofErr w:type="spellStart"/>
+      <w:r>
+        <w:rPr>
+          <w:b/>
+          <w:bCs/>
+          <w:color w:val="60CAF3" w:themeColor="accent4" w:themeTint="99"/>
+          <w:sz w:val="36"/>
+          <w:szCs w:val="36"/>
+        </w:rPr>
+        <w:t>your_password</w:t>
+      </w:r>
+      <w:proofErr w:type="spellEnd"/>
+    </w:p>
+    <w:p>
+      <w:pPr>
+        <w:jc w:val="both"/>
+        <w:rPr>
+          <w:sz w:val="36"/>
+          <w:szCs w:val="36"/>
+        </w:rPr>
+      </w:pPr>
+    </w:p>
+    <w:p>
+      <w:pPr>
+        <w:jc w:val="both"/>
+        <w:rPr>
+          <w:sz w:val="36"/>
+          <w:szCs w:val="36"/>
+        </w:rPr>
+      </w:pPr>
+      <w:r>
+        <w:rPr>
+          <w:sz w:val="36"/>
+          <w:szCs w:val="36"/>
+        </w:rPr>
+        <w:t>NOTE: My App Store Key:</w:t>
+      </w:r>
+    </w:p>
+    <w:p>
+      <w:pPr>
+        <w:jc w:val="both"/>
+        <w:rPr>
+          <w:sz w:val="36"/>
+          <w:szCs w:val="36"/>
+        </w:rPr>
+      </w:pPr>
+      <w:r>
+        <w:rPr>
+          <w:sz w:val="36"/>
+          <w:szCs w:val="36"/>
+        </w:rPr>
+        <w:t xml:space="preserve"># Key store path: </w:t>
+      </w:r>
+      <w:r>
+        <w:rPr>
+          <w:b/>
+          <w:bCs/>
+          <w:sz w:val="36"/>
+          <w:szCs w:val="36"/>
+        </w:rPr>
+        <w:t>C:\my_app_key</w:t>
+      </w:r>
+      <w:r>
+        <w:rPr>
+          <w:b/>
+          <w:bCs/>
+          <w:sz w:val="36"/>
+          <w:szCs w:val="36"/>
+        </w:rPr>
+        <w:t>\myapp-key.jks</w:t>
       </w:r>
     </w:p>
     <w:p>
       <w:pPr>
         <w:pStyle w:val="ListParagraph"/>
-        <w:numPr>
-          <w:ilvl w:val="0"/>
-          <w:numId w:val="1"/>
-        </w:numPr>
-        <w:jc w:val="both"/>
-        <w:rPr>
-          <w:sz w:val="36"/>
-          <w:szCs w:val="36"/>
-        </w:rPr>
-      </w:pPr>
-      <w:r>
-        <w:rPr>
-          <w:sz w:val="36"/>
-          <w:szCs w:val="36"/>
-        </w:rPr>
-        <w:t xml:space="preserve">Enter the </w:t>
+        <w:ind w:left="0"/>
+        <w:jc w:val="both"/>
+        <w:rPr>
+          <w:sz w:val="36"/>
+          <w:szCs w:val="36"/>
+        </w:rPr>
+      </w:pPr>
+      <w:r>
+        <w:rPr>
+          <w:sz w:val="36"/>
+          <w:szCs w:val="36"/>
+        </w:rPr>
+        <w:t># Passwords: set a secure password. (my pass-</w:t>
+      </w:r>
+      <w:r>
+        <w:rPr>
+          <w:b/>
+          <w:bCs/>
+          <w:sz w:val="36"/>
+          <w:szCs w:val="36"/>
+        </w:rPr>
+        <w:t xml:space="preserve"> 123456</w:t>
+      </w:r>
+      <w:r>
+        <w:rPr>
+          <w:sz w:val="36"/>
+          <w:szCs w:val="36"/>
+        </w:rPr>
+        <w:t>).</w:t>
+      </w:r>
+    </w:p>
+    <w:p>
+      <w:pPr>
+        <w:pStyle w:val="ListParagraph"/>
+        <w:ind w:left="0"/>
+        <w:jc w:val="both"/>
+        <w:rPr>
+          <w:sz w:val="36"/>
+          <w:szCs w:val="36"/>
+        </w:rPr>
+      </w:pPr>
+      <w:r>
+        <w:rPr>
+          <w:sz w:val="36"/>
+          <w:szCs w:val="36"/>
+        </w:rPr>
+        <w:t xml:space="preserve"># Alias: something like </w:t>
       </w:r>
       <w:proofErr w:type="spellStart"/>
       <w:r>
@@ -1422,23 +1789,7 @@
           <w:sz w:val="36"/>
           <w:szCs w:val="36"/>
         </w:rPr>
-        <w:t>keystore</w:t>
-      </w:r>
-      <w:r>
-        <w:rPr>
-          <w:sz w:val="36"/>
-          <w:szCs w:val="36"/>
-        </w:rPr>
-        <w:t>+</w:t>
-      </w:r>
-      <w:r>
-        <w:rPr>
-          <w:b/>
-          <w:bCs/>
-          <w:sz w:val="36"/>
-          <w:szCs w:val="36"/>
-        </w:rPr>
-        <w:t>keypassword</w:t>
+        <w:t>mykey</w:t>
       </w:r>
       <w:proofErr w:type="spellEnd"/>
       <w:r>
@@ -1452,167 +1803,125 @@
     <w:p>
       <w:pPr>
         <w:pStyle w:val="ListParagraph"/>
-        <w:numPr>
-          <w:ilvl w:val="0"/>
-          <w:numId w:val="1"/>
-        </w:numPr>
-        <w:jc w:val="both"/>
-        <w:rPr>
-          <w:sz w:val="36"/>
-          <w:szCs w:val="36"/>
-        </w:rPr>
-      </w:pPr>
-      <w:r>
-        <w:rPr>
-          <w:sz w:val="36"/>
-          <w:szCs w:val="36"/>
-        </w:rPr>
-        <w:t xml:space="preserve">Click </w:t>
-      </w:r>
-      <w:r>
-        <w:rPr>
-          <w:b/>
-          <w:bCs/>
-          <w:sz w:val="36"/>
-          <w:szCs w:val="36"/>
-        </w:rPr>
-        <w:t>Next</w:t>
-      </w:r>
-    </w:p>
-    <w:p>
-      <w:pPr>
-        <w:jc w:val="both"/>
-        <w:rPr>
-          <w:b/>
-          <w:bCs/>
-          <w:sz w:val="36"/>
-          <w:szCs w:val="36"/>
-        </w:rPr>
-      </w:pPr>
-      <w:r>
-        <w:rPr>
-          <w:b/>
-          <w:bCs/>
-          <w:sz w:val="36"/>
-          <w:szCs w:val="36"/>
-        </w:rPr>
-        <w:t>Step-6:</w:t>
-      </w:r>
-    </w:p>
-    <w:p>
-      <w:pPr>
-        <w:jc w:val="both"/>
-        <w:rPr>
-          <w:sz w:val="36"/>
-          <w:szCs w:val="36"/>
-        </w:rPr>
-      </w:pPr>
-      <w:r>
-        <w:rPr>
-          <w:sz w:val="36"/>
-          <w:szCs w:val="36"/>
-        </w:rPr>
-        <w:t xml:space="preserve"># </w:t>
-      </w:r>
-      <w:r>
-        <w:rPr>
-          <w:sz w:val="36"/>
-          <w:szCs w:val="36"/>
-        </w:rPr>
-        <w:t xml:space="preserve"> Destination folder p</w:t>
-      </w:r>
-      <w:r>
-        <w:rPr>
-          <w:sz w:val="36"/>
-          <w:szCs w:val="36"/>
-        </w:rPr>
-        <w:t xml:space="preserve">ick where we want the APK </w:t>
-      </w:r>
-      <w:r>
-        <w:rPr>
-          <w:sz w:val="36"/>
-          <w:szCs w:val="36"/>
-        </w:rPr>
-        <w:t>to be saved.</w:t>
-      </w:r>
-    </w:p>
-    <w:p>
-      <w:pPr>
-        <w:jc w:val="both"/>
-        <w:rPr>
-          <w:sz w:val="36"/>
-          <w:szCs w:val="36"/>
-        </w:rPr>
-      </w:pPr>
-      <w:r>
-        <w:rPr>
-          <w:sz w:val="36"/>
-          <w:szCs w:val="36"/>
-        </w:rPr>
-        <w:t>Example</w:t>
-      </w:r>
-      <w:r>
-        <w:rPr>
-          <w:sz w:val="36"/>
-          <w:szCs w:val="36"/>
-        </w:rPr>
-        <w:t>:</w:t>
-      </w:r>
-      <w:r>
-        <w:rPr>
+        <w:ind w:left="0"/>
+        <w:jc w:val="both"/>
+        <w:rPr>
+          <w:sz w:val="36"/>
+          <w:szCs w:val="36"/>
+        </w:rPr>
+      </w:pPr>
+      <w:r>
+        <w:rPr>
+          <w:sz w:val="36"/>
+          <w:szCs w:val="36"/>
+        </w:rPr>
+        <w:t># Key password:</w:t>
+      </w:r>
+      <w:r>
+        <w:rPr>
+          <w:sz w:val="36"/>
+          <w:szCs w:val="36"/>
+        </w:rPr>
+        <w:t xml:space="preserve"> 123456</w:t>
+      </w:r>
+      <w:r>
+        <w:rPr>
+          <w:sz w:val="36"/>
+          <w:szCs w:val="36"/>
+        </w:rPr>
+        <w:t xml:space="preserve"> (can be same as above).</w:t>
+      </w:r>
+    </w:p>
+    <w:p>
+      <w:pPr>
+        <w:jc w:val="both"/>
+        <w:rPr>
+          <w:sz w:val="36"/>
+          <w:szCs w:val="36"/>
+        </w:rPr>
+      </w:pPr>
+    </w:p>
+    <w:p>
+      <w:pPr>
+        <w:jc w:val="both"/>
+        <w:rPr>
+          <w:b/>
+          <w:bCs/>
+          <w:sz w:val="36"/>
+          <w:szCs w:val="36"/>
+        </w:rPr>
+      </w:pPr>
+      <w:r>
+        <w:rPr>
+          <w:b/>
+          <w:bCs/>
+          <w:sz w:val="36"/>
+          <w:szCs w:val="36"/>
+        </w:rPr>
+        <w:t>Step-3:</w:t>
+      </w:r>
+    </w:p>
+    <w:p>
+      <w:pPr>
+        <w:jc w:val="both"/>
+        <w:rPr>
+          <w:sz w:val="36"/>
+          <w:szCs w:val="36"/>
+        </w:rPr>
+      </w:pPr>
+      <w:r>
+        <w:rPr>
+          <w:sz w:val="36"/>
+          <w:szCs w:val="36"/>
+        </w:rPr>
+        <w:t xml:space="preserve"># Go to </w:t>
+      </w:r>
+      <w:proofErr w:type="spellStart"/>
+      <w:r>
+        <w:rPr>
+          <w:b/>
+          <w:bCs/>
+          <w:sz w:val="36"/>
+          <w:szCs w:val="36"/>
+        </w:rPr>
+        <w:t>project_root</w:t>
+      </w:r>
+      <w:proofErr w:type="spellEnd"/>
+      <w:r>
+        <w:rPr>
+          <w:b/>
+          <w:bCs/>
+          <w:sz w:val="36"/>
+          <w:szCs w:val="36"/>
+        </w:rPr>
+        <w:t>\android\</w:t>
+      </w:r>
+      <w:r>
+        <w:rPr>
+          <w:sz w:val="36"/>
+          <w:szCs w:val="36"/>
+        </w:rPr>
+        <w:t xml:space="preserve"> and create</w:t>
+      </w:r>
+      <w:r>
+        <w:rPr>
+          <w:b/>
+          <w:bCs/>
           <w:sz w:val="36"/>
           <w:szCs w:val="36"/>
         </w:rPr>
         <w:t xml:space="preserve"> </w:t>
-      </w:r>
-      <w:r>
-        <w:rPr>
-          <w:sz w:val="36"/>
-          <w:szCs w:val="36"/>
-        </w:rPr>
-        <w:t>C:\APKs mine\</w:t>
-      </w:r>
-    </w:p>
-    <w:p>
-      <w:pPr>
-        <w:jc w:val="both"/>
-        <w:rPr>
-          <w:sz w:val="36"/>
-          <w:szCs w:val="36"/>
-        </w:rPr>
-      </w:pPr>
-      <w:r>
-        <w:rPr>
-          <w:b/>
-          <w:bCs/>
-          <w:sz w:val="36"/>
-          <w:szCs w:val="36"/>
-        </w:rPr>
-        <w:t>Step-7:</w:t>
-      </w:r>
-      <w:r>
-        <w:rPr>
-          <w:sz w:val="36"/>
-          <w:szCs w:val="36"/>
-        </w:rPr>
-        <w:br/>
-        <w:t># Click finish</w:t>
-      </w:r>
-      <w:r>
-        <w:rPr>
-          <w:sz w:val="36"/>
-          <w:szCs w:val="36"/>
-        </w:rPr>
-        <w:t xml:space="preserve">. Android Studio will build it and when </w:t>
       </w:r>
       <w:proofErr w:type="spellStart"/>
       <w:proofErr w:type="gramStart"/>
       <w:r>
         <w:rPr>
-          <w:sz w:val="36"/>
-          <w:szCs w:val="36"/>
-        </w:rPr>
-        <w:t>its</w:t>
+          <w:b/>
+          <w:bCs/>
+          <w:sz w:val="36"/>
+          <w:szCs w:val="36"/>
+        </w:rPr>
+        <w:t>key.properties</w:t>
       </w:r>
       <w:proofErr w:type="spellEnd"/>
       <w:proofErr w:type="gramEnd"/>
@@ -1621,156 +1930,2732 @@
           <w:sz w:val="36"/>
           <w:szCs w:val="36"/>
         </w:rPr>
-        <w:t xml:space="preserve"> done a </w:t>
-      </w:r>
-      <w:r>
-        <w:rPr>
-          <w:sz w:val="36"/>
-          <w:szCs w:val="36"/>
-        </w:rPr>
-        <w:t>“APK(s) generated successfully” message will appear with a locate link.</w:t>
-      </w:r>
-    </w:p>
-    <w:p>
-      <w:pPr>
-        <w:jc w:val="both"/>
-        <w:rPr>
-          <w:sz w:val="36"/>
-          <w:szCs w:val="36"/>
-        </w:rPr>
-      </w:pPr>
-    </w:p>
-    <w:p>
-      <w:pPr>
-        <w:jc w:val="both"/>
-        <w:rPr>
-          <w:b/>
-          <w:bCs/>
-          <w:sz w:val="36"/>
-          <w:szCs w:val="36"/>
-        </w:rPr>
-      </w:pPr>
-      <w:r>
-        <w:rPr>
-          <w:b/>
-          <w:bCs/>
-          <w:sz w:val="36"/>
-          <w:szCs w:val="36"/>
-        </w:rPr>
-        <w:t>Generate Update of the App in Android Studio:</w:t>
-      </w:r>
-    </w:p>
-    <w:p>
-      <w:pPr>
-        <w:jc w:val="both"/>
-        <w:rPr>
-          <w:sz w:val="36"/>
-          <w:szCs w:val="36"/>
-        </w:rPr>
-      </w:pPr>
-      <w:r>
-        <w:rPr>
-          <w:sz w:val="36"/>
-          <w:szCs w:val="36"/>
-        </w:rPr>
-        <w:t># Release an update of the app make sure the release key is same</w:t>
-      </w:r>
-      <w:r>
-        <w:rPr>
+        <w:t xml:space="preserve"> file (make sure this file is added in </w:t>
+      </w:r>
+      <w:r>
+        <w:rPr>
+          <w:b/>
+          <w:bCs/>
           <w:sz w:val="36"/>
           <w:szCs w:val="36"/>
         </w:rPr>
         <w:t>.</w:t>
       </w:r>
-    </w:p>
-    <w:p>
-      <w:pPr>
-        <w:jc w:val="both"/>
-        <w:rPr>
-          <w:b/>
-          <w:bCs/>
-          <w:sz w:val="36"/>
-          <w:szCs w:val="36"/>
-        </w:rPr>
-      </w:pPr>
-      <w:r>
-        <w:rPr>
-          <w:b/>
-          <w:bCs/>
-          <w:sz w:val="36"/>
-          <w:szCs w:val="36"/>
-        </w:rPr>
-        <w:t>Step-1:</w:t>
-      </w:r>
-    </w:p>
-    <w:p>
-      <w:pPr>
-        <w:jc w:val="both"/>
-        <w:rPr>
-          <w:sz w:val="36"/>
-          <w:szCs w:val="36"/>
-        </w:rPr>
-      </w:pPr>
-      <w:r>
-        <w:rPr>
-          <w:sz w:val="36"/>
-          <w:szCs w:val="36"/>
-        </w:rPr>
-        <w:t xml:space="preserve"># </w:t>
-      </w:r>
-      <w:r>
-        <w:rPr>
-          <w:sz w:val="36"/>
-          <w:szCs w:val="36"/>
-        </w:rPr>
-        <w:t xml:space="preserve">Open </w:t>
-      </w:r>
-      <w:r>
-        <w:rPr>
-          <w:sz w:val="36"/>
-          <w:szCs w:val="36"/>
-        </w:rPr>
-        <w:t>the</w:t>
-      </w:r>
-      <w:r>
-        <w:rPr>
+      <w:proofErr w:type="spellStart"/>
+      <w:r>
+        <w:rPr>
+          <w:b/>
+          <w:bCs/>
+          <w:sz w:val="36"/>
+          <w:szCs w:val="36"/>
+        </w:rPr>
+        <w:t>gitignore</w:t>
+      </w:r>
+      <w:proofErr w:type="spellEnd"/>
+      <w:r>
+        <w:rPr>
+          <w:sz w:val="36"/>
+          <w:szCs w:val="36"/>
+        </w:rPr>
+        <w:t xml:space="preserve"> and doesn’t get committed to GitHub.</w:t>
+      </w:r>
+    </w:p>
+    <w:p>
+      <w:pPr>
+        <w:jc w:val="both"/>
+        <w:rPr>
+          <w:sz w:val="36"/>
+          <w:szCs w:val="36"/>
+        </w:rPr>
+      </w:pPr>
+      <w:r>
+        <w:rPr>
+          <w:sz w:val="36"/>
+          <w:szCs w:val="36"/>
+        </w:rPr>
+        <w:t xml:space="preserve"># Then write the </w:t>
+      </w:r>
+      <w:proofErr w:type="spellStart"/>
+      <w:r>
+        <w:rPr>
+          <w:b/>
+          <w:bCs/>
+          <w:sz w:val="36"/>
+          <w:szCs w:val="36"/>
+        </w:rPr>
+        <w:t>storePassword</w:t>
+      </w:r>
+      <w:proofErr w:type="spellEnd"/>
+      <w:r>
+        <w:rPr>
+          <w:sz w:val="36"/>
+          <w:szCs w:val="36"/>
+        </w:rPr>
+        <w:t xml:space="preserve">, </w:t>
+      </w:r>
+      <w:proofErr w:type="spellStart"/>
+      <w:r>
+        <w:rPr>
+          <w:b/>
+          <w:bCs/>
+          <w:sz w:val="36"/>
+          <w:szCs w:val="36"/>
+        </w:rPr>
+        <w:t>keyPassword</w:t>
+      </w:r>
+      <w:proofErr w:type="spellEnd"/>
+      <w:r>
+        <w:rPr>
+          <w:sz w:val="36"/>
+          <w:szCs w:val="36"/>
+        </w:rPr>
+        <w:t xml:space="preserve">, </w:t>
+      </w:r>
+      <w:proofErr w:type="spellStart"/>
+      <w:r>
+        <w:rPr>
+          <w:b/>
+          <w:bCs/>
+          <w:sz w:val="36"/>
+          <w:szCs w:val="36"/>
+        </w:rPr>
+        <w:t>keyAlias</w:t>
+      </w:r>
+      <w:proofErr w:type="spellEnd"/>
+      <w:r>
+        <w:rPr>
+          <w:b/>
+          <w:bCs/>
           <w:sz w:val="36"/>
           <w:szCs w:val="36"/>
         </w:rPr>
         <w:t xml:space="preserve"> </w:t>
+      </w:r>
+      <w:r>
+        <w:rPr>
+          <w:sz w:val="36"/>
+          <w:szCs w:val="36"/>
+        </w:rPr>
+        <w:t xml:space="preserve">and </w:t>
+      </w:r>
+      <w:proofErr w:type="spellStart"/>
+      <w:r>
+        <w:rPr>
+          <w:b/>
+          <w:bCs/>
+          <w:sz w:val="36"/>
+          <w:szCs w:val="36"/>
+        </w:rPr>
+        <w:t>storeFile</w:t>
+      </w:r>
+      <w:proofErr w:type="spellEnd"/>
+      <w:r>
+        <w:rPr>
+          <w:sz w:val="36"/>
+          <w:szCs w:val="36"/>
+        </w:rPr>
+        <w:t xml:space="preserve"> like a key-value pair (like env file). VERY IMPORTANT, when specifying the file path make sure to add double backward slashes </w:t>
+      </w:r>
+      <w:r>
+        <w:rPr>
+          <w:b/>
+          <w:bCs/>
+          <w:sz w:val="36"/>
+          <w:szCs w:val="36"/>
+        </w:rPr>
+        <w:t xml:space="preserve">\\ </w:t>
+      </w:r>
+      <w:r>
+        <w:rPr>
+          <w:sz w:val="36"/>
+          <w:szCs w:val="36"/>
+        </w:rPr>
+        <w:t>instead of single cause one gets deleted and might throw error</w:t>
+      </w:r>
+    </w:p>
+    <w:p>
+      <w:pPr>
+        <w:jc w:val="both"/>
+        <w:rPr>
+          <w:b/>
+          <w:bCs/>
+          <w:color w:val="D86DCB" w:themeColor="accent5" w:themeTint="99"/>
+          <w:sz w:val="36"/>
+          <w:szCs w:val="36"/>
+        </w:rPr>
+      </w:pPr>
+      <w:proofErr w:type="spellStart"/>
+      <w:r>
+        <w:rPr>
+          <w:b/>
+          <w:bCs/>
+          <w:color w:val="D86DCB" w:themeColor="accent5" w:themeTint="99"/>
+          <w:sz w:val="36"/>
+          <w:szCs w:val="36"/>
+        </w:rPr>
+        <w:t>storePassword</w:t>
+      </w:r>
+      <w:proofErr w:type="spellEnd"/>
+      <w:r>
+        <w:rPr>
+          <w:b/>
+          <w:bCs/>
+          <w:color w:val="D86DCB" w:themeColor="accent5" w:themeTint="99"/>
+          <w:sz w:val="36"/>
+          <w:szCs w:val="36"/>
+        </w:rPr>
+        <w:t xml:space="preserve"> = 123456</w:t>
+      </w:r>
+    </w:p>
+    <w:p>
+      <w:pPr>
+        <w:jc w:val="both"/>
+        <w:rPr>
+          <w:b/>
+          <w:bCs/>
+          <w:color w:val="D86DCB" w:themeColor="accent5" w:themeTint="99"/>
+          <w:sz w:val="36"/>
+          <w:szCs w:val="36"/>
+        </w:rPr>
+      </w:pPr>
+      <w:proofErr w:type="spellStart"/>
+      <w:r>
+        <w:rPr>
+          <w:b/>
+          <w:bCs/>
+          <w:color w:val="D86DCB" w:themeColor="accent5" w:themeTint="99"/>
+          <w:sz w:val="36"/>
+          <w:szCs w:val="36"/>
+        </w:rPr>
+        <w:t>keyPassword</w:t>
+      </w:r>
+      <w:proofErr w:type="spellEnd"/>
+      <w:r>
+        <w:rPr>
+          <w:b/>
+          <w:bCs/>
+          <w:color w:val="D86DCB" w:themeColor="accent5" w:themeTint="99"/>
+          <w:sz w:val="36"/>
+          <w:szCs w:val="36"/>
+        </w:rPr>
+        <w:t xml:space="preserve"> = 123456</w:t>
+      </w:r>
+    </w:p>
+    <w:p>
+      <w:pPr>
+        <w:jc w:val="both"/>
+        <w:rPr>
+          <w:b/>
+          <w:bCs/>
+          <w:color w:val="D86DCB" w:themeColor="accent5" w:themeTint="99"/>
+          <w:sz w:val="36"/>
+          <w:szCs w:val="36"/>
+        </w:rPr>
+      </w:pPr>
+      <w:proofErr w:type="spellStart"/>
+      <w:r>
+        <w:rPr>
+          <w:b/>
+          <w:bCs/>
+          <w:color w:val="D86DCB" w:themeColor="accent5" w:themeTint="99"/>
+          <w:sz w:val="36"/>
+          <w:szCs w:val="36"/>
+        </w:rPr>
+        <w:t>keyAlias</w:t>
+      </w:r>
+      <w:proofErr w:type="spellEnd"/>
+      <w:r>
+        <w:rPr>
+          <w:b/>
+          <w:bCs/>
+          <w:color w:val="D86DCB" w:themeColor="accent5" w:themeTint="99"/>
+          <w:sz w:val="36"/>
+          <w:szCs w:val="36"/>
+        </w:rPr>
+        <w:t xml:space="preserve"> = </w:t>
+      </w:r>
+      <w:proofErr w:type="spellStart"/>
+      <w:r>
+        <w:rPr>
+          <w:b/>
+          <w:bCs/>
+          <w:color w:val="D86DCB" w:themeColor="accent5" w:themeTint="99"/>
+          <w:sz w:val="36"/>
+          <w:szCs w:val="36"/>
+        </w:rPr>
+        <w:t>myKey</w:t>
+      </w:r>
+      <w:proofErr w:type="spellEnd"/>
+    </w:p>
+    <w:p>
+      <w:pPr>
+        <w:jc w:val="both"/>
+        <w:rPr>
+          <w:b/>
+          <w:bCs/>
+          <w:color w:val="D86DCB" w:themeColor="accent5" w:themeTint="99"/>
+          <w:sz w:val="36"/>
+          <w:szCs w:val="36"/>
+        </w:rPr>
+      </w:pPr>
+      <w:proofErr w:type="spellStart"/>
+      <w:r>
+        <w:rPr>
+          <w:b/>
+          <w:bCs/>
+          <w:color w:val="D86DCB" w:themeColor="accent5" w:themeTint="99"/>
+          <w:sz w:val="36"/>
+          <w:szCs w:val="36"/>
+        </w:rPr>
+        <w:lastRenderedPageBreak/>
+        <w:t>storeFile</w:t>
+      </w:r>
+      <w:proofErr w:type="spellEnd"/>
+      <w:r>
+        <w:rPr>
+          <w:b/>
+          <w:bCs/>
+          <w:color w:val="D86DCB" w:themeColor="accent5" w:themeTint="99"/>
+          <w:sz w:val="36"/>
+          <w:szCs w:val="36"/>
+        </w:rPr>
+        <w:t xml:space="preserve"> = C:\\my_app_key\\myapp-key.jks</w:t>
+      </w:r>
+    </w:p>
+    <w:p>
+      <w:pPr>
+        <w:jc w:val="both"/>
+        <w:rPr>
+          <w:sz w:val="36"/>
+          <w:szCs w:val="36"/>
+        </w:rPr>
+      </w:pPr>
+    </w:p>
+    <w:p>
+      <w:pPr>
+        <w:jc w:val="both"/>
+        <w:rPr>
+          <w:sz w:val="36"/>
+          <w:szCs w:val="36"/>
+        </w:rPr>
+      </w:pPr>
+      <w:r>
+        <w:rPr>
+          <w:sz w:val="36"/>
+          <w:szCs w:val="36"/>
+        </w:rPr>
+        <w:t>Step-4:</w:t>
+      </w:r>
+    </w:p>
+    <w:p>
+      <w:pPr>
+        <w:jc w:val="both"/>
+        <w:rPr>
+          <w:sz w:val="36"/>
+          <w:szCs w:val="36"/>
+        </w:rPr>
+      </w:pPr>
+      <w:r>
+        <w:rPr>
+          <w:sz w:val="36"/>
+          <w:szCs w:val="36"/>
+        </w:rPr>
+        <w:t xml:space="preserve"># Go to </w:t>
+      </w:r>
+      <w:proofErr w:type="spellStart"/>
+      <w:r>
+        <w:rPr>
+          <w:b/>
+          <w:bCs/>
+          <w:sz w:val="36"/>
+          <w:szCs w:val="36"/>
+        </w:rPr>
+        <w:t>project_root</w:t>
+      </w:r>
+      <w:proofErr w:type="spellEnd"/>
+      <w:r>
+        <w:rPr>
+          <w:b/>
+          <w:bCs/>
+          <w:sz w:val="36"/>
+          <w:szCs w:val="36"/>
+        </w:rPr>
+        <w:t>\android\app\</w:t>
+      </w:r>
+      <w:proofErr w:type="spellStart"/>
+      <w:r>
+        <w:rPr>
+          <w:b/>
+          <w:bCs/>
+          <w:sz w:val="36"/>
+          <w:szCs w:val="36"/>
+        </w:rPr>
+        <w:t>build.gradle.kts</w:t>
+      </w:r>
+      <w:proofErr w:type="spellEnd"/>
+    </w:p>
+    <w:p>
+      <w:pPr>
+        <w:jc w:val="both"/>
+        <w:rPr>
+          <w:sz w:val="36"/>
+          <w:szCs w:val="36"/>
+        </w:rPr>
+      </w:pPr>
+      <w:r>
+        <w:rPr>
+          <w:sz w:val="36"/>
+          <w:szCs w:val="36"/>
+        </w:rPr>
+        <w:t xml:space="preserve"># Add this code. Like </w:t>
+      </w:r>
+      <w:r>
+        <w:rPr>
+          <w:b/>
+          <w:bCs/>
+          <w:sz w:val="36"/>
+          <w:szCs w:val="36"/>
+        </w:rPr>
+        <w:t xml:space="preserve">import </w:t>
       </w:r>
       <w:proofErr w:type="spellStart"/>
       <w:proofErr w:type="gramStart"/>
       <w:r>
         <w:rPr>
-          <w:sz w:val="36"/>
-          <w:szCs w:val="36"/>
-        </w:rPr>
-        <w:t>pubspec.yaml</w:t>
+          <w:b/>
+          <w:bCs/>
+          <w:sz w:val="36"/>
+          <w:szCs w:val="36"/>
+        </w:rPr>
+        <w:t>java.util</w:t>
+      </w:r>
+      <w:proofErr w:type="gramEnd"/>
+      <w:r>
+        <w:rPr>
+          <w:b/>
+          <w:bCs/>
+          <w:sz w:val="36"/>
+          <w:szCs w:val="36"/>
+        </w:rPr>
+        <w:t>.Properties</w:t>
+      </w:r>
+      <w:proofErr w:type="spellEnd"/>
+      <w:r>
+        <w:rPr>
+          <w:b/>
+          <w:bCs/>
+          <w:sz w:val="36"/>
+          <w:szCs w:val="36"/>
+        </w:rPr>
+        <w:t xml:space="preserve"> </w:t>
+      </w:r>
+      <w:r>
+        <w:rPr>
+          <w:sz w:val="36"/>
+          <w:szCs w:val="36"/>
+        </w:rPr>
+        <w:t xml:space="preserve">for </w:t>
+      </w:r>
+      <w:r>
+        <w:rPr>
+          <w:b/>
+          <w:bCs/>
+          <w:sz w:val="36"/>
+          <w:szCs w:val="36"/>
+        </w:rPr>
+        <w:t xml:space="preserve">load() </w:t>
+      </w:r>
+      <w:r>
+        <w:rPr>
+          <w:sz w:val="36"/>
+          <w:szCs w:val="36"/>
+        </w:rPr>
+        <w:t xml:space="preserve">method. Then getting keystore properties file using </w:t>
+      </w:r>
+      <w:proofErr w:type="spellStart"/>
+      <w:r>
+        <w:rPr>
+          <w:b/>
+          <w:bCs/>
+          <w:sz w:val="36"/>
+          <w:szCs w:val="36"/>
+        </w:rPr>
+        <w:t>rootProject.file</w:t>
+      </w:r>
+      <w:proofErr w:type="spellEnd"/>
+      <w:r>
+        <w:rPr>
+          <w:b/>
+          <w:bCs/>
+          <w:sz w:val="36"/>
+          <w:szCs w:val="36"/>
+        </w:rPr>
+        <w:t xml:space="preserve">() </w:t>
+      </w:r>
+      <w:r>
+        <w:rPr>
+          <w:sz w:val="36"/>
+          <w:szCs w:val="36"/>
+        </w:rPr>
+        <w:t xml:space="preserve">method. And get the input stream using </w:t>
+      </w:r>
+      <w:proofErr w:type="gramStart"/>
+      <w:r>
+        <w:rPr>
+          <w:b/>
+          <w:bCs/>
+          <w:sz w:val="36"/>
+          <w:szCs w:val="36"/>
+        </w:rPr>
+        <w:t>Properties(</w:t>
+      </w:r>
+      <w:proofErr w:type="gramEnd"/>
+      <w:r>
+        <w:rPr>
+          <w:b/>
+          <w:bCs/>
+          <w:sz w:val="36"/>
+          <w:szCs w:val="36"/>
+        </w:rPr>
+        <w:t>).apply{…}</w:t>
+      </w:r>
+      <w:r>
+        <w:rPr>
+          <w:sz w:val="36"/>
+          <w:szCs w:val="36"/>
+        </w:rPr>
+        <w:t xml:space="preserve"> but check first if keystore properties file exists first.</w:t>
+      </w:r>
+    </w:p>
+    <w:p>
+      <w:pPr>
+        <w:jc w:val="both"/>
+        <w:rPr>
+          <w:sz w:val="36"/>
+          <w:szCs w:val="36"/>
+        </w:rPr>
+      </w:pPr>
+      <w:r>
+        <w:rPr>
+          <w:sz w:val="36"/>
+          <w:szCs w:val="36"/>
+        </w:rPr>
+        <w:t xml:space="preserve"># Then in the </w:t>
+      </w:r>
+      <w:proofErr w:type="gramStart"/>
+      <w:r>
+        <w:rPr>
+          <w:b/>
+          <w:bCs/>
+          <w:sz w:val="36"/>
+          <w:szCs w:val="36"/>
+        </w:rPr>
+        <w:t>android{</w:t>
+      </w:r>
+      <w:proofErr w:type="gramEnd"/>
+      <w:r>
+        <w:rPr>
+          <w:b/>
+          <w:bCs/>
+          <w:sz w:val="36"/>
+          <w:szCs w:val="36"/>
+        </w:rPr>
+        <w:t xml:space="preserve">} </w:t>
+      </w:r>
+      <w:r>
+        <w:rPr>
+          <w:sz w:val="36"/>
+          <w:szCs w:val="36"/>
+        </w:rPr>
+        <w:t xml:space="preserve">block we add a new sub-block </w:t>
+      </w:r>
+      <w:proofErr w:type="spellStart"/>
+      <w:r>
+        <w:rPr>
+          <w:b/>
+          <w:bCs/>
+          <w:sz w:val="36"/>
+          <w:szCs w:val="36"/>
+        </w:rPr>
+        <w:t>signingConfigs</w:t>
+      </w:r>
+      <w:proofErr w:type="spellEnd"/>
+      <w:r>
+        <w:rPr>
+          <w:b/>
+          <w:bCs/>
+          <w:sz w:val="36"/>
+          <w:szCs w:val="36"/>
+        </w:rPr>
+        <w:t>{} f</w:t>
+      </w:r>
+      <w:r>
+        <w:rPr>
+          <w:sz w:val="36"/>
+          <w:szCs w:val="36"/>
+        </w:rPr>
+        <w:t xml:space="preserve">or signing our key not debugs. Here in </w:t>
+      </w:r>
+      <w:proofErr w:type="gramStart"/>
+      <w:r>
+        <w:rPr>
+          <w:b/>
+          <w:bCs/>
+          <w:sz w:val="36"/>
+          <w:szCs w:val="36"/>
+        </w:rPr>
+        <w:t>create(</w:t>
+      </w:r>
+      <w:proofErr w:type="gramEnd"/>
+      <w:r>
+        <w:rPr>
+          <w:b/>
+          <w:bCs/>
+          <w:sz w:val="36"/>
+          <w:szCs w:val="36"/>
+        </w:rPr>
+        <w:t>){}</w:t>
+      </w:r>
+      <w:r>
+        <w:rPr>
+          <w:sz w:val="36"/>
+          <w:szCs w:val="36"/>
+        </w:rPr>
+        <w:t xml:space="preserve"> we specify its for release APKs and the values from keystore properties files</w:t>
+      </w:r>
+    </w:p>
+    <w:p>
+      <w:pPr>
+        <w:jc w:val="both"/>
+        <w:rPr>
+          <w:sz w:val="36"/>
+          <w:szCs w:val="36"/>
+        </w:rPr>
+      </w:pPr>
+      <w:r>
+        <w:rPr>
+          <w:sz w:val="36"/>
+          <w:szCs w:val="36"/>
+        </w:rPr>
+        <w:t># And we have to set</w:t>
+      </w:r>
+      <w:r>
+        <w:rPr>
+          <w:b/>
+          <w:bCs/>
+          <w:sz w:val="36"/>
+          <w:szCs w:val="36"/>
+        </w:rPr>
+        <w:t xml:space="preserve"> </w:t>
+      </w:r>
+      <w:proofErr w:type="spellStart"/>
+      <w:r>
+        <w:rPr>
+          <w:b/>
+          <w:bCs/>
+          <w:sz w:val="36"/>
+          <w:szCs w:val="36"/>
+        </w:rPr>
+        <w:t>jvmTarget</w:t>
+      </w:r>
+      <w:proofErr w:type="spellEnd"/>
+      <w:r>
+        <w:rPr>
+          <w:sz w:val="36"/>
+          <w:szCs w:val="36"/>
+        </w:rPr>
+        <w:t xml:space="preserve"> to </w:t>
+      </w:r>
+      <w:r>
+        <w:rPr>
+          <w:b/>
+          <w:bCs/>
+          <w:sz w:val="36"/>
+          <w:szCs w:val="36"/>
+        </w:rPr>
+        <w:t xml:space="preserve">“17” </w:t>
+      </w:r>
+      <w:r>
+        <w:rPr>
+          <w:sz w:val="36"/>
+          <w:szCs w:val="36"/>
+        </w:rPr>
+        <w:t xml:space="preserve">if throws error in </w:t>
+      </w:r>
+      <w:proofErr w:type="spellStart"/>
+      <w:proofErr w:type="gramStart"/>
+      <w:r>
+        <w:rPr>
+          <w:b/>
+          <w:bCs/>
+          <w:sz w:val="36"/>
+          <w:szCs w:val="36"/>
+        </w:rPr>
+        <w:t>kotlinOptions</w:t>
+      </w:r>
+      <w:proofErr w:type="spellEnd"/>
+      <w:r>
+        <w:rPr>
+          <w:b/>
+          <w:bCs/>
+          <w:sz w:val="36"/>
+          <w:szCs w:val="36"/>
+        </w:rPr>
+        <w:t>{</w:t>
+      </w:r>
+      <w:proofErr w:type="gramEnd"/>
+      <w:r>
+        <w:rPr>
+          <w:b/>
+          <w:bCs/>
+          <w:sz w:val="36"/>
+          <w:szCs w:val="36"/>
+        </w:rPr>
+        <w:t>}</w:t>
+      </w:r>
+      <w:r>
+        <w:rPr>
+          <w:sz w:val="36"/>
+          <w:szCs w:val="36"/>
+        </w:rPr>
+        <w:t xml:space="preserve"> block</w:t>
+      </w:r>
+    </w:p>
+    <w:p>
+      <w:pPr>
+        <w:jc w:val="both"/>
+        <w:rPr>
+          <w:sz w:val="36"/>
+          <w:szCs w:val="36"/>
+        </w:rPr>
+      </w:pPr>
+      <w:r>
+        <w:rPr>
+          <w:sz w:val="36"/>
+          <w:szCs w:val="36"/>
+        </w:rPr>
+        <w:t># Then we remove or comment ou</w:t>
+      </w:r>
+      <w:r>
+        <w:rPr>
+          <w:b/>
+          <w:bCs/>
+          <w:sz w:val="36"/>
+          <w:szCs w:val="36"/>
+        </w:rPr>
+        <w:t xml:space="preserve">t </w:t>
+      </w:r>
+      <w:proofErr w:type="gramStart"/>
+      <w:r>
+        <w:rPr>
+          <w:b/>
+          <w:bCs/>
+          <w:sz w:val="36"/>
+          <w:szCs w:val="36"/>
+        </w:rPr>
+        <w:t>release{</w:t>
+      </w:r>
+      <w:proofErr w:type="gramEnd"/>
+      <w:r>
+        <w:rPr>
+          <w:b/>
+          <w:bCs/>
+          <w:sz w:val="36"/>
+          <w:szCs w:val="36"/>
+        </w:rPr>
+        <w:t xml:space="preserve">} </w:t>
+      </w:r>
+      <w:r>
+        <w:rPr>
+          <w:sz w:val="36"/>
+          <w:szCs w:val="36"/>
+        </w:rPr>
+        <w:t>block (debug signed) and instead define our signed</w:t>
+      </w:r>
+      <w:r>
+        <w:rPr>
+          <w:b/>
+          <w:bCs/>
+          <w:sz w:val="36"/>
+          <w:szCs w:val="36"/>
+        </w:rPr>
+        <w:t xml:space="preserve"> </w:t>
+      </w:r>
+      <w:proofErr w:type="spellStart"/>
+      <w:r>
+        <w:rPr>
+          <w:b/>
+          <w:bCs/>
+          <w:sz w:val="36"/>
+          <w:szCs w:val="36"/>
+        </w:rPr>
+        <w:t>getByName</w:t>
+      </w:r>
+      <w:proofErr w:type="spellEnd"/>
+      <w:r>
+        <w:rPr>
+          <w:b/>
+          <w:bCs/>
+          <w:sz w:val="36"/>
+          <w:szCs w:val="36"/>
+        </w:rPr>
+        <w:t xml:space="preserve">(){} </w:t>
+      </w:r>
+      <w:r>
+        <w:rPr>
+          <w:sz w:val="36"/>
+          <w:szCs w:val="36"/>
+        </w:rPr>
+        <w:t xml:space="preserve">block. Here </w:t>
+      </w:r>
+      <w:proofErr w:type="spellStart"/>
+      <w:r>
+        <w:rPr>
+          <w:b/>
+          <w:bCs/>
+          <w:sz w:val="36"/>
+          <w:szCs w:val="36"/>
+        </w:rPr>
+        <w:t>signingConfig</w:t>
+      </w:r>
+      <w:proofErr w:type="spellEnd"/>
+      <w:r>
+        <w:rPr>
+          <w:sz w:val="36"/>
+          <w:szCs w:val="36"/>
+        </w:rPr>
+        <w:t xml:space="preserve"> is set to our signed release.</w:t>
+      </w:r>
+    </w:p>
+    <w:p>
+      <w:pPr>
+        <w:jc w:val="both"/>
+        <w:rPr>
+          <w:sz w:val="36"/>
+          <w:szCs w:val="36"/>
+        </w:rPr>
+      </w:pPr>
+      <w:r>
+        <w:rPr>
+          <w:sz w:val="36"/>
+          <w:szCs w:val="36"/>
+        </w:rPr>
+        <w:t xml:space="preserve"># Also, we can enable or disable minification, shrinking resources and rules for shrinking like pro guard rules (there is default rules but we can define our rules to tell don’t shrink these resources). </w:t>
+      </w:r>
+      <w:proofErr w:type="spellStart"/>
+      <w:proofErr w:type="gramStart"/>
+      <w:r>
+        <w:rPr>
+          <w:b/>
+          <w:bCs/>
+          <w:sz w:val="36"/>
+          <w:szCs w:val="36"/>
+        </w:rPr>
+        <w:t>proguardIFiles</w:t>
+      </w:r>
+      <w:proofErr w:type="spellEnd"/>
+      <w:r>
+        <w:rPr>
+          <w:b/>
+          <w:bCs/>
+          <w:sz w:val="36"/>
+          <w:szCs w:val="36"/>
+        </w:rPr>
+        <w:t>(</w:t>
+      </w:r>
+      <w:proofErr w:type="gramEnd"/>
+      <w:r>
+        <w:rPr>
+          <w:b/>
+          <w:bCs/>
+          <w:sz w:val="36"/>
+          <w:szCs w:val="36"/>
+        </w:rPr>
+        <w:t>)</w:t>
+      </w:r>
+      <w:r>
+        <w:rPr>
+          <w:sz w:val="36"/>
+          <w:szCs w:val="36"/>
+        </w:rPr>
+        <w:t xml:space="preserve"> depends on </w:t>
+      </w:r>
+      <w:proofErr w:type="spellStart"/>
+      <w:r>
+        <w:rPr>
+          <w:b/>
+          <w:bCs/>
+          <w:sz w:val="36"/>
+          <w:szCs w:val="36"/>
+        </w:rPr>
+        <w:t>isMinifyEnabled</w:t>
+      </w:r>
+      <w:proofErr w:type="spellEnd"/>
+      <w:r>
+        <w:rPr>
+          <w:sz w:val="36"/>
+          <w:szCs w:val="36"/>
+        </w:rPr>
+        <w:t xml:space="preserve"> that depends on </w:t>
+      </w:r>
+      <w:proofErr w:type="spellStart"/>
+      <w:r>
+        <w:rPr>
+          <w:b/>
+          <w:bCs/>
+          <w:sz w:val="36"/>
+          <w:szCs w:val="36"/>
+        </w:rPr>
+        <w:t>isShrinkResources</w:t>
+      </w:r>
+      <w:proofErr w:type="spellEnd"/>
+      <w:r>
+        <w:rPr>
+          <w:sz w:val="36"/>
+          <w:szCs w:val="36"/>
+        </w:rPr>
+        <w:t xml:space="preserve">. These are optional but if we write them, we have to write all </w:t>
+      </w:r>
+      <w:r>
+        <w:rPr>
+          <w:sz w:val="36"/>
+          <w:szCs w:val="36"/>
+        </w:rPr>
+        <w:lastRenderedPageBreak/>
+        <w:t xml:space="preserve">three and here its </w:t>
+      </w:r>
+      <w:r>
+        <w:rPr>
+          <w:b/>
+          <w:bCs/>
+          <w:sz w:val="36"/>
+          <w:szCs w:val="36"/>
+        </w:rPr>
+        <w:t>false</w:t>
+      </w:r>
+      <w:r>
+        <w:rPr>
+          <w:sz w:val="36"/>
+          <w:szCs w:val="36"/>
+        </w:rPr>
+        <w:t>. It increases encryption and prevents reverse engineering if enabled.</w:t>
+      </w:r>
+    </w:p>
+    <w:p>
+      <w:pPr>
+        <w:jc w:val="both"/>
+        <w:rPr>
+          <w:b/>
+          <w:bCs/>
+          <w:color w:val="D86DCB" w:themeColor="accent5" w:themeTint="99"/>
+          <w:sz w:val="36"/>
+          <w:szCs w:val="36"/>
+        </w:rPr>
+      </w:pPr>
+      <w:r>
+        <w:rPr>
+          <w:b/>
+          <w:bCs/>
+          <w:color w:val="D86DCB" w:themeColor="accent5" w:themeTint="99"/>
+          <w:sz w:val="36"/>
+          <w:szCs w:val="36"/>
+        </w:rPr>
+        <w:t xml:space="preserve">import </w:t>
+      </w:r>
+      <w:proofErr w:type="spellStart"/>
+      <w:proofErr w:type="gramStart"/>
+      <w:r>
+        <w:rPr>
+          <w:b/>
+          <w:bCs/>
+          <w:color w:val="D86DCB" w:themeColor="accent5" w:themeTint="99"/>
+          <w:sz w:val="36"/>
+          <w:szCs w:val="36"/>
+        </w:rPr>
+        <w:t>java.util</w:t>
+      </w:r>
+      <w:proofErr w:type="gramEnd"/>
+      <w:r>
+        <w:rPr>
+          <w:b/>
+          <w:bCs/>
+          <w:color w:val="D86DCB" w:themeColor="accent5" w:themeTint="99"/>
+          <w:sz w:val="36"/>
+          <w:szCs w:val="36"/>
+        </w:rPr>
+        <w:t>.Properties</w:t>
+      </w:r>
+      <w:proofErr w:type="spellEnd"/>
+    </w:p>
+    <w:p>
+      <w:pPr>
+        <w:jc w:val="both"/>
+        <w:rPr>
+          <w:b/>
+          <w:bCs/>
+          <w:color w:val="D86DCB" w:themeColor="accent5" w:themeTint="99"/>
+          <w:sz w:val="36"/>
+          <w:szCs w:val="36"/>
+        </w:rPr>
+      </w:pPr>
+      <w:proofErr w:type="spellStart"/>
+      <w:r>
+        <w:rPr>
+          <w:b/>
+          <w:bCs/>
+          <w:color w:val="D86DCB" w:themeColor="accent5" w:themeTint="99"/>
+          <w:sz w:val="36"/>
+          <w:szCs w:val="36"/>
+        </w:rPr>
+        <w:t>val</w:t>
+      </w:r>
+      <w:proofErr w:type="spellEnd"/>
+      <w:r>
+        <w:rPr>
+          <w:b/>
+          <w:bCs/>
+          <w:color w:val="D86DCB" w:themeColor="accent5" w:themeTint="99"/>
+          <w:sz w:val="36"/>
+          <w:szCs w:val="36"/>
+        </w:rPr>
+        <w:t xml:space="preserve"> </w:t>
+      </w:r>
+      <w:proofErr w:type="spellStart"/>
+      <w:r>
+        <w:rPr>
+          <w:b/>
+          <w:bCs/>
+          <w:color w:val="D86DCB" w:themeColor="accent5" w:themeTint="99"/>
+          <w:sz w:val="36"/>
+          <w:szCs w:val="36"/>
+        </w:rPr>
+        <w:t>keyStorePropertiesFile</w:t>
+      </w:r>
+      <w:proofErr w:type="spellEnd"/>
+      <w:r>
+        <w:rPr>
+          <w:b/>
+          <w:bCs/>
+          <w:color w:val="D86DCB" w:themeColor="accent5" w:themeTint="99"/>
+          <w:sz w:val="36"/>
+          <w:szCs w:val="36"/>
+        </w:rPr>
+        <w:t xml:space="preserve"> = </w:t>
+      </w:r>
+      <w:proofErr w:type="spellStart"/>
+      <w:r>
+        <w:rPr>
+          <w:b/>
+          <w:bCs/>
+          <w:color w:val="D86DCB" w:themeColor="accent5" w:themeTint="99"/>
+          <w:sz w:val="36"/>
+          <w:szCs w:val="36"/>
+        </w:rPr>
+        <w:t>rootProject.file</w:t>
+      </w:r>
+      <w:proofErr w:type="spellEnd"/>
+      <w:r>
+        <w:rPr>
+          <w:b/>
+          <w:bCs/>
+          <w:color w:val="D86DCB" w:themeColor="accent5" w:themeTint="99"/>
+          <w:sz w:val="36"/>
+          <w:szCs w:val="36"/>
+        </w:rPr>
+        <w:t>("</w:t>
+      </w:r>
+      <w:proofErr w:type="spellStart"/>
+      <w:proofErr w:type="gramStart"/>
+      <w:r>
+        <w:rPr>
+          <w:b/>
+          <w:bCs/>
+          <w:color w:val="D86DCB" w:themeColor="accent5" w:themeTint="99"/>
+          <w:sz w:val="36"/>
+          <w:szCs w:val="36"/>
+        </w:rPr>
+        <w:t>key.properties</w:t>
       </w:r>
       <w:proofErr w:type="spellEnd"/>
       <w:proofErr w:type="gramEnd"/>
       <w:r>
         <w:rPr>
-          <w:sz w:val="36"/>
-          <w:szCs w:val="36"/>
-        </w:rPr>
-        <w:t xml:space="preserve"> and bum</w:t>
-      </w:r>
-      <w:r>
-        <w:rPr>
-          <w:sz w:val="36"/>
-          <w:szCs w:val="36"/>
-        </w:rPr>
-        <w:t>p the version</w:t>
-      </w:r>
-    </w:p>
-    <w:p>
-      <w:pPr>
-        <w:jc w:val="both"/>
-        <w:rPr>
-          <w:b/>
-          <w:bCs/>
+          <w:b/>
+          <w:bCs/>
+          <w:color w:val="D86DCB" w:themeColor="accent5" w:themeTint="99"/>
+          <w:sz w:val="36"/>
+          <w:szCs w:val="36"/>
+        </w:rPr>
+        <w:t>")</w:t>
+      </w:r>
+    </w:p>
+    <w:p>
+      <w:pPr>
+        <w:jc w:val="both"/>
+        <w:rPr>
+          <w:b/>
+          <w:bCs/>
+          <w:color w:val="D86DCB" w:themeColor="accent5" w:themeTint="99"/>
+          <w:sz w:val="36"/>
+          <w:szCs w:val="36"/>
+        </w:rPr>
+      </w:pPr>
+      <w:proofErr w:type="spellStart"/>
+      <w:r>
+        <w:rPr>
+          <w:b/>
+          <w:bCs/>
+          <w:color w:val="D86DCB" w:themeColor="accent5" w:themeTint="99"/>
+          <w:sz w:val="36"/>
+          <w:szCs w:val="36"/>
+        </w:rPr>
+        <w:t>val</w:t>
+      </w:r>
+      <w:proofErr w:type="spellEnd"/>
+      <w:r>
+        <w:rPr>
+          <w:b/>
+          <w:bCs/>
+          <w:color w:val="D86DCB" w:themeColor="accent5" w:themeTint="99"/>
+          <w:sz w:val="36"/>
+          <w:szCs w:val="36"/>
+        </w:rPr>
+        <w:t xml:space="preserve"> </w:t>
+      </w:r>
+      <w:proofErr w:type="spellStart"/>
+      <w:r>
+        <w:rPr>
+          <w:b/>
+          <w:bCs/>
+          <w:color w:val="D86DCB" w:themeColor="accent5" w:themeTint="99"/>
+          <w:sz w:val="36"/>
+          <w:szCs w:val="36"/>
+        </w:rPr>
+        <w:t>keyStoreProperties</w:t>
+      </w:r>
+      <w:proofErr w:type="spellEnd"/>
+      <w:r>
+        <w:rPr>
+          <w:b/>
+          <w:bCs/>
+          <w:color w:val="D86DCB" w:themeColor="accent5" w:themeTint="99"/>
+          <w:sz w:val="36"/>
+          <w:szCs w:val="36"/>
+        </w:rPr>
+        <w:t xml:space="preserve"> = </w:t>
+      </w:r>
+      <w:proofErr w:type="gramStart"/>
+      <w:r>
+        <w:rPr>
+          <w:b/>
+          <w:bCs/>
+          <w:color w:val="D86DCB" w:themeColor="accent5" w:themeTint="99"/>
+          <w:sz w:val="36"/>
+          <w:szCs w:val="36"/>
+        </w:rPr>
+        <w:t>Properties(</w:t>
+      </w:r>
+      <w:proofErr w:type="gramEnd"/>
+      <w:r>
+        <w:rPr>
+          <w:b/>
+          <w:bCs/>
+          <w:color w:val="D86DCB" w:themeColor="accent5" w:themeTint="99"/>
+          <w:sz w:val="36"/>
+          <w:szCs w:val="36"/>
+        </w:rPr>
+        <w:t>).apply {</w:t>
+      </w:r>
+    </w:p>
+    <w:p>
+      <w:pPr>
+        <w:jc w:val="both"/>
+        <w:rPr>
+          <w:b/>
+          <w:bCs/>
+          <w:color w:val="D86DCB" w:themeColor="accent5" w:themeTint="99"/>
+          <w:sz w:val="36"/>
+          <w:szCs w:val="36"/>
+        </w:rPr>
+      </w:pPr>
+      <w:r>
+        <w:rPr>
+          <w:b/>
+          <w:bCs/>
+          <w:color w:val="D86DCB" w:themeColor="accent5" w:themeTint="99"/>
+          <w:sz w:val="36"/>
+          <w:szCs w:val="36"/>
+        </w:rPr>
+        <w:t xml:space="preserve">    </w:t>
+      </w:r>
+      <w:proofErr w:type="gramStart"/>
+      <w:r>
+        <w:rPr>
+          <w:b/>
+          <w:bCs/>
+          <w:color w:val="D86DCB" w:themeColor="accent5" w:themeTint="99"/>
+          <w:sz w:val="36"/>
+          <w:szCs w:val="36"/>
+        </w:rPr>
+        <w:t>if(</w:t>
+      </w:r>
+      <w:proofErr w:type="spellStart"/>
+      <w:proofErr w:type="gramEnd"/>
+      <w:r>
+        <w:rPr>
+          <w:b/>
+          <w:bCs/>
+          <w:color w:val="D86DCB" w:themeColor="accent5" w:themeTint="99"/>
+          <w:sz w:val="36"/>
+          <w:szCs w:val="36"/>
+        </w:rPr>
+        <w:t>keyStorePropertiesFile.exists</w:t>
+      </w:r>
+      <w:proofErr w:type="spellEnd"/>
+      <w:r>
+        <w:rPr>
+          <w:b/>
+          <w:bCs/>
+          <w:color w:val="D86DCB" w:themeColor="accent5" w:themeTint="99"/>
+          <w:sz w:val="36"/>
+          <w:szCs w:val="36"/>
+        </w:rPr>
+        <w:t>()) {</w:t>
+      </w:r>
+    </w:p>
+    <w:p>
+      <w:pPr>
+        <w:jc w:val="both"/>
+        <w:rPr>
+          <w:b/>
+          <w:bCs/>
+          <w:color w:val="D86DCB" w:themeColor="accent5" w:themeTint="99"/>
+          <w:sz w:val="36"/>
+          <w:szCs w:val="36"/>
+        </w:rPr>
+      </w:pPr>
+      <w:r>
+        <w:rPr>
+          <w:b/>
+          <w:bCs/>
+          <w:color w:val="D86DCB" w:themeColor="accent5" w:themeTint="99"/>
+          <w:sz w:val="36"/>
+          <w:szCs w:val="36"/>
+        </w:rPr>
+        <w:t xml:space="preserve">        </w:t>
+      </w:r>
+      <w:proofErr w:type="gramStart"/>
+      <w:r>
+        <w:rPr>
+          <w:b/>
+          <w:bCs/>
+          <w:color w:val="D86DCB" w:themeColor="accent5" w:themeTint="99"/>
+          <w:sz w:val="36"/>
+          <w:szCs w:val="36"/>
+        </w:rPr>
+        <w:t>load(</w:t>
+      </w:r>
+      <w:proofErr w:type="spellStart"/>
+      <w:proofErr w:type="gramEnd"/>
+      <w:r>
+        <w:rPr>
+          <w:b/>
+          <w:bCs/>
+          <w:color w:val="D86DCB" w:themeColor="accent5" w:themeTint="99"/>
+          <w:sz w:val="36"/>
+          <w:szCs w:val="36"/>
+        </w:rPr>
+        <w:t>keyStorePropertiesFile.inputStream</w:t>
+      </w:r>
+      <w:proofErr w:type="spellEnd"/>
+      <w:r>
+        <w:rPr>
+          <w:b/>
+          <w:bCs/>
+          <w:color w:val="D86DCB" w:themeColor="accent5" w:themeTint="99"/>
+          <w:sz w:val="36"/>
+          <w:szCs w:val="36"/>
+        </w:rPr>
+        <w:t>())</w:t>
+      </w:r>
+    </w:p>
+    <w:p>
+      <w:pPr>
+        <w:jc w:val="both"/>
+        <w:rPr>
+          <w:b/>
+          <w:bCs/>
+          <w:color w:val="D86DCB" w:themeColor="accent5" w:themeTint="99"/>
+          <w:sz w:val="36"/>
+          <w:szCs w:val="36"/>
+        </w:rPr>
+      </w:pPr>
+      <w:r>
+        <w:rPr>
+          <w:b/>
+          <w:bCs/>
+          <w:color w:val="D86DCB" w:themeColor="accent5" w:themeTint="99"/>
+          <w:sz w:val="36"/>
+          <w:szCs w:val="36"/>
+        </w:rPr>
+        <w:t xml:space="preserve">    }</w:t>
+      </w:r>
+    </w:p>
+    <w:p>
+      <w:pPr>
+        <w:jc w:val="both"/>
+        <w:rPr>
+          <w:b/>
+          <w:bCs/>
+          <w:color w:val="D86DCB" w:themeColor="accent5" w:themeTint="99"/>
+          <w:sz w:val="36"/>
+          <w:szCs w:val="36"/>
+        </w:rPr>
+      </w:pPr>
+      <w:r>
+        <w:rPr>
+          <w:b/>
+          <w:bCs/>
+          <w:color w:val="D86DCB" w:themeColor="accent5" w:themeTint="99"/>
+          <w:sz w:val="36"/>
+          <w:szCs w:val="36"/>
+        </w:rPr>
+        <w:t>}</w:t>
+      </w:r>
+    </w:p>
+    <w:p>
+      <w:pPr>
+        <w:jc w:val="both"/>
+        <w:rPr>
+          <w:b/>
+          <w:bCs/>
+          <w:color w:val="D86DCB" w:themeColor="accent5" w:themeTint="99"/>
+          <w:sz w:val="36"/>
+          <w:szCs w:val="36"/>
+        </w:rPr>
+      </w:pPr>
+      <w:r>
+        <w:rPr>
+          <w:b/>
+          <w:bCs/>
+          <w:color w:val="D86DCB" w:themeColor="accent5" w:themeTint="99"/>
+          <w:sz w:val="36"/>
+          <w:szCs w:val="36"/>
+        </w:rPr>
+        <w:t>android {</w:t>
+      </w:r>
+    </w:p>
+    <w:p>
+      <w:pPr>
+        <w:jc w:val="both"/>
+        <w:rPr>
+          <w:b/>
+          <w:bCs/>
+          <w:color w:val="D86DCB" w:themeColor="accent5" w:themeTint="99"/>
+          <w:sz w:val="36"/>
+          <w:szCs w:val="36"/>
+        </w:rPr>
+      </w:pPr>
+      <w:r>
+        <w:rPr>
+          <w:b/>
+          <w:bCs/>
+          <w:color w:val="D86DCB" w:themeColor="accent5" w:themeTint="99"/>
+          <w:sz w:val="36"/>
+          <w:szCs w:val="36"/>
+        </w:rPr>
+        <w:t xml:space="preserve">    </w:t>
+      </w:r>
+      <w:r>
+        <w:rPr>
+          <w:b/>
+          <w:bCs/>
+          <w:color w:val="D86DCB" w:themeColor="accent5" w:themeTint="99"/>
+          <w:sz w:val="36"/>
+          <w:szCs w:val="36"/>
+        </w:rPr>
+        <w:t>…</w:t>
+      </w:r>
+    </w:p>
+    <w:p>
+      <w:pPr>
+        <w:jc w:val="both"/>
+        <w:rPr>
+          <w:b/>
+          <w:bCs/>
+          <w:color w:val="D86DCB" w:themeColor="accent5" w:themeTint="99"/>
+          <w:sz w:val="36"/>
+          <w:szCs w:val="36"/>
+        </w:rPr>
+      </w:pPr>
+      <w:r>
+        <w:rPr>
+          <w:b/>
+          <w:bCs/>
+          <w:color w:val="D86DCB" w:themeColor="accent5" w:themeTint="99"/>
+          <w:sz w:val="36"/>
+          <w:szCs w:val="36"/>
+        </w:rPr>
+        <w:t xml:space="preserve">    </w:t>
+      </w:r>
+      <w:proofErr w:type="spellStart"/>
+      <w:r>
+        <w:rPr>
+          <w:b/>
+          <w:bCs/>
+          <w:color w:val="D86DCB" w:themeColor="accent5" w:themeTint="99"/>
+          <w:sz w:val="36"/>
+          <w:szCs w:val="36"/>
+        </w:rPr>
+        <w:t>kotlinOptions</w:t>
+      </w:r>
+      <w:proofErr w:type="spellEnd"/>
+      <w:r>
+        <w:rPr>
+          <w:b/>
+          <w:bCs/>
+          <w:color w:val="D86DCB" w:themeColor="accent5" w:themeTint="99"/>
+          <w:sz w:val="36"/>
+          <w:szCs w:val="36"/>
+        </w:rPr>
+        <w:t xml:space="preserve"> {</w:t>
+      </w:r>
+      <w:r>
+        <w:rPr>
+          <w:b/>
+          <w:bCs/>
+          <w:color w:val="D86DCB" w:themeColor="accent5" w:themeTint="99"/>
+          <w:sz w:val="36"/>
+          <w:szCs w:val="36"/>
+        </w:rPr>
+        <w:br/>
+        <w:t xml:space="preserve">        //</w:t>
+      </w:r>
+      <w:proofErr w:type="spellStart"/>
+      <w:r>
+        <w:rPr>
+          <w:b/>
+          <w:bCs/>
+          <w:color w:val="D86DCB" w:themeColor="accent5" w:themeTint="99"/>
+          <w:sz w:val="36"/>
+          <w:szCs w:val="36"/>
+        </w:rPr>
+        <w:t>jvmTarget</w:t>
+      </w:r>
+      <w:proofErr w:type="spellEnd"/>
+      <w:r>
+        <w:rPr>
+          <w:b/>
+          <w:bCs/>
+          <w:color w:val="D86DCB" w:themeColor="accent5" w:themeTint="99"/>
+          <w:sz w:val="36"/>
+          <w:szCs w:val="36"/>
+        </w:rPr>
+        <w:t xml:space="preserve"> = JavaVersion.VERSION_</w:t>
+      </w:r>
+      <w:proofErr w:type="gramStart"/>
+      <w:r>
+        <w:rPr>
+          <w:b/>
+          <w:bCs/>
+          <w:color w:val="D86DCB" w:themeColor="accent5" w:themeTint="99"/>
+          <w:sz w:val="36"/>
+          <w:szCs w:val="36"/>
+        </w:rPr>
+        <w:t>17.toString</w:t>
+      </w:r>
+      <w:proofErr w:type="gramEnd"/>
+      <w:r>
+        <w:rPr>
+          <w:b/>
+          <w:bCs/>
+          <w:color w:val="D86DCB" w:themeColor="accent5" w:themeTint="99"/>
+          <w:sz w:val="36"/>
+          <w:szCs w:val="36"/>
+        </w:rPr>
+        <w:t>()</w:t>
+      </w:r>
+      <w:r>
+        <w:rPr>
+          <w:b/>
+          <w:bCs/>
+          <w:color w:val="D86DCB" w:themeColor="accent5" w:themeTint="99"/>
+          <w:sz w:val="36"/>
+          <w:szCs w:val="36"/>
+        </w:rPr>
+        <w:br/>
+        <w:t xml:space="preserve">        </w:t>
+      </w:r>
+      <w:proofErr w:type="spellStart"/>
+      <w:r>
+        <w:rPr>
+          <w:b/>
+          <w:bCs/>
+          <w:color w:val="D86DCB" w:themeColor="accent5" w:themeTint="99"/>
+          <w:sz w:val="36"/>
+          <w:szCs w:val="36"/>
+        </w:rPr>
+        <w:t>jvmTarget</w:t>
+      </w:r>
+      <w:proofErr w:type="spellEnd"/>
+      <w:r>
+        <w:rPr>
+          <w:b/>
+          <w:bCs/>
+          <w:color w:val="D86DCB" w:themeColor="accent5" w:themeTint="99"/>
+          <w:sz w:val="36"/>
+          <w:szCs w:val="36"/>
+        </w:rPr>
+        <w:t xml:space="preserve"> = "17"</w:t>
+      </w:r>
+      <w:r>
+        <w:rPr>
+          <w:b/>
+          <w:bCs/>
+          <w:color w:val="D86DCB" w:themeColor="accent5" w:themeTint="99"/>
+          <w:sz w:val="36"/>
+          <w:szCs w:val="36"/>
+        </w:rPr>
+        <w:br/>
+        <w:t xml:space="preserve">    }</w:t>
+      </w:r>
+    </w:p>
+    <w:p>
+      <w:pPr>
+        <w:jc w:val="both"/>
+        <w:rPr>
+          <w:b/>
+          <w:bCs/>
+          <w:color w:val="D86DCB" w:themeColor="accent5" w:themeTint="99"/>
+          <w:sz w:val="36"/>
+          <w:szCs w:val="36"/>
+        </w:rPr>
+      </w:pPr>
+      <w:r>
+        <w:rPr>
+          <w:b/>
+          <w:bCs/>
+          <w:color w:val="D86DCB" w:themeColor="accent5" w:themeTint="99"/>
+          <w:sz w:val="36"/>
+          <w:szCs w:val="36"/>
+        </w:rPr>
+        <w:t xml:space="preserve">    </w:t>
+      </w:r>
+      <w:r>
+        <w:rPr>
+          <w:b/>
+          <w:bCs/>
+          <w:color w:val="D86DCB" w:themeColor="accent5" w:themeTint="99"/>
+          <w:sz w:val="36"/>
+          <w:szCs w:val="36"/>
+        </w:rPr>
+        <w:t>…</w:t>
+      </w:r>
+    </w:p>
+    <w:p>
+      <w:pPr>
+        <w:jc w:val="both"/>
+        <w:rPr>
+          <w:b/>
+          <w:bCs/>
+          <w:color w:val="D86DCB" w:themeColor="accent5" w:themeTint="99"/>
+          <w:sz w:val="36"/>
+          <w:szCs w:val="36"/>
+        </w:rPr>
+      </w:pPr>
+      <w:r>
+        <w:rPr>
+          <w:b/>
+          <w:bCs/>
+          <w:color w:val="D86DCB" w:themeColor="accent5" w:themeTint="99"/>
+          <w:sz w:val="36"/>
+          <w:szCs w:val="36"/>
+        </w:rPr>
+        <w:t xml:space="preserve">    </w:t>
+      </w:r>
+      <w:proofErr w:type="spellStart"/>
+      <w:r>
+        <w:rPr>
+          <w:b/>
+          <w:bCs/>
+          <w:color w:val="D86DCB" w:themeColor="accent5" w:themeTint="99"/>
+          <w:sz w:val="36"/>
+          <w:szCs w:val="36"/>
+        </w:rPr>
+        <w:t>signingConfigs</w:t>
+      </w:r>
+      <w:proofErr w:type="spellEnd"/>
+      <w:r>
+        <w:rPr>
+          <w:b/>
+          <w:bCs/>
+          <w:color w:val="D86DCB" w:themeColor="accent5" w:themeTint="99"/>
+          <w:sz w:val="36"/>
+          <w:szCs w:val="36"/>
+        </w:rPr>
+        <w:t xml:space="preserve"> {</w:t>
+      </w:r>
+    </w:p>
+    <w:p>
+      <w:pPr>
+        <w:jc w:val="both"/>
+        <w:rPr>
+          <w:b/>
+          <w:bCs/>
+          <w:color w:val="D86DCB" w:themeColor="accent5" w:themeTint="99"/>
+          <w:sz w:val="36"/>
+          <w:szCs w:val="36"/>
+        </w:rPr>
+      </w:pPr>
+      <w:r>
+        <w:rPr>
+          <w:b/>
+          <w:bCs/>
+          <w:color w:val="D86DCB" w:themeColor="accent5" w:themeTint="99"/>
+          <w:sz w:val="36"/>
+          <w:szCs w:val="36"/>
+        </w:rPr>
+        <w:t xml:space="preserve">        create("release") {</w:t>
+      </w:r>
+    </w:p>
+    <w:p>
+      <w:pPr>
+        <w:jc w:val="both"/>
+        <w:rPr>
+          <w:b/>
+          <w:bCs/>
+          <w:color w:val="D86DCB" w:themeColor="accent5" w:themeTint="99"/>
+          <w:sz w:val="36"/>
+          <w:szCs w:val="36"/>
+        </w:rPr>
+      </w:pPr>
+      <w:r>
+        <w:rPr>
+          <w:b/>
+          <w:bCs/>
+          <w:color w:val="D86DCB" w:themeColor="accent5" w:themeTint="99"/>
+          <w:sz w:val="36"/>
+          <w:szCs w:val="36"/>
+        </w:rPr>
+        <w:t xml:space="preserve">            </w:t>
+      </w:r>
+      <w:proofErr w:type="spellStart"/>
+      <w:r>
+        <w:rPr>
+          <w:b/>
+          <w:bCs/>
+          <w:color w:val="D86DCB" w:themeColor="accent5" w:themeTint="99"/>
+          <w:sz w:val="36"/>
+          <w:szCs w:val="36"/>
+        </w:rPr>
+        <w:t>keyAlias</w:t>
+      </w:r>
+      <w:proofErr w:type="spellEnd"/>
+      <w:r>
+        <w:rPr>
+          <w:b/>
+          <w:bCs/>
+          <w:color w:val="D86DCB" w:themeColor="accent5" w:themeTint="99"/>
+          <w:sz w:val="36"/>
+          <w:szCs w:val="36"/>
+        </w:rPr>
+        <w:t xml:space="preserve"> = </w:t>
+      </w:r>
+      <w:proofErr w:type="spellStart"/>
+      <w:r>
+        <w:rPr>
+          <w:b/>
+          <w:bCs/>
+          <w:color w:val="D86DCB" w:themeColor="accent5" w:themeTint="99"/>
+          <w:sz w:val="36"/>
+          <w:szCs w:val="36"/>
+        </w:rPr>
+        <w:t>keyStoreProperties</w:t>
+      </w:r>
+      <w:proofErr w:type="spellEnd"/>
+      <w:r>
+        <w:rPr>
+          <w:b/>
+          <w:bCs/>
+          <w:color w:val="D86DCB" w:themeColor="accent5" w:themeTint="99"/>
+          <w:sz w:val="36"/>
+          <w:szCs w:val="36"/>
+        </w:rPr>
+        <w:t>["</w:t>
+      </w:r>
+      <w:proofErr w:type="spellStart"/>
+      <w:r>
+        <w:rPr>
+          <w:b/>
+          <w:bCs/>
+          <w:color w:val="D86DCB" w:themeColor="accent5" w:themeTint="99"/>
+          <w:sz w:val="36"/>
+          <w:szCs w:val="36"/>
+        </w:rPr>
+        <w:t>keyAlias</w:t>
+      </w:r>
+      <w:proofErr w:type="spellEnd"/>
+      <w:r>
+        <w:rPr>
+          <w:b/>
+          <w:bCs/>
+          <w:color w:val="D86DCB" w:themeColor="accent5" w:themeTint="99"/>
+          <w:sz w:val="36"/>
+          <w:szCs w:val="36"/>
+        </w:rPr>
+        <w:t>"] as String</w:t>
+      </w:r>
+    </w:p>
+    <w:p>
+      <w:pPr>
+        <w:jc w:val="both"/>
+        <w:rPr>
+          <w:b/>
+          <w:bCs/>
+          <w:color w:val="D86DCB" w:themeColor="accent5" w:themeTint="99"/>
+          <w:sz w:val="36"/>
+          <w:szCs w:val="36"/>
+        </w:rPr>
+      </w:pPr>
+      <w:r>
+        <w:rPr>
+          <w:b/>
+          <w:bCs/>
+          <w:color w:val="D86DCB" w:themeColor="accent5" w:themeTint="99"/>
+          <w:sz w:val="36"/>
+          <w:szCs w:val="36"/>
+        </w:rPr>
+        <w:lastRenderedPageBreak/>
+        <w:t xml:space="preserve">            </w:t>
+      </w:r>
+      <w:proofErr w:type="spellStart"/>
+      <w:r>
+        <w:rPr>
+          <w:b/>
+          <w:bCs/>
+          <w:color w:val="D86DCB" w:themeColor="accent5" w:themeTint="99"/>
+          <w:sz w:val="36"/>
+          <w:szCs w:val="36"/>
+        </w:rPr>
+        <w:t>keyPassword</w:t>
+      </w:r>
+      <w:proofErr w:type="spellEnd"/>
+      <w:r>
+        <w:rPr>
+          <w:b/>
+          <w:bCs/>
+          <w:color w:val="D86DCB" w:themeColor="accent5" w:themeTint="99"/>
+          <w:sz w:val="36"/>
+          <w:szCs w:val="36"/>
+        </w:rPr>
+        <w:t xml:space="preserve"> = </w:t>
+      </w:r>
+      <w:proofErr w:type="spellStart"/>
+      <w:r>
+        <w:rPr>
+          <w:b/>
+          <w:bCs/>
+          <w:color w:val="D86DCB" w:themeColor="accent5" w:themeTint="99"/>
+          <w:sz w:val="36"/>
+          <w:szCs w:val="36"/>
+        </w:rPr>
+        <w:t>keyStoreProperties</w:t>
+      </w:r>
+      <w:proofErr w:type="spellEnd"/>
+      <w:r>
+        <w:rPr>
+          <w:b/>
+          <w:bCs/>
+          <w:color w:val="D86DCB" w:themeColor="accent5" w:themeTint="99"/>
+          <w:sz w:val="36"/>
+          <w:szCs w:val="36"/>
+        </w:rPr>
+        <w:t>["</w:t>
+      </w:r>
+      <w:proofErr w:type="spellStart"/>
+      <w:r>
+        <w:rPr>
+          <w:b/>
+          <w:bCs/>
+          <w:color w:val="D86DCB" w:themeColor="accent5" w:themeTint="99"/>
+          <w:sz w:val="36"/>
+          <w:szCs w:val="36"/>
+        </w:rPr>
+        <w:t>keyPassword</w:t>
+      </w:r>
+      <w:proofErr w:type="spellEnd"/>
+      <w:r>
+        <w:rPr>
+          <w:b/>
+          <w:bCs/>
+          <w:color w:val="D86DCB" w:themeColor="accent5" w:themeTint="99"/>
+          <w:sz w:val="36"/>
+          <w:szCs w:val="36"/>
+        </w:rPr>
+        <w:t>"] as String</w:t>
+      </w:r>
+    </w:p>
+    <w:p>
+      <w:pPr>
+        <w:jc w:val="both"/>
+        <w:rPr>
+          <w:b/>
+          <w:bCs/>
+          <w:color w:val="D86DCB" w:themeColor="accent5" w:themeTint="99"/>
+          <w:sz w:val="36"/>
+          <w:szCs w:val="36"/>
+        </w:rPr>
+      </w:pPr>
+      <w:r>
+        <w:rPr>
+          <w:b/>
+          <w:bCs/>
+          <w:color w:val="D86DCB" w:themeColor="accent5" w:themeTint="99"/>
+          <w:sz w:val="36"/>
+          <w:szCs w:val="36"/>
+        </w:rPr>
+        <w:t xml:space="preserve">            </w:t>
+      </w:r>
+      <w:proofErr w:type="spellStart"/>
+      <w:r>
+        <w:rPr>
+          <w:b/>
+          <w:bCs/>
+          <w:color w:val="D86DCB" w:themeColor="accent5" w:themeTint="99"/>
+          <w:sz w:val="36"/>
+          <w:szCs w:val="36"/>
+        </w:rPr>
+        <w:t>storeFile</w:t>
+      </w:r>
+      <w:proofErr w:type="spellEnd"/>
+      <w:r>
+        <w:rPr>
+          <w:b/>
+          <w:bCs/>
+          <w:color w:val="D86DCB" w:themeColor="accent5" w:themeTint="99"/>
+          <w:sz w:val="36"/>
+          <w:szCs w:val="36"/>
+        </w:rPr>
+        <w:t xml:space="preserve"> = file(</w:t>
+      </w:r>
+      <w:proofErr w:type="spellStart"/>
+      <w:r>
+        <w:rPr>
+          <w:b/>
+          <w:bCs/>
+          <w:color w:val="D86DCB" w:themeColor="accent5" w:themeTint="99"/>
+          <w:sz w:val="36"/>
+          <w:szCs w:val="36"/>
+        </w:rPr>
+        <w:t>keyStoreProperties</w:t>
+      </w:r>
+      <w:proofErr w:type="spellEnd"/>
+      <w:r>
+        <w:rPr>
+          <w:b/>
+          <w:bCs/>
+          <w:color w:val="D86DCB" w:themeColor="accent5" w:themeTint="99"/>
+          <w:sz w:val="36"/>
+          <w:szCs w:val="36"/>
+        </w:rPr>
+        <w:t>["</w:t>
+      </w:r>
+      <w:proofErr w:type="spellStart"/>
+      <w:r>
+        <w:rPr>
+          <w:b/>
+          <w:bCs/>
+          <w:color w:val="D86DCB" w:themeColor="accent5" w:themeTint="99"/>
+          <w:sz w:val="36"/>
+          <w:szCs w:val="36"/>
+        </w:rPr>
+        <w:t>storeFile</w:t>
+      </w:r>
+      <w:proofErr w:type="spellEnd"/>
+      <w:r>
+        <w:rPr>
+          <w:b/>
+          <w:bCs/>
+          <w:color w:val="D86DCB" w:themeColor="accent5" w:themeTint="99"/>
+          <w:sz w:val="36"/>
+          <w:szCs w:val="36"/>
+        </w:rPr>
+        <w:t>"] as String)</w:t>
+      </w:r>
+    </w:p>
+    <w:p>
+      <w:pPr>
+        <w:jc w:val="both"/>
+        <w:rPr>
+          <w:b/>
+          <w:bCs/>
+          <w:color w:val="D86DCB" w:themeColor="accent5" w:themeTint="99"/>
+          <w:sz w:val="36"/>
+          <w:szCs w:val="36"/>
+        </w:rPr>
+      </w:pPr>
+      <w:r>
+        <w:rPr>
+          <w:b/>
+          <w:bCs/>
+          <w:color w:val="D86DCB" w:themeColor="accent5" w:themeTint="99"/>
+          <w:sz w:val="36"/>
+          <w:szCs w:val="36"/>
+        </w:rPr>
+        <w:t xml:space="preserve">            </w:t>
+      </w:r>
+      <w:proofErr w:type="spellStart"/>
+      <w:r>
+        <w:rPr>
+          <w:b/>
+          <w:bCs/>
+          <w:color w:val="D86DCB" w:themeColor="accent5" w:themeTint="99"/>
+          <w:sz w:val="36"/>
+          <w:szCs w:val="36"/>
+        </w:rPr>
+        <w:t>storePassword</w:t>
+      </w:r>
+      <w:proofErr w:type="spellEnd"/>
+      <w:r>
+        <w:rPr>
+          <w:b/>
+          <w:bCs/>
+          <w:color w:val="D86DCB" w:themeColor="accent5" w:themeTint="99"/>
+          <w:sz w:val="36"/>
+          <w:szCs w:val="36"/>
+        </w:rPr>
+        <w:t xml:space="preserve"> = </w:t>
+      </w:r>
+      <w:proofErr w:type="spellStart"/>
+      <w:r>
+        <w:rPr>
+          <w:b/>
+          <w:bCs/>
+          <w:color w:val="D86DCB" w:themeColor="accent5" w:themeTint="99"/>
+          <w:sz w:val="36"/>
+          <w:szCs w:val="36"/>
+        </w:rPr>
+        <w:t>keyStoreProperties</w:t>
+      </w:r>
+      <w:proofErr w:type="spellEnd"/>
+      <w:r>
+        <w:rPr>
+          <w:b/>
+          <w:bCs/>
+          <w:color w:val="D86DCB" w:themeColor="accent5" w:themeTint="99"/>
+          <w:sz w:val="36"/>
+          <w:szCs w:val="36"/>
+        </w:rPr>
+        <w:t>["</w:t>
+      </w:r>
+      <w:proofErr w:type="spellStart"/>
+      <w:r>
+        <w:rPr>
+          <w:b/>
+          <w:bCs/>
+          <w:color w:val="D86DCB" w:themeColor="accent5" w:themeTint="99"/>
+          <w:sz w:val="36"/>
+          <w:szCs w:val="36"/>
+        </w:rPr>
+        <w:t>storePassword</w:t>
+      </w:r>
+      <w:proofErr w:type="spellEnd"/>
+      <w:r>
+        <w:rPr>
+          <w:b/>
+          <w:bCs/>
+          <w:color w:val="D86DCB" w:themeColor="accent5" w:themeTint="99"/>
+          <w:sz w:val="36"/>
+          <w:szCs w:val="36"/>
+        </w:rPr>
+        <w:t>"] as String</w:t>
+      </w:r>
+    </w:p>
+    <w:p>
+      <w:pPr>
+        <w:jc w:val="both"/>
+        <w:rPr>
+          <w:b/>
+          <w:bCs/>
+          <w:color w:val="D86DCB" w:themeColor="accent5" w:themeTint="99"/>
+          <w:sz w:val="36"/>
+          <w:szCs w:val="36"/>
+        </w:rPr>
+      </w:pPr>
+      <w:r>
+        <w:rPr>
+          <w:b/>
+          <w:bCs/>
+          <w:color w:val="D86DCB" w:themeColor="accent5" w:themeTint="99"/>
+          <w:sz w:val="36"/>
+          <w:szCs w:val="36"/>
+        </w:rPr>
+        <w:t xml:space="preserve">        }</w:t>
+      </w:r>
+    </w:p>
+    <w:p>
+      <w:pPr>
+        <w:jc w:val="both"/>
+        <w:rPr>
+          <w:b/>
+          <w:bCs/>
+          <w:color w:val="D86DCB" w:themeColor="accent5" w:themeTint="99"/>
+          <w:sz w:val="36"/>
+          <w:szCs w:val="36"/>
+        </w:rPr>
+      </w:pPr>
+      <w:r>
+        <w:rPr>
+          <w:b/>
+          <w:bCs/>
+          <w:color w:val="D86DCB" w:themeColor="accent5" w:themeTint="99"/>
+          <w:sz w:val="36"/>
+          <w:szCs w:val="36"/>
+        </w:rPr>
+        <w:t xml:space="preserve">    }</w:t>
+      </w:r>
+    </w:p>
+    <w:p>
+      <w:pPr>
+        <w:jc w:val="both"/>
+        <w:rPr>
+          <w:b/>
+          <w:bCs/>
+          <w:color w:val="D86DCB" w:themeColor="accent5" w:themeTint="99"/>
+          <w:sz w:val="36"/>
+          <w:szCs w:val="36"/>
+        </w:rPr>
+      </w:pPr>
+      <w:r>
+        <w:rPr>
+          <w:b/>
+          <w:bCs/>
+          <w:color w:val="D86DCB" w:themeColor="accent5" w:themeTint="99"/>
+          <w:sz w:val="36"/>
+          <w:szCs w:val="36"/>
+        </w:rPr>
+        <w:t xml:space="preserve">    </w:t>
+      </w:r>
+      <w:proofErr w:type="spellStart"/>
+      <w:r>
+        <w:rPr>
+          <w:b/>
+          <w:bCs/>
+          <w:color w:val="D86DCB" w:themeColor="accent5" w:themeTint="99"/>
+          <w:sz w:val="36"/>
+          <w:szCs w:val="36"/>
+        </w:rPr>
+        <w:t>buildTypes</w:t>
+      </w:r>
+      <w:proofErr w:type="spellEnd"/>
+      <w:r>
+        <w:rPr>
+          <w:b/>
+          <w:bCs/>
+          <w:color w:val="D86DCB" w:themeColor="accent5" w:themeTint="99"/>
+          <w:sz w:val="36"/>
+          <w:szCs w:val="36"/>
+        </w:rPr>
+        <w:t xml:space="preserve"> {</w:t>
+      </w:r>
+    </w:p>
+    <w:p>
+      <w:pPr>
+        <w:jc w:val="both"/>
+        <w:rPr>
+          <w:b/>
+          <w:bCs/>
+          <w:color w:val="D86DCB" w:themeColor="accent5" w:themeTint="99"/>
+          <w:sz w:val="36"/>
+          <w:szCs w:val="36"/>
+        </w:rPr>
+      </w:pPr>
+      <w:r>
+        <w:rPr>
+          <w:b/>
+          <w:bCs/>
+          <w:color w:val="D86DCB" w:themeColor="accent5" w:themeTint="99"/>
+          <w:sz w:val="36"/>
+          <w:szCs w:val="36"/>
+        </w:rPr>
+        <w:t xml:space="preserve">        //release {</w:t>
+      </w:r>
+    </w:p>
+    <w:p>
+      <w:pPr>
+        <w:jc w:val="both"/>
+        <w:rPr>
+          <w:b/>
+          <w:bCs/>
+          <w:color w:val="D86DCB" w:themeColor="accent5" w:themeTint="99"/>
+          <w:sz w:val="36"/>
+          <w:szCs w:val="36"/>
+        </w:rPr>
+      </w:pPr>
+      <w:r>
+        <w:rPr>
+          <w:b/>
+          <w:bCs/>
+          <w:color w:val="D86DCB" w:themeColor="accent5" w:themeTint="99"/>
+          <w:sz w:val="36"/>
+          <w:szCs w:val="36"/>
+        </w:rPr>
+        <w:t xml:space="preserve">            //// TODO: Add your own signing config for the release build.</w:t>
+      </w:r>
+    </w:p>
+    <w:p>
+      <w:pPr>
+        <w:jc w:val="both"/>
+        <w:rPr>
+          <w:b/>
+          <w:bCs/>
+          <w:color w:val="D86DCB" w:themeColor="accent5" w:themeTint="99"/>
+          <w:sz w:val="36"/>
+          <w:szCs w:val="36"/>
+        </w:rPr>
+      </w:pPr>
+      <w:r>
+        <w:rPr>
+          <w:b/>
+          <w:bCs/>
+          <w:color w:val="D86DCB" w:themeColor="accent5" w:themeTint="99"/>
+          <w:sz w:val="36"/>
+          <w:szCs w:val="36"/>
+        </w:rPr>
+        <w:t xml:space="preserve">            //// Signing with the debug keys for now, so `flutter run --release` works.</w:t>
+      </w:r>
+    </w:p>
+    <w:p>
+      <w:pPr>
+        <w:jc w:val="both"/>
+        <w:rPr>
+          <w:b/>
+          <w:bCs/>
+          <w:color w:val="D86DCB" w:themeColor="accent5" w:themeTint="99"/>
+          <w:sz w:val="36"/>
+          <w:szCs w:val="36"/>
+        </w:rPr>
+      </w:pPr>
+      <w:r>
+        <w:rPr>
+          <w:b/>
+          <w:bCs/>
+          <w:color w:val="D86DCB" w:themeColor="accent5" w:themeTint="99"/>
+          <w:sz w:val="36"/>
+          <w:szCs w:val="36"/>
+        </w:rPr>
+        <w:t xml:space="preserve">            //</w:t>
+      </w:r>
+      <w:proofErr w:type="spellStart"/>
+      <w:r>
+        <w:rPr>
+          <w:b/>
+          <w:bCs/>
+          <w:color w:val="D86DCB" w:themeColor="accent5" w:themeTint="99"/>
+          <w:sz w:val="36"/>
+          <w:szCs w:val="36"/>
+        </w:rPr>
+        <w:t>signingConfig</w:t>
+      </w:r>
+      <w:proofErr w:type="spellEnd"/>
+      <w:r>
+        <w:rPr>
+          <w:b/>
+          <w:bCs/>
+          <w:color w:val="D86DCB" w:themeColor="accent5" w:themeTint="99"/>
+          <w:sz w:val="36"/>
+          <w:szCs w:val="36"/>
+        </w:rPr>
+        <w:t xml:space="preserve"> = </w:t>
+      </w:r>
+      <w:proofErr w:type="spellStart"/>
+      <w:r>
+        <w:rPr>
+          <w:b/>
+          <w:bCs/>
+          <w:color w:val="D86DCB" w:themeColor="accent5" w:themeTint="99"/>
+          <w:sz w:val="36"/>
+          <w:szCs w:val="36"/>
+        </w:rPr>
+        <w:t>signingConfigs.getByName</w:t>
+      </w:r>
+      <w:proofErr w:type="spellEnd"/>
+      <w:r>
+        <w:rPr>
+          <w:b/>
+          <w:bCs/>
+          <w:color w:val="D86DCB" w:themeColor="accent5" w:themeTint="99"/>
+          <w:sz w:val="36"/>
+          <w:szCs w:val="36"/>
+        </w:rPr>
+        <w:t>("debug")</w:t>
+      </w:r>
+    </w:p>
+    <w:p>
+      <w:pPr>
+        <w:jc w:val="both"/>
+        <w:rPr>
+          <w:b/>
+          <w:bCs/>
+          <w:color w:val="D86DCB" w:themeColor="accent5" w:themeTint="99"/>
+          <w:sz w:val="36"/>
+          <w:szCs w:val="36"/>
+        </w:rPr>
+      </w:pPr>
+      <w:r>
+        <w:rPr>
+          <w:b/>
+          <w:bCs/>
+          <w:color w:val="D86DCB" w:themeColor="accent5" w:themeTint="99"/>
+          <w:sz w:val="36"/>
+          <w:szCs w:val="36"/>
+        </w:rPr>
+        <w:t xml:space="preserve">        //}</w:t>
+      </w:r>
+    </w:p>
+    <w:p>
+      <w:pPr>
+        <w:jc w:val="both"/>
+        <w:rPr>
+          <w:b/>
+          <w:bCs/>
+          <w:color w:val="D86DCB" w:themeColor="accent5" w:themeTint="99"/>
+          <w:sz w:val="36"/>
+          <w:szCs w:val="36"/>
+        </w:rPr>
+      </w:pPr>
+      <w:r>
+        <w:rPr>
+          <w:b/>
+          <w:bCs/>
+          <w:color w:val="D86DCB" w:themeColor="accent5" w:themeTint="99"/>
+          <w:sz w:val="36"/>
+          <w:szCs w:val="36"/>
+        </w:rPr>
+        <w:t xml:space="preserve">        </w:t>
+      </w:r>
+      <w:proofErr w:type="spellStart"/>
+      <w:r>
+        <w:rPr>
+          <w:b/>
+          <w:bCs/>
+          <w:color w:val="D86DCB" w:themeColor="accent5" w:themeTint="99"/>
+          <w:sz w:val="36"/>
+          <w:szCs w:val="36"/>
+        </w:rPr>
+        <w:t>getByName</w:t>
+      </w:r>
+      <w:proofErr w:type="spellEnd"/>
+      <w:r>
+        <w:rPr>
+          <w:b/>
+          <w:bCs/>
+          <w:color w:val="D86DCB" w:themeColor="accent5" w:themeTint="99"/>
+          <w:sz w:val="36"/>
+          <w:szCs w:val="36"/>
+        </w:rPr>
+        <w:t>("release") {</w:t>
+      </w:r>
+    </w:p>
+    <w:p>
+      <w:pPr>
+        <w:jc w:val="both"/>
+        <w:rPr>
+          <w:b/>
+          <w:bCs/>
+          <w:color w:val="D86DCB" w:themeColor="accent5" w:themeTint="99"/>
+          <w:sz w:val="36"/>
+          <w:szCs w:val="36"/>
+        </w:rPr>
+      </w:pPr>
+      <w:r>
+        <w:rPr>
+          <w:b/>
+          <w:bCs/>
+          <w:color w:val="D86DCB" w:themeColor="accent5" w:themeTint="99"/>
+          <w:sz w:val="36"/>
+          <w:szCs w:val="36"/>
+        </w:rPr>
+        <w:t xml:space="preserve">            </w:t>
+      </w:r>
+      <w:proofErr w:type="spellStart"/>
+      <w:r>
+        <w:rPr>
+          <w:b/>
+          <w:bCs/>
+          <w:color w:val="D86DCB" w:themeColor="accent5" w:themeTint="99"/>
+          <w:sz w:val="36"/>
+          <w:szCs w:val="36"/>
+        </w:rPr>
+        <w:t>isMinifyEnabled</w:t>
+      </w:r>
+      <w:proofErr w:type="spellEnd"/>
+      <w:r>
+        <w:rPr>
+          <w:b/>
+          <w:bCs/>
+          <w:color w:val="D86DCB" w:themeColor="accent5" w:themeTint="99"/>
+          <w:sz w:val="36"/>
+          <w:szCs w:val="36"/>
+        </w:rPr>
+        <w:t xml:space="preserve"> = false</w:t>
+      </w:r>
+    </w:p>
+    <w:p>
+      <w:pPr>
+        <w:jc w:val="both"/>
+        <w:rPr>
+          <w:b/>
+          <w:bCs/>
+          <w:color w:val="D86DCB" w:themeColor="accent5" w:themeTint="99"/>
+          <w:sz w:val="36"/>
+          <w:szCs w:val="36"/>
+        </w:rPr>
+      </w:pPr>
+      <w:r>
+        <w:rPr>
+          <w:b/>
+          <w:bCs/>
+          <w:color w:val="D86DCB" w:themeColor="accent5" w:themeTint="99"/>
+          <w:sz w:val="36"/>
+          <w:szCs w:val="36"/>
+        </w:rPr>
+        <w:t xml:space="preserve">            </w:t>
+      </w:r>
+      <w:proofErr w:type="spellStart"/>
+      <w:r>
+        <w:rPr>
+          <w:b/>
+          <w:bCs/>
+          <w:color w:val="D86DCB" w:themeColor="accent5" w:themeTint="99"/>
+          <w:sz w:val="36"/>
+          <w:szCs w:val="36"/>
+        </w:rPr>
+        <w:t>isShrinkResources</w:t>
+      </w:r>
+      <w:proofErr w:type="spellEnd"/>
+      <w:r>
+        <w:rPr>
+          <w:b/>
+          <w:bCs/>
+          <w:color w:val="D86DCB" w:themeColor="accent5" w:themeTint="99"/>
+          <w:sz w:val="36"/>
+          <w:szCs w:val="36"/>
+        </w:rPr>
+        <w:t xml:space="preserve"> = false</w:t>
+      </w:r>
+    </w:p>
+    <w:p>
+      <w:pPr>
+        <w:jc w:val="both"/>
+        <w:rPr>
+          <w:b/>
+          <w:bCs/>
+          <w:color w:val="D86DCB" w:themeColor="accent5" w:themeTint="99"/>
+          <w:sz w:val="36"/>
+          <w:szCs w:val="36"/>
+        </w:rPr>
+      </w:pPr>
+      <w:r>
+        <w:rPr>
+          <w:b/>
+          <w:bCs/>
+          <w:color w:val="D86DCB" w:themeColor="accent5" w:themeTint="99"/>
+          <w:sz w:val="36"/>
+          <w:szCs w:val="36"/>
+        </w:rPr>
+        <w:t xml:space="preserve">            proguardFiles(getDefaultProguardFile("proguard-android-optimize.txt"), "proguard-rules.pro")</w:t>
+      </w:r>
+    </w:p>
+    <w:p>
+      <w:pPr>
+        <w:jc w:val="both"/>
+        <w:rPr>
+          <w:b/>
+          <w:bCs/>
+          <w:color w:val="D86DCB" w:themeColor="accent5" w:themeTint="99"/>
+          <w:sz w:val="36"/>
+          <w:szCs w:val="36"/>
+        </w:rPr>
+      </w:pPr>
+      <w:r>
+        <w:rPr>
+          <w:b/>
+          <w:bCs/>
+          <w:color w:val="D86DCB" w:themeColor="accent5" w:themeTint="99"/>
+          <w:sz w:val="36"/>
+          <w:szCs w:val="36"/>
+        </w:rPr>
+        <w:lastRenderedPageBreak/>
+        <w:t xml:space="preserve">            </w:t>
+      </w:r>
+      <w:proofErr w:type="spellStart"/>
+      <w:r>
+        <w:rPr>
+          <w:b/>
+          <w:bCs/>
+          <w:color w:val="D86DCB" w:themeColor="accent5" w:themeTint="99"/>
+          <w:sz w:val="36"/>
+          <w:szCs w:val="36"/>
+        </w:rPr>
+        <w:t>signingConfig</w:t>
+      </w:r>
+      <w:proofErr w:type="spellEnd"/>
+      <w:r>
+        <w:rPr>
+          <w:b/>
+          <w:bCs/>
+          <w:color w:val="D86DCB" w:themeColor="accent5" w:themeTint="99"/>
+          <w:sz w:val="36"/>
+          <w:szCs w:val="36"/>
+        </w:rPr>
+        <w:t xml:space="preserve"> = </w:t>
+      </w:r>
+      <w:proofErr w:type="spellStart"/>
+      <w:r>
+        <w:rPr>
+          <w:b/>
+          <w:bCs/>
+          <w:color w:val="D86DCB" w:themeColor="accent5" w:themeTint="99"/>
+          <w:sz w:val="36"/>
+          <w:szCs w:val="36"/>
+        </w:rPr>
+        <w:t>signingConfigs.getByName</w:t>
+      </w:r>
+      <w:proofErr w:type="spellEnd"/>
+      <w:r>
+        <w:rPr>
+          <w:b/>
+          <w:bCs/>
+          <w:color w:val="D86DCB" w:themeColor="accent5" w:themeTint="99"/>
+          <w:sz w:val="36"/>
+          <w:szCs w:val="36"/>
+        </w:rPr>
+        <w:t>("release")</w:t>
+      </w:r>
+    </w:p>
+    <w:p>
+      <w:pPr>
+        <w:jc w:val="both"/>
+        <w:rPr>
+          <w:b/>
+          <w:bCs/>
+          <w:color w:val="D86DCB" w:themeColor="accent5" w:themeTint="99"/>
+          <w:sz w:val="36"/>
+          <w:szCs w:val="36"/>
+        </w:rPr>
+      </w:pPr>
+      <w:r>
+        <w:rPr>
+          <w:b/>
+          <w:bCs/>
+          <w:color w:val="D86DCB" w:themeColor="accent5" w:themeTint="99"/>
+          <w:sz w:val="36"/>
+          <w:szCs w:val="36"/>
+        </w:rPr>
+        <w:t xml:space="preserve">        }</w:t>
+      </w:r>
+    </w:p>
+    <w:p>
+      <w:pPr>
+        <w:jc w:val="both"/>
+        <w:rPr>
+          <w:b/>
+          <w:bCs/>
+          <w:color w:val="D86DCB" w:themeColor="accent5" w:themeTint="99"/>
+          <w:sz w:val="36"/>
+          <w:szCs w:val="36"/>
+        </w:rPr>
+      </w:pPr>
+      <w:r>
+        <w:rPr>
+          <w:b/>
+          <w:bCs/>
+          <w:color w:val="D86DCB" w:themeColor="accent5" w:themeTint="99"/>
+          <w:sz w:val="36"/>
+          <w:szCs w:val="36"/>
+        </w:rPr>
+        <w:t xml:space="preserve">    }</w:t>
+      </w:r>
+    </w:p>
+    <w:p>
+      <w:pPr>
+        <w:jc w:val="both"/>
+        <w:rPr>
+          <w:b/>
+          <w:bCs/>
+          <w:color w:val="D86DCB" w:themeColor="accent5" w:themeTint="99"/>
+          <w:sz w:val="36"/>
+          <w:szCs w:val="36"/>
+        </w:rPr>
+      </w:pPr>
+      <w:r>
+        <w:rPr>
+          <w:b/>
+          <w:bCs/>
+          <w:color w:val="D86DCB" w:themeColor="accent5" w:themeTint="99"/>
+          <w:sz w:val="36"/>
+          <w:szCs w:val="36"/>
+        </w:rPr>
+        <w:t>}</w:t>
+      </w:r>
+    </w:p>
+    <w:p>
+      <w:pPr>
+        <w:jc w:val="both"/>
+        <w:rPr>
+          <w:b/>
+          <w:bCs/>
+          <w:color w:val="D86DCB" w:themeColor="accent5" w:themeTint="99"/>
+          <w:sz w:val="36"/>
+          <w:szCs w:val="36"/>
+        </w:rPr>
+      </w:pPr>
+      <w:r>
+        <w:rPr>
+          <w:b/>
+          <w:bCs/>
+          <w:color w:val="D86DCB" w:themeColor="accent5" w:themeTint="99"/>
+          <w:sz w:val="36"/>
+          <w:szCs w:val="36"/>
+        </w:rPr>
+        <w:t>…</w:t>
+      </w:r>
+    </w:p>
+    <w:p>
+      <w:pPr>
+        <w:jc w:val="both"/>
+        <w:rPr>
+          <w:sz w:val="36"/>
+          <w:szCs w:val="36"/>
+        </w:rPr>
+      </w:pPr>
+    </w:p>
+    <w:p>
+      <w:pPr>
+        <w:jc w:val="both"/>
+        <w:rPr>
+          <w:sz w:val="36"/>
+          <w:szCs w:val="36"/>
+        </w:rPr>
+      </w:pPr>
+      <w:r>
+        <w:rPr>
+          <w:sz w:val="36"/>
+          <w:szCs w:val="36"/>
+        </w:rPr>
+        <w:t>Step-5:</w:t>
+      </w:r>
+    </w:p>
+    <w:p>
+      <w:pPr>
+        <w:jc w:val="both"/>
+        <w:rPr>
+          <w:sz w:val="36"/>
+          <w:szCs w:val="36"/>
+        </w:rPr>
+      </w:pPr>
+      <w:r>
+        <w:rPr>
+          <w:sz w:val="36"/>
+          <w:szCs w:val="36"/>
+        </w:rPr>
+        <w:t># Then simply run this command in the terminal, it will generate signed APKs or App Bundles with our keystore instead of debug keystore</w:t>
+      </w:r>
+    </w:p>
+    <w:p>
+      <w:pPr>
+        <w:jc w:val="both"/>
+        <w:rPr>
+          <w:b/>
+          <w:bCs/>
+          <w:color w:val="60CAF3" w:themeColor="accent4" w:themeTint="99"/>
+          <w:sz w:val="36"/>
+          <w:szCs w:val="36"/>
+        </w:rPr>
+      </w:pPr>
+      <w:r>
+        <w:rPr>
+          <w:b/>
+          <w:bCs/>
+          <w:color w:val="60CAF3" w:themeColor="accent4" w:themeTint="99"/>
+          <w:sz w:val="36"/>
+          <w:szCs w:val="36"/>
+        </w:rPr>
+        <w:t xml:space="preserve">flutter build </w:t>
+      </w:r>
+      <w:proofErr w:type="spellStart"/>
+      <w:r>
+        <w:rPr>
+          <w:b/>
+          <w:bCs/>
+          <w:color w:val="60CAF3" w:themeColor="accent4" w:themeTint="99"/>
+          <w:sz w:val="36"/>
+          <w:szCs w:val="36"/>
+        </w:rPr>
+        <w:t>apk</w:t>
+      </w:r>
+      <w:proofErr w:type="spellEnd"/>
+      <w:r>
+        <w:rPr>
+          <w:b/>
+          <w:bCs/>
+          <w:color w:val="60CAF3" w:themeColor="accent4" w:themeTint="99"/>
+          <w:sz w:val="36"/>
+          <w:szCs w:val="36"/>
+        </w:rPr>
+        <w:t xml:space="preserve"> </w:t>
+      </w:r>
+      <w:r>
+        <w:rPr>
+          <w:b/>
+          <w:bCs/>
+          <w:color w:val="60CAF3" w:themeColor="accent4" w:themeTint="99"/>
+          <w:sz w:val="36"/>
+          <w:szCs w:val="36"/>
+        </w:rPr>
+        <w:t>–</w:t>
+      </w:r>
+      <w:r>
+        <w:rPr>
+          <w:b/>
+          <w:bCs/>
+          <w:color w:val="60CAF3" w:themeColor="accent4" w:themeTint="99"/>
+          <w:sz w:val="36"/>
+          <w:szCs w:val="36"/>
+        </w:rPr>
+        <w:t>release</w:t>
+      </w:r>
+    </w:p>
+    <w:p>
+      <w:pPr>
+        <w:jc w:val="both"/>
+        <w:rPr>
+          <w:b/>
+          <w:bCs/>
+          <w:color w:val="60CAF3" w:themeColor="accent4" w:themeTint="99"/>
+          <w:sz w:val="36"/>
+          <w:szCs w:val="36"/>
+        </w:rPr>
+      </w:pPr>
+      <w:r>
+        <w:rPr>
+          <w:b/>
+          <w:bCs/>
+          <w:color w:val="60CAF3" w:themeColor="accent4" w:themeTint="99"/>
+          <w:sz w:val="36"/>
+          <w:szCs w:val="36"/>
+        </w:rPr>
+        <w:t xml:space="preserve">flutter build </w:t>
+      </w:r>
+      <w:proofErr w:type="spellStart"/>
+      <w:r>
+        <w:rPr>
+          <w:b/>
+          <w:bCs/>
+          <w:color w:val="60CAF3" w:themeColor="accent4" w:themeTint="99"/>
+          <w:sz w:val="36"/>
+          <w:szCs w:val="36"/>
+        </w:rPr>
+        <w:t>appbundle</w:t>
+      </w:r>
+      <w:proofErr w:type="spellEnd"/>
+      <w:r>
+        <w:rPr>
+          <w:b/>
+          <w:bCs/>
+          <w:color w:val="60CAF3" w:themeColor="accent4" w:themeTint="99"/>
+          <w:sz w:val="36"/>
+          <w:szCs w:val="36"/>
+        </w:rPr>
+        <w:t xml:space="preserve"> --release</w:t>
+      </w:r>
+    </w:p>
+    <w:p>
+      <w:pPr>
+        <w:jc w:val="both"/>
+        <w:rPr>
+          <w:sz w:val="36"/>
+          <w:szCs w:val="36"/>
+        </w:rPr>
+      </w:pPr>
+    </w:p>
+    <w:p>
+      <w:pPr>
+        <w:jc w:val="both"/>
+        <w:rPr>
+          <w:sz w:val="36"/>
+          <w:szCs w:val="36"/>
+        </w:rPr>
+      </w:pPr>
+    </w:p>
+    <w:p>
+      <w:pPr>
+        <w:jc w:val="both"/>
+        <w:rPr>
+          <w:b/>
+          <w:bCs/>
+          <w:sz w:val="36"/>
+          <w:szCs w:val="36"/>
+        </w:rPr>
+      </w:pPr>
+      <w:r>
+        <w:rPr>
+          <w:b/>
+          <w:bCs/>
+          <w:sz w:val="36"/>
+          <w:szCs w:val="36"/>
+        </w:rPr>
+        <w:t>Generate Update of the App in Android Studio:</w:t>
+      </w:r>
+    </w:p>
+    <w:p>
+      <w:pPr>
+        <w:jc w:val="both"/>
+        <w:rPr>
+          <w:sz w:val="36"/>
+          <w:szCs w:val="36"/>
+        </w:rPr>
+      </w:pPr>
+      <w:r>
+        <w:rPr>
+          <w:sz w:val="36"/>
+          <w:szCs w:val="36"/>
+        </w:rPr>
+        <w:t># Release an update of the app make sure the release key is same</w:t>
+      </w:r>
+      <w:r>
+        <w:rPr>
+          <w:sz w:val="36"/>
+          <w:szCs w:val="36"/>
+        </w:rPr>
+        <w:t>.</w:t>
+      </w:r>
+    </w:p>
+    <w:p>
+      <w:pPr>
+        <w:jc w:val="both"/>
+        <w:rPr>
+          <w:b/>
+          <w:bCs/>
+          <w:sz w:val="36"/>
+          <w:szCs w:val="36"/>
+        </w:rPr>
+      </w:pPr>
+      <w:r>
+        <w:rPr>
+          <w:b/>
+          <w:bCs/>
+          <w:sz w:val="36"/>
+          <w:szCs w:val="36"/>
+        </w:rPr>
+        <w:t>Step-1:</w:t>
+      </w:r>
+    </w:p>
+    <w:p>
+      <w:pPr>
+        <w:jc w:val="both"/>
+        <w:rPr>
           <w:sz w:val="36"/>
           <w:szCs w:val="36"/>
         </w:rPr>
@@ -1787,7 +4672,21 @@
           <w:sz w:val="36"/>
           <w:szCs w:val="36"/>
         </w:rPr>
-        <w:t xml:space="preserve">format: </w:t>
+        <w:t xml:space="preserve">Open </w:t>
+      </w:r>
+      <w:r>
+        <w:rPr>
+          <w:sz w:val="36"/>
+          <w:szCs w:val="36"/>
+        </w:rPr>
+        <w:t>the</w:t>
+      </w:r>
+      <w:r>
+        <w:rPr>
+          <w:sz w:val="36"/>
+          <w:szCs w:val="36"/>
+        </w:rPr>
+        <w:t xml:space="preserve"> </w:t>
       </w:r>
       <w:proofErr w:type="spellStart"/>
       <w:proofErr w:type="gramStart"/>
@@ -1796,6 +4695,56 @@
           <w:sz w:val="36"/>
           <w:szCs w:val="36"/>
         </w:rPr>
+        <w:t>pubspec.yaml</w:t>
+      </w:r>
+      <w:proofErr w:type="spellEnd"/>
+      <w:proofErr w:type="gramEnd"/>
+      <w:r>
+        <w:rPr>
+          <w:sz w:val="36"/>
+          <w:szCs w:val="36"/>
+        </w:rPr>
+        <w:t xml:space="preserve"> and bum</w:t>
+      </w:r>
+      <w:r>
+        <w:rPr>
+          <w:sz w:val="36"/>
+          <w:szCs w:val="36"/>
+        </w:rPr>
+        <w:t>p the version</w:t>
+      </w:r>
+    </w:p>
+    <w:p>
+      <w:pPr>
+        <w:jc w:val="both"/>
+        <w:rPr>
+          <w:b/>
+          <w:bCs/>
+          <w:sz w:val="36"/>
+          <w:szCs w:val="36"/>
+        </w:rPr>
+      </w:pPr>
+      <w:r>
+        <w:rPr>
+          <w:sz w:val="36"/>
+          <w:szCs w:val="36"/>
+        </w:rPr>
+        <w:t xml:space="preserve"># </w:t>
+      </w:r>
+      <w:r>
+        <w:rPr>
+          <w:sz w:val="36"/>
+          <w:szCs w:val="36"/>
+        </w:rPr>
+        <w:t xml:space="preserve">format: </w:t>
+      </w:r>
+      <w:proofErr w:type="spellStart"/>
+      <w:proofErr w:type="gramStart"/>
+      <w:r>
+        <w:rPr>
+          <w:sz w:val="36"/>
+          <w:szCs w:val="36"/>
+        </w:rPr>
         <w:t>major.minor</w:t>
       </w:r>
       <w:proofErr w:type="gramEnd"/>
@@ -1821,29 +4770,29 @@
           <w:sz w:val="36"/>
           <w:szCs w:val="36"/>
         </w:rPr>
+        <w:t># Before:</w:t>
+      </w:r>
+    </w:p>
+    <w:p>
+      <w:pPr>
+        <w:jc w:val="both"/>
+        <w:rPr>
+          <w:b/>
+          <w:bCs/>
+          <w:color w:val="D86DCB" w:themeColor="accent5" w:themeTint="99"/>
+          <w:sz w:val="36"/>
+          <w:szCs w:val="36"/>
+        </w:rPr>
+      </w:pPr>
+      <w:r>
+        <w:rPr>
+          <w:b/>
+          <w:bCs/>
+          <w:color w:val="D86DCB" w:themeColor="accent5" w:themeTint="99"/>
+          <w:sz w:val="36"/>
+          <w:szCs w:val="36"/>
+        </w:rPr>
         <w:lastRenderedPageBreak/>
-        <w:t># Before:</w:t>
-      </w:r>
-    </w:p>
-    <w:p>
-      <w:pPr>
-        <w:jc w:val="both"/>
-        <w:rPr>
-          <w:b/>
-          <w:bCs/>
-          <w:color w:val="D86DCB" w:themeColor="accent5" w:themeTint="99"/>
-          <w:sz w:val="36"/>
-          <w:szCs w:val="36"/>
-        </w:rPr>
-      </w:pPr>
-      <w:r>
-        <w:rPr>
-          <w:b/>
-          <w:bCs/>
-          <w:color w:val="D86DCB" w:themeColor="accent5" w:themeTint="99"/>
-          <w:sz w:val="36"/>
-          <w:szCs w:val="36"/>
-        </w:rPr>
         <w:t>version: 1.0.0+1</w:t>
       </w:r>
     </w:p>
@@ -2018,27 +4967,160 @@
           <w:sz w:val="36"/>
           <w:szCs w:val="36"/>
         </w:rPr>
-        <w:t>In Android Studio, go to</w:t>
-      </w:r>
-    </w:p>
-    <w:p>
-      <w:pPr>
-        <w:jc w:val="both"/>
-        <w:rPr>
-          <w:b/>
-          <w:bCs/>
-          <w:sz w:val="36"/>
-          <w:szCs w:val="36"/>
-        </w:rPr>
-      </w:pPr>
-      <w:r>
-        <w:rPr>
-          <w:b/>
-          <w:bCs/>
-          <w:sz w:val="36"/>
-          <w:szCs w:val="36"/>
-        </w:rPr>
-        <w:t>Build &gt; Generate Signed Bundle / APK…</w:t>
+        <w:t>In Android Studio, go t</w:t>
+      </w:r>
+      <w:r>
+        <w:rPr>
+          <w:sz w:val="36"/>
+          <w:szCs w:val="36"/>
+        </w:rPr>
+        <w:t xml:space="preserve">o project root and create </w:t>
+      </w:r>
+      <w:proofErr w:type="spellStart"/>
+      <w:proofErr w:type="gramStart"/>
+      <w:r>
+        <w:rPr>
+          <w:b/>
+          <w:bCs/>
+          <w:sz w:val="36"/>
+          <w:szCs w:val="36"/>
+        </w:rPr>
+        <w:t>key.properties</w:t>
+      </w:r>
+      <w:proofErr w:type="spellEnd"/>
+      <w:proofErr w:type="gramEnd"/>
+      <w:r>
+        <w:rPr>
+          <w:sz w:val="36"/>
+          <w:szCs w:val="36"/>
+        </w:rPr>
+        <w:t xml:space="preserve"> add it in </w:t>
+      </w:r>
+      <w:r>
+        <w:rPr>
+          <w:b/>
+          <w:bCs/>
+          <w:sz w:val="36"/>
+          <w:szCs w:val="36"/>
+        </w:rPr>
+        <w:t>.</w:t>
+      </w:r>
+      <w:proofErr w:type="spellStart"/>
+      <w:r>
+        <w:rPr>
+          <w:b/>
+          <w:bCs/>
+          <w:sz w:val="36"/>
+          <w:szCs w:val="36"/>
+        </w:rPr>
+        <w:t>gitignore</w:t>
+      </w:r>
+      <w:proofErr w:type="spellEnd"/>
+    </w:p>
+    <w:p>
+      <w:pPr>
+        <w:jc w:val="both"/>
+        <w:rPr>
+          <w:sz w:val="36"/>
+          <w:szCs w:val="36"/>
+        </w:rPr>
+      </w:pPr>
+      <w:r>
+        <w:rPr>
+          <w:sz w:val="36"/>
+          <w:szCs w:val="36"/>
+        </w:rPr>
+        <w:t xml:space="preserve"># Add the store password, key password, key alias and store file path as key value pair. Finally load the values in </w:t>
+      </w:r>
+      <w:r>
+        <w:rPr>
+          <w:b/>
+          <w:bCs/>
+          <w:sz w:val="36"/>
+          <w:szCs w:val="36"/>
+        </w:rPr>
+        <w:t>app\</w:t>
+      </w:r>
+      <w:proofErr w:type="spellStart"/>
+      <w:r>
+        <w:rPr>
+          <w:b/>
+          <w:bCs/>
+          <w:sz w:val="36"/>
+          <w:szCs w:val="36"/>
+        </w:rPr>
+        <w:t>build.gradle.kts</w:t>
+      </w:r>
+      <w:proofErr w:type="spellEnd"/>
+    </w:p>
+    <w:p>
+      <w:pPr>
+        <w:jc w:val="both"/>
+        <w:rPr>
+          <w:sz w:val="36"/>
+          <w:szCs w:val="36"/>
+        </w:rPr>
+      </w:pPr>
+      <w:r>
+        <w:rPr>
+          <w:sz w:val="36"/>
+          <w:szCs w:val="36"/>
+        </w:rPr>
+        <w:t># Run the command</w:t>
+      </w:r>
+    </w:p>
+    <w:p>
+      <w:pPr>
+        <w:jc w:val="both"/>
+        <w:rPr>
+          <w:b/>
+          <w:bCs/>
+          <w:color w:val="60CAF3" w:themeColor="accent4" w:themeTint="99"/>
+          <w:sz w:val="36"/>
+          <w:szCs w:val="36"/>
+        </w:rPr>
+      </w:pPr>
+      <w:r>
+        <w:rPr>
+          <w:b/>
+          <w:bCs/>
+          <w:color w:val="60CAF3" w:themeColor="accent4" w:themeTint="99"/>
+          <w:sz w:val="36"/>
+          <w:szCs w:val="36"/>
+        </w:rPr>
+        <w:t xml:space="preserve">flutter build </w:t>
+      </w:r>
+      <w:proofErr w:type="spellStart"/>
+      <w:r>
+        <w:rPr>
+          <w:b/>
+          <w:bCs/>
+          <w:color w:val="60CAF3" w:themeColor="accent4" w:themeTint="99"/>
+          <w:sz w:val="36"/>
+          <w:szCs w:val="36"/>
+        </w:rPr>
+        <w:t>ap</w:t>
+      </w:r>
+      <w:r>
+        <w:rPr>
+          <w:b/>
+          <w:bCs/>
+          <w:color w:val="60CAF3" w:themeColor="accent4" w:themeTint="99"/>
+          <w:sz w:val="36"/>
+          <w:szCs w:val="36"/>
+        </w:rPr>
+        <w:t>k</w:t>
+      </w:r>
+      <w:proofErr w:type="spellEnd"/>
+      <w:r>
+        <w:rPr>
+          <w:b/>
+          <w:bCs/>
+          <w:color w:val="60CAF3" w:themeColor="accent4" w:themeTint="99"/>
+          <w:sz w:val="36"/>
+          <w:szCs w:val="36"/>
+        </w:rPr>
+        <w:t xml:space="preserve"> --release</w:t>
       </w:r>
     </w:p>
     <w:p>
@@ -2061,200 +5143,6 @@
           <w:sz w:val="36"/>
           <w:szCs w:val="36"/>
         </w:rPr>
-        <w:t>Choose Android App Bundle (recommended) or APK.</w:t>
-      </w:r>
-    </w:p>
-    <w:p>
-      <w:pPr>
-        <w:jc w:val="both"/>
-        <w:rPr>
-          <w:sz w:val="36"/>
-          <w:szCs w:val="36"/>
-        </w:rPr>
-      </w:pPr>
-      <w:r>
-        <w:rPr>
-          <w:sz w:val="36"/>
-          <w:szCs w:val="36"/>
-        </w:rPr>
-        <w:t xml:space="preserve"># </w:t>
-      </w:r>
-      <w:r>
-        <w:rPr>
-          <w:sz w:val="36"/>
-          <w:szCs w:val="36"/>
-        </w:rPr>
-        <w:t xml:space="preserve">Select our Key Store (the same one </w:t>
-      </w:r>
-      <w:r>
-        <w:rPr>
-          <w:sz w:val="36"/>
-          <w:szCs w:val="36"/>
-        </w:rPr>
-        <w:t>we</w:t>
-      </w:r>
-      <w:r>
-        <w:rPr>
-          <w:sz w:val="36"/>
-          <w:szCs w:val="36"/>
-        </w:rPr>
-        <w:t xml:space="preserve"> used before!).</w:t>
-      </w:r>
-    </w:p>
-    <w:p>
-      <w:pPr>
-        <w:jc w:val="both"/>
-        <w:rPr>
-          <w:sz w:val="36"/>
-          <w:szCs w:val="36"/>
-        </w:rPr>
-      </w:pPr>
-      <w:r>
-        <w:rPr>
-          <w:sz w:val="36"/>
-          <w:szCs w:val="36"/>
-        </w:rPr>
-        <w:t xml:space="preserve"># </w:t>
-      </w:r>
-      <w:r>
-        <w:rPr>
-          <w:sz w:val="36"/>
-          <w:szCs w:val="36"/>
-        </w:rPr>
-        <w:t xml:space="preserve">If this is an update, </w:t>
-      </w:r>
-      <w:r>
-        <w:rPr>
-          <w:sz w:val="36"/>
-          <w:szCs w:val="36"/>
-        </w:rPr>
-        <w:t>we</w:t>
-      </w:r>
-      <w:r>
-        <w:rPr>
-          <w:sz w:val="36"/>
-          <w:szCs w:val="36"/>
-        </w:rPr>
-        <w:t xml:space="preserve"> must use the same keystore as the previous release.</w:t>
-      </w:r>
-    </w:p>
-    <w:p>
-      <w:pPr>
-        <w:jc w:val="both"/>
-        <w:rPr>
-          <w:sz w:val="36"/>
-          <w:szCs w:val="36"/>
-        </w:rPr>
-      </w:pPr>
-      <w:r>
-        <w:rPr>
-          <w:sz w:val="36"/>
-          <w:szCs w:val="36"/>
-        </w:rPr>
-        <w:t xml:space="preserve"># </w:t>
-      </w:r>
-      <w:r>
-        <w:rPr>
-          <w:sz w:val="36"/>
-          <w:szCs w:val="36"/>
-        </w:rPr>
-        <w:t xml:space="preserve">If </w:t>
-      </w:r>
-      <w:r>
-        <w:rPr>
-          <w:sz w:val="36"/>
-          <w:szCs w:val="36"/>
-        </w:rPr>
-        <w:t>we</w:t>
-      </w:r>
-      <w:r>
-        <w:rPr>
-          <w:sz w:val="36"/>
-          <w:szCs w:val="36"/>
-        </w:rPr>
-        <w:t xml:space="preserve"> lose it, </w:t>
-      </w:r>
-      <w:r>
-        <w:rPr>
-          <w:sz w:val="36"/>
-          <w:szCs w:val="36"/>
-        </w:rPr>
-        <w:t>we</w:t>
-      </w:r>
-      <w:r>
-        <w:rPr>
-          <w:sz w:val="36"/>
-          <w:szCs w:val="36"/>
-        </w:rPr>
-        <w:t xml:space="preserve"> can’t update the existing app on Play Store.</w:t>
-      </w:r>
-    </w:p>
-    <w:p>
-      <w:pPr>
-        <w:jc w:val="both"/>
-        <w:rPr>
-          <w:sz w:val="36"/>
-          <w:szCs w:val="36"/>
-        </w:rPr>
-      </w:pPr>
-      <w:r>
-        <w:rPr>
-          <w:sz w:val="36"/>
-          <w:szCs w:val="36"/>
-        </w:rPr>
-        <w:t xml:space="preserve"># </w:t>
-      </w:r>
-      <w:r>
-        <w:rPr>
-          <w:sz w:val="36"/>
-          <w:szCs w:val="36"/>
-        </w:rPr>
-        <w:t>Enter the key alias, key password, and keystore password.</w:t>
-      </w:r>
-    </w:p>
-    <w:p>
-      <w:pPr>
-        <w:jc w:val="both"/>
-        <w:rPr>
-          <w:sz w:val="36"/>
-          <w:szCs w:val="36"/>
-        </w:rPr>
-      </w:pPr>
-      <w:r>
-        <w:rPr>
-          <w:sz w:val="36"/>
-          <w:szCs w:val="36"/>
-        </w:rPr>
-        <w:t xml:space="preserve"># </w:t>
-      </w:r>
-      <w:r>
-        <w:rPr>
-          <w:sz w:val="36"/>
-          <w:szCs w:val="36"/>
-        </w:rPr>
-        <w:t>Select release build variant.</w:t>
-      </w:r>
-    </w:p>
-    <w:p>
-      <w:pPr>
-        <w:jc w:val="both"/>
-        <w:rPr>
-          <w:sz w:val="36"/>
-          <w:szCs w:val="36"/>
-        </w:rPr>
-      </w:pPr>
-      <w:r>
-        <w:rPr>
-          <w:sz w:val="36"/>
-          <w:szCs w:val="36"/>
-        </w:rPr>
-        <w:t xml:space="preserve"># </w:t>
-      </w:r>
-      <w:r>
-        <w:rPr>
-          <w:sz w:val="36"/>
-          <w:szCs w:val="36"/>
-        </w:rPr>
         <w:t>Finish → Android Studio will generate our signed file in</w:t>
       </w:r>
       <w:r>
@@ -2262,35 +5150,6 @@
           <w:sz w:val="36"/>
           <w:szCs w:val="36"/>
         </w:rPr>
-        <w:t xml:space="preserve"> (our specified path)</w:t>
-      </w:r>
-    </w:p>
-    <w:p>
-      <w:pPr>
-        <w:jc w:val="both"/>
-        <w:rPr>
-          <w:b/>
-          <w:bCs/>
-          <w:sz w:val="36"/>
-          <w:szCs w:val="36"/>
-        </w:rPr>
-      </w:pPr>
-      <w:r>
-        <w:rPr>
-          <w:b/>
-          <w:bCs/>
-          <w:sz w:val="36"/>
-          <w:szCs w:val="36"/>
-        </w:rPr>
-        <w:t>app/release/</w:t>
-      </w:r>
-      <w:r>
-        <w:rPr>
-          <w:b/>
-          <w:bCs/>
-          <w:sz w:val="36"/>
-          <w:szCs w:val="36"/>
-        </w:rPr>
         <w:t xml:space="preserve"> </w:t>
       </w:r>
     </w:p>
@@ -2298,6 +5157,57 @@
       <w:pPr>
         <w:jc w:val="both"/>
         <w:rPr>
+          <w:b/>
+          <w:bCs/>
+          <w:sz w:val="36"/>
+          <w:szCs w:val="36"/>
+        </w:rPr>
+      </w:pPr>
+      <w:proofErr w:type="spellStart"/>
+      <w:r>
+        <w:rPr>
+          <w:b/>
+          <w:bCs/>
+          <w:sz w:val="36"/>
+          <w:szCs w:val="36"/>
+        </w:rPr>
+        <w:t>Project_root</w:t>
+      </w:r>
+      <w:proofErr w:type="spellEnd"/>
+      <w:r>
+        <w:rPr>
+          <w:b/>
+          <w:bCs/>
+          <w:sz w:val="36"/>
+          <w:szCs w:val="36"/>
+        </w:rPr>
+        <w:t>/build/app/outputs/flutter-</w:t>
+      </w:r>
+      <w:proofErr w:type="spellStart"/>
+      <w:r>
+        <w:rPr>
+          <w:b/>
+          <w:bCs/>
+          <w:sz w:val="36"/>
+          <w:szCs w:val="36"/>
+        </w:rPr>
+        <w:t>apk</w:t>
+      </w:r>
+      <w:proofErr w:type="spellEnd"/>
+    </w:p>
+    <w:p>
+      <w:pPr>
+        <w:jc w:val="both"/>
+        <w:rPr>
+          <w:sz w:val="36"/>
+          <w:szCs w:val="36"/>
+        </w:rPr>
+      </w:pPr>
+    </w:p>
+    <w:p>
+      <w:pPr>
+        <w:jc w:val="both"/>
+        <w:rPr>
           <w:sz w:val="36"/>
           <w:szCs w:val="36"/>
         </w:rPr>
@@ -2327,6 +5237,8 @@
       <w:pPr>
         <w:jc w:val="both"/>
         <w:rPr>
+          <w:b/>
+          <w:bCs/>
           <w:sz w:val="36"/>
           <w:szCs w:val="36"/>
         </w:rPr>
@@ -2334,6 +5246,8 @@
       <w:proofErr w:type="spellStart"/>
       <w:r>
         <w:rPr>
+          <w:b/>
+          <w:bCs/>
           <w:sz w:val="36"/>
           <w:szCs w:val="36"/>
         </w:rPr>
@@ -2342,6 +5256,8 @@
       <w:proofErr w:type="spellEnd"/>
       <w:r>
         <w:rPr>
+          <w:b/>
+          <w:bCs/>
           <w:sz w:val="36"/>
           <w:szCs w:val="36"/>
         </w:rPr>
@@ -2361,6 +5277,7 @@
           <w:sz w:val="36"/>
           <w:szCs w:val="36"/>
         </w:rPr>
+        <w:lastRenderedPageBreak/>
         <w:t xml:space="preserve"># </w:t>
       </w:r>
       <w:proofErr w:type="spellStart"/>
@@ -2823,7 +5740,6 @@
           <w:sz w:val="36"/>
           <w:szCs w:val="36"/>
         </w:rPr>
-        <w:lastRenderedPageBreak/>
         <w:t xml:space="preserve"># </w:t>
       </w:r>
       <w:r>
@@ -2938,6 +5854,7 @@
           <w:sz w:val="36"/>
           <w:szCs w:val="36"/>
         </w:rPr>
+        <w:lastRenderedPageBreak/>
         <w:t>Keep reflection classes</w:t>
       </w:r>
     </w:p>
@@ -3406,7 +6323,6 @@
           <w:sz w:val="36"/>
           <w:szCs w:val="36"/>
         </w:rPr>
-        <w:lastRenderedPageBreak/>
         <w:t xml:space="preserve"># </w:t>
       </w:r>
       <w:r>
@@ -4006,85 +6922,85 @@
           <w:sz w:val="36"/>
           <w:szCs w:val="36"/>
         </w:rPr>
+        <w:t xml:space="preserve">    ...</w:t>
+      </w:r>
+    </w:p>
+    <w:p>
+      <w:pPr>
+        <w:jc w:val="both"/>
+        <w:rPr>
+          <w:b/>
+          <w:bCs/>
+          <w:color w:val="D86DCB" w:themeColor="accent5" w:themeTint="99"/>
+          <w:sz w:val="36"/>
+          <w:szCs w:val="36"/>
+        </w:rPr>
+      </w:pPr>
+      <w:r>
+        <w:rPr>
+          <w:b/>
+          <w:bCs/>
+          <w:color w:val="D86DCB" w:themeColor="accent5" w:themeTint="99"/>
+          <w:sz w:val="36"/>
+          <w:szCs w:val="36"/>
+        </w:rPr>
+        <w:t xml:space="preserve">    </w:t>
+      </w:r>
+      <w:proofErr w:type="spellStart"/>
+      <w:r>
+        <w:rPr>
+          <w:b/>
+          <w:bCs/>
+          <w:color w:val="D86DCB" w:themeColor="accent5" w:themeTint="99"/>
+          <w:sz w:val="36"/>
+          <w:szCs w:val="36"/>
+        </w:rPr>
+        <w:t>buildTypes</w:t>
+      </w:r>
+      <w:proofErr w:type="spellEnd"/>
+      <w:r>
+        <w:rPr>
+          <w:b/>
+          <w:bCs/>
+          <w:color w:val="D86DCB" w:themeColor="accent5" w:themeTint="99"/>
+          <w:sz w:val="36"/>
+          <w:szCs w:val="36"/>
+        </w:rPr>
+        <w:t xml:space="preserve"> {</w:t>
+      </w:r>
+    </w:p>
+    <w:p>
+      <w:pPr>
+        <w:jc w:val="both"/>
+        <w:rPr>
+          <w:b/>
+          <w:bCs/>
+          <w:color w:val="D86DCB" w:themeColor="accent5" w:themeTint="99"/>
+          <w:sz w:val="36"/>
+          <w:szCs w:val="36"/>
+        </w:rPr>
+      </w:pPr>
+    </w:p>
+    <w:p>
+      <w:pPr>
+        <w:jc w:val="both"/>
+        <w:rPr>
+          <w:b/>
+          <w:bCs/>
+          <w:color w:val="D86DCB" w:themeColor="accent5" w:themeTint="99"/>
+          <w:sz w:val="36"/>
+          <w:szCs w:val="36"/>
+        </w:rPr>
+      </w:pPr>
+      <w:r>
+        <w:rPr>
+          <w:b/>
+          <w:bCs/>
+          <w:color w:val="D86DCB" w:themeColor="accent5" w:themeTint="99"/>
+          <w:sz w:val="36"/>
+          <w:szCs w:val="36"/>
+        </w:rPr>
         <w:lastRenderedPageBreak/>
-        <w:t xml:space="preserve">    ...</w:t>
-      </w:r>
-    </w:p>
-    <w:p>
-      <w:pPr>
-        <w:jc w:val="both"/>
-        <w:rPr>
-          <w:b/>
-          <w:bCs/>
-          <w:color w:val="D86DCB" w:themeColor="accent5" w:themeTint="99"/>
-          <w:sz w:val="36"/>
-          <w:szCs w:val="36"/>
-        </w:rPr>
-      </w:pPr>
-      <w:r>
-        <w:rPr>
-          <w:b/>
-          <w:bCs/>
-          <w:color w:val="D86DCB" w:themeColor="accent5" w:themeTint="99"/>
-          <w:sz w:val="36"/>
-          <w:szCs w:val="36"/>
-        </w:rPr>
-        <w:t xml:space="preserve">    </w:t>
-      </w:r>
-      <w:proofErr w:type="spellStart"/>
-      <w:r>
-        <w:rPr>
-          <w:b/>
-          <w:bCs/>
-          <w:color w:val="D86DCB" w:themeColor="accent5" w:themeTint="99"/>
-          <w:sz w:val="36"/>
-          <w:szCs w:val="36"/>
-        </w:rPr>
-        <w:t>buildTypes</w:t>
-      </w:r>
-      <w:proofErr w:type="spellEnd"/>
-      <w:r>
-        <w:rPr>
-          <w:b/>
-          <w:bCs/>
-          <w:color w:val="D86DCB" w:themeColor="accent5" w:themeTint="99"/>
-          <w:sz w:val="36"/>
-          <w:szCs w:val="36"/>
-        </w:rPr>
-        <w:t xml:space="preserve"> {</w:t>
-      </w:r>
-    </w:p>
-    <w:p>
-      <w:pPr>
-        <w:jc w:val="both"/>
-        <w:rPr>
-          <w:b/>
-          <w:bCs/>
-          <w:color w:val="D86DCB" w:themeColor="accent5" w:themeTint="99"/>
-          <w:sz w:val="36"/>
-          <w:szCs w:val="36"/>
-        </w:rPr>
-      </w:pPr>
-    </w:p>
-    <w:p>
-      <w:pPr>
-        <w:jc w:val="both"/>
-        <w:rPr>
-          <w:b/>
-          <w:bCs/>
-          <w:color w:val="D86DCB" w:themeColor="accent5" w:themeTint="99"/>
-          <w:sz w:val="36"/>
-          <w:szCs w:val="36"/>
-        </w:rPr>
-      </w:pPr>
-      <w:r>
-        <w:rPr>
-          <w:b/>
-          <w:bCs/>
-          <w:color w:val="D86DCB" w:themeColor="accent5" w:themeTint="99"/>
-          <w:sz w:val="36"/>
-          <w:szCs w:val="36"/>
-        </w:rPr>
         <w:t xml:space="preserve">        debug {</w:t>
       </w:r>
     </w:p>
@@ -4597,117 +7513,117 @@
           <w:sz w:val="36"/>
           <w:szCs w:val="36"/>
         </w:rPr>
+        <w:t xml:space="preserve">            // IMPORTANT: Crashlytics mapping upload</w:t>
+      </w:r>
+    </w:p>
+    <w:p>
+      <w:pPr>
+        <w:jc w:val="both"/>
+        <w:rPr>
+          <w:b/>
+          <w:bCs/>
+          <w:color w:val="D86DCB" w:themeColor="accent5" w:themeTint="99"/>
+          <w:sz w:val="36"/>
+          <w:szCs w:val="36"/>
+        </w:rPr>
+      </w:pPr>
+      <w:r>
+        <w:rPr>
+          <w:b/>
+          <w:bCs/>
+          <w:color w:val="D86DCB" w:themeColor="accent5" w:themeTint="99"/>
+          <w:sz w:val="36"/>
+          <w:szCs w:val="36"/>
+        </w:rPr>
+        <w:t xml:space="preserve">            </w:t>
+      </w:r>
+      <w:proofErr w:type="spellStart"/>
+      <w:r>
+        <w:rPr>
+          <w:b/>
+          <w:bCs/>
+          <w:color w:val="D86DCB" w:themeColor="accent5" w:themeTint="99"/>
+          <w:sz w:val="36"/>
+          <w:szCs w:val="36"/>
+        </w:rPr>
+        <w:t>firebaseCrashlytics</w:t>
+      </w:r>
+      <w:proofErr w:type="spellEnd"/>
+      <w:r>
+        <w:rPr>
+          <w:b/>
+          <w:bCs/>
+          <w:color w:val="D86DCB" w:themeColor="accent5" w:themeTint="99"/>
+          <w:sz w:val="36"/>
+          <w:szCs w:val="36"/>
+        </w:rPr>
+        <w:t xml:space="preserve"> {</w:t>
+      </w:r>
+    </w:p>
+    <w:p>
+      <w:pPr>
+        <w:jc w:val="both"/>
+        <w:rPr>
+          <w:b/>
+          <w:bCs/>
+          <w:color w:val="D86DCB" w:themeColor="accent5" w:themeTint="99"/>
+          <w:sz w:val="36"/>
+          <w:szCs w:val="36"/>
+        </w:rPr>
+      </w:pPr>
+      <w:r>
+        <w:rPr>
+          <w:b/>
+          <w:bCs/>
+          <w:color w:val="D86DCB" w:themeColor="accent5" w:themeTint="99"/>
+          <w:sz w:val="36"/>
+          <w:szCs w:val="36"/>
+        </w:rPr>
+        <w:t xml:space="preserve">                </w:t>
+      </w:r>
+      <w:proofErr w:type="spellStart"/>
+      <w:r>
+        <w:rPr>
+          <w:b/>
+          <w:bCs/>
+          <w:color w:val="D86DCB" w:themeColor="accent5" w:themeTint="99"/>
+          <w:sz w:val="36"/>
+          <w:szCs w:val="36"/>
+        </w:rPr>
+        <w:t>mappingFileUploadEnabled</w:t>
+      </w:r>
+      <w:proofErr w:type="spellEnd"/>
+      <w:r>
+        <w:rPr>
+          <w:b/>
+          <w:bCs/>
+          <w:color w:val="D86DCB" w:themeColor="accent5" w:themeTint="99"/>
+          <w:sz w:val="36"/>
+          <w:szCs w:val="36"/>
+        </w:rPr>
+        <w:t xml:space="preserve"> true</w:t>
+      </w:r>
+    </w:p>
+    <w:p>
+      <w:pPr>
+        <w:jc w:val="both"/>
+        <w:rPr>
+          <w:b/>
+          <w:bCs/>
+          <w:color w:val="D86DCB" w:themeColor="accent5" w:themeTint="99"/>
+          <w:sz w:val="36"/>
+          <w:szCs w:val="36"/>
+        </w:rPr>
+      </w:pPr>
+      <w:r>
+        <w:rPr>
+          <w:b/>
+          <w:bCs/>
+          <w:color w:val="D86DCB" w:themeColor="accent5" w:themeTint="99"/>
+          <w:sz w:val="36"/>
+          <w:szCs w:val="36"/>
+        </w:rPr>
         <w:lastRenderedPageBreak/>
-        <w:t xml:space="preserve">            // IMPORTANT: Crashlytics mapping upload</w:t>
-      </w:r>
-    </w:p>
-    <w:p>
-      <w:pPr>
-        <w:jc w:val="both"/>
-        <w:rPr>
-          <w:b/>
-          <w:bCs/>
-          <w:color w:val="D86DCB" w:themeColor="accent5" w:themeTint="99"/>
-          <w:sz w:val="36"/>
-          <w:szCs w:val="36"/>
-        </w:rPr>
-      </w:pPr>
-      <w:r>
-        <w:rPr>
-          <w:b/>
-          <w:bCs/>
-          <w:color w:val="D86DCB" w:themeColor="accent5" w:themeTint="99"/>
-          <w:sz w:val="36"/>
-          <w:szCs w:val="36"/>
-        </w:rPr>
-        <w:t xml:space="preserve">            </w:t>
-      </w:r>
-      <w:proofErr w:type="spellStart"/>
-      <w:r>
-        <w:rPr>
-          <w:b/>
-          <w:bCs/>
-          <w:color w:val="D86DCB" w:themeColor="accent5" w:themeTint="99"/>
-          <w:sz w:val="36"/>
-          <w:szCs w:val="36"/>
-        </w:rPr>
-        <w:t>firebaseCrashlytics</w:t>
-      </w:r>
-      <w:proofErr w:type="spellEnd"/>
-      <w:r>
-        <w:rPr>
-          <w:b/>
-          <w:bCs/>
-          <w:color w:val="D86DCB" w:themeColor="accent5" w:themeTint="99"/>
-          <w:sz w:val="36"/>
-          <w:szCs w:val="36"/>
-        </w:rPr>
-        <w:t xml:space="preserve"> {</w:t>
-      </w:r>
-    </w:p>
-    <w:p>
-      <w:pPr>
-        <w:jc w:val="both"/>
-        <w:rPr>
-          <w:b/>
-          <w:bCs/>
-          <w:color w:val="D86DCB" w:themeColor="accent5" w:themeTint="99"/>
-          <w:sz w:val="36"/>
-          <w:szCs w:val="36"/>
-        </w:rPr>
-      </w:pPr>
-      <w:r>
-        <w:rPr>
-          <w:b/>
-          <w:bCs/>
-          <w:color w:val="D86DCB" w:themeColor="accent5" w:themeTint="99"/>
-          <w:sz w:val="36"/>
-          <w:szCs w:val="36"/>
-        </w:rPr>
-        <w:t xml:space="preserve">                </w:t>
-      </w:r>
-      <w:proofErr w:type="spellStart"/>
-      <w:r>
-        <w:rPr>
-          <w:b/>
-          <w:bCs/>
-          <w:color w:val="D86DCB" w:themeColor="accent5" w:themeTint="99"/>
-          <w:sz w:val="36"/>
-          <w:szCs w:val="36"/>
-        </w:rPr>
-        <w:t>mappingFileUploadEnabled</w:t>
-      </w:r>
-      <w:proofErr w:type="spellEnd"/>
-      <w:r>
-        <w:rPr>
-          <w:b/>
-          <w:bCs/>
-          <w:color w:val="D86DCB" w:themeColor="accent5" w:themeTint="99"/>
-          <w:sz w:val="36"/>
-          <w:szCs w:val="36"/>
-        </w:rPr>
-        <w:t xml:space="preserve"> true</w:t>
-      </w:r>
-    </w:p>
-    <w:p>
-      <w:pPr>
-        <w:jc w:val="both"/>
-        <w:rPr>
-          <w:b/>
-          <w:bCs/>
-          <w:color w:val="D86DCB" w:themeColor="accent5" w:themeTint="99"/>
-          <w:sz w:val="36"/>
-          <w:szCs w:val="36"/>
-        </w:rPr>
-      </w:pPr>
-      <w:r>
-        <w:rPr>
-          <w:b/>
-          <w:bCs/>
-          <w:color w:val="D86DCB" w:themeColor="accent5" w:themeTint="99"/>
-          <w:sz w:val="36"/>
-          <w:szCs w:val="36"/>
-        </w:rPr>
         <w:t xml:space="preserve">            }</w:t>
       </w:r>
     </w:p>
@@ -5226,6 +8142,7 @@
           <w:sz w:val="36"/>
           <w:szCs w:val="36"/>
         </w:rPr>
+        <w:lastRenderedPageBreak/>
         <w:t>Reflection</w:t>
       </w:r>
     </w:p>
@@ -5657,81 +8574,81 @@
           <w:sz w:val="36"/>
           <w:szCs w:val="36"/>
         </w:rPr>
+        <w:t>Flutter-Specific Advice (Important)</w:t>
+      </w:r>
+      <w:r>
+        <w:rPr>
+          <w:sz w:val="36"/>
+          <w:szCs w:val="36"/>
+        </w:rPr>
+        <w:t>:</w:t>
+      </w:r>
+    </w:p>
+    <w:p>
+      <w:pPr>
+        <w:jc w:val="both"/>
+        <w:rPr>
+          <w:sz w:val="36"/>
+          <w:szCs w:val="36"/>
+        </w:rPr>
+      </w:pPr>
+      <w:r>
+        <w:rPr>
+          <w:sz w:val="36"/>
+          <w:szCs w:val="36"/>
+        </w:rPr>
+        <w:t xml:space="preserve"># </w:t>
+      </w:r>
+      <w:r>
+        <w:rPr>
+          <w:sz w:val="36"/>
+          <w:szCs w:val="36"/>
+        </w:rPr>
+        <w:t xml:space="preserve">Since </w:t>
+      </w:r>
+      <w:r>
+        <w:rPr>
+          <w:sz w:val="36"/>
+          <w:szCs w:val="36"/>
+        </w:rPr>
+        <w:t>we</w:t>
+      </w:r>
+      <w:r>
+        <w:rPr>
+          <w:sz w:val="36"/>
+          <w:szCs w:val="36"/>
+        </w:rPr>
+        <w:t>’re building Flutter apps</w:t>
+      </w:r>
+      <w:r>
+        <w:rPr>
+          <w:sz w:val="36"/>
+          <w:szCs w:val="36"/>
+        </w:rPr>
+        <w:t>, m</w:t>
+      </w:r>
+      <w:r>
+        <w:rPr>
+          <w:sz w:val="36"/>
+          <w:szCs w:val="36"/>
+        </w:rPr>
+        <w:t>ost of our Dart code is compiled to native ahead-of-time (AOT).</w:t>
+      </w:r>
+    </w:p>
+    <w:p>
+      <w:pPr>
+        <w:jc w:val="both"/>
+        <w:rPr>
+          <w:sz w:val="36"/>
+          <w:szCs w:val="36"/>
+        </w:rPr>
+      </w:pPr>
+      <w:r>
+        <w:rPr>
+          <w:sz w:val="36"/>
+          <w:szCs w:val="36"/>
+        </w:rPr>
         <w:lastRenderedPageBreak/>
-        <w:t>Flutter-Specific Advice (Important)</w:t>
-      </w:r>
-      <w:r>
-        <w:rPr>
-          <w:sz w:val="36"/>
-          <w:szCs w:val="36"/>
-        </w:rPr>
-        <w:t>:</w:t>
-      </w:r>
-    </w:p>
-    <w:p>
-      <w:pPr>
-        <w:jc w:val="both"/>
-        <w:rPr>
-          <w:sz w:val="36"/>
-          <w:szCs w:val="36"/>
-        </w:rPr>
-      </w:pPr>
-      <w:r>
-        <w:rPr>
-          <w:sz w:val="36"/>
-          <w:szCs w:val="36"/>
-        </w:rPr>
-        <w:t xml:space="preserve"># </w:t>
-      </w:r>
-      <w:r>
-        <w:rPr>
-          <w:sz w:val="36"/>
-          <w:szCs w:val="36"/>
-        </w:rPr>
-        <w:t xml:space="preserve">Since </w:t>
-      </w:r>
-      <w:r>
-        <w:rPr>
-          <w:sz w:val="36"/>
-          <w:szCs w:val="36"/>
-        </w:rPr>
-        <w:t>we</w:t>
-      </w:r>
-      <w:r>
-        <w:rPr>
-          <w:sz w:val="36"/>
-          <w:szCs w:val="36"/>
-        </w:rPr>
-        <w:t>’re building Flutter apps</w:t>
-      </w:r>
-      <w:r>
-        <w:rPr>
-          <w:sz w:val="36"/>
-          <w:szCs w:val="36"/>
-        </w:rPr>
-        <w:t>, m</w:t>
-      </w:r>
-      <w:r>
-        <w:rPr>
-          <w:sz w:val="36"/>
-          <w:szCs w:val="36"/>
-        </w:rPr>
-        <w:t>ost of our Dart code is compiled to native ahead-of-time (AOT).</w:t>
-      </w:r>
-    </w:p>
-    <w:p>
-      <w:pPr>
-        <w:jc w:val="both"/>
-        <w:rPr>
-          <w:sz w:val="36"/>
-          <w:szCs w:val="36"/>
-        </w:rPr>
-      </w:pPr>
-      <w:r>
-        <w:rPr>
-          <w:sz w:val="36"/>
-          <w:szCs w:val="36"/>
-        </w:rPr>
         <w:t xml:space="preserve"># </w:t>
       </w:r>
       <w:r>
@@ -6245,7 +9162,6 @@
           <w:sz w:val="36"/>
           <w:szCs w:val="36"/>
         </w:rPr>
-        <w:lastRenderedPageBreak/>
         <w:t>What Can Break After Enabling This</w:t>
       </w:r>
       <w:r>
@@ -6384,6 +9300,7 @@
                 <w:sz w:val="36"/>
                 <w:szCs w:val="36"/>
               </w:rPr>
+              <w:lastRenderedPageBreak/>
               <w:t>Firebase</w:t>
             </w:r>
           </w:p>
@@ -7033,7 +9950,6 @@
           <w:sz w:val="36"/>
           <w:szCs w:val="36"/>
         </w:rPr>
-        <w:lastRenderedPageBreak/>
         <w:t># Use this mental rule:</w:t>
       </w:r>
     </w:p>
@@ -7124,6 +10040,7 @@
                 <w:sz w:val="36"/>
                 <w:szCs w:val="36"/>
               </w:rPr>
+              <w:lastRenderedPageBreak/>
               <w:t>Development</w:t>
             </w:r>
           </w:p>
@@ -7720,6 +10637,7 @@
           <w:sz w:val="36"/>
           <w:szCs w:val="36"/>
         </w:rPr>
+        <w:lastRenderedPageBreak/>
         <w:t xml:space="preserve"># Now, we can specify platform using </w:t>
       </w:r>
       <w:r>
@@ -8267,7 +11185,6 @@
           <w:sz w:val="36"/>
           <w:szCs w:val="36"/>
         </w:rPr>
-        <w:lastRenderedPageBreak/>
         <w:t xml:space="preserve">Flutter reads </w:t>
       </w:r>
       <w:proofErr w:type="spellStart"/>
@@ -8323,6 +11240,7 @@
           <w:sz w:val="36"/>
           <w:szCs w:val="36"/>
         </w:rPr>
+        <w:lastRenderedPageBreak/>
         <w:t>Filters assets based on platform</w:t>
       </w:r>
     </w:p>
@@ -8817,7 +11735,6 @@
           <w:sz w:val="36"/>
           <w:szCs w:val="36"/>
         </w:rPr>
-        <w:lastRenderedPageBreak/>
         <w:t>import '</w:t>
       </w:r>
       <w:proofErr w:type="spellStart"/>
@@ -8942,6 +11859,7 @@
           <w:sz w:val="36"/>
           <w:szCs w:val="36"/>
         </w:rPr>
+        <w:lastRenderedPageBreak/>
         <w:t xml:space="preserve">  if (</w:t>
       </w:r>
       <w:proofErr w:type="spellStart"/>
@@ -9413,7 +12331,6 @@
           <w:sz w:val="36"/>
           <w:szCs w:val="36"/>
         </w:rPr>
-        <w:lastRenderedPageBreak/>
         <w:t>Different UI per platform</w:t>
       </w:r>
     </w:p>
@@ -9477,6 +12394,7 @@
           <w:sz w:val="36"/>
           <w:szCs w:val="36"/>
         </w:rPr>
+        <w:lastRenderedPageBreak/>
         <w:t>Multi-platform apps (which we WILL build)</w:t>
       </w:r>
     </w:p>
@@ -10088,7 +13006,7 @@
   <w:abstractNum w:abstractNumId="2" w15:restartNumberingAfterBreak="0">
     <w:nsid w:val="103B6C7F"/>
     <w:multiLevelType w:val="hybridMultilevel"/>
-    <w:tmpl w:val="3936176E"/>
+    <w:tmpl w:val="4FE8D3F0"/>
     <w:lvl w:ilvl="0" w:tplc="04090001">
       <w:start w:val="1"/>
       <w:numFmt w:val="bullet"/>
@@ -12857,7 +15775,6 @@
   <w:style w:type="character" w:default="1" w:styleId="DefaultParagraphFont">
     <w:name w:val="Default Paragraph Font"/>
     <w:uiPriority w:val="1"/>
-    <w:semiHidden/>
     <w:unhideWhenUsed/>
   </w:style>
   <w:style w:type="table" w:default="1" w:styleId="TableNormal">
